--- a/Labs/Lab2 Bus.docx
+++ b/Labs/Lab2 Bus.docx
@@ -13,31 +13,7 @@
           <w:sz w:val="44"/>
           <w:szCs w:val="44"/>
         </w:rPr>
-        <w:t>CSC112 Lab</w:t>
-      </w:r>
-      <w:r>
-        <w:rPr>
-          <w:rFonts w:ascii="Times New Roman" w:hAnsi="Times New Roman" w:cs="Times New Roman"/>
-          <w:sz w:val="44"/>
-          <w:szCs w:val="44"/>
-        </w:rPr>
-        <w:t>3</w:t>
-      </w:r>
-      <w:r>
-        <w:rPr>
-          <w:rFonts w:ascii="Times New Roman" w:hAnsi="Times New Roman" w:cs="Times New Roman"/>
-          <w:sz w:val="44"/>
-          <w:szCs w:val="44"/>
-        </w:rPr>
-        <w:t xml:space="preserve">: </w:t>
-      </w:r>
-      <w:r>
-        <w:rPr>
-          <w:rFonts w:ascii="Times New Roman" w:hAnsi="Times New Roman" w:cs="Times New Roman"/>
-          <w:sz w:val="44"/>
-          <w:szCs w:val="44"/>
-        </w:rPr>
-        <w:t>Hofstra Bus System</w:t>
+        <w:t>CSC112 Lab3: Hofstra Bus System</w:t>
       </w:r>
     </w:p>
     <w:p>
@@ -46,11 +22,13 @@
         <w:spacing w:before="240"/>
         <w:ind w:left="-5"/>
         <w:rPr>
+          <w:color w:val="auto"/>
           <w:szCs w:val="20"/>
         </w:rPr>
       </w:pPr>
       <w:r>
         <w:rPr>
+          <w:color w:val="auto"/>
           <w:szCs w:val="20"/>
         </w:rPr>
         <w:t>Objectives</w:t>
@@ -60,32 +38,46 @@
       <w:pPr>
         <w:spacing w:before="240"/>
         <w:ind w:left="10"/>
-      </w:pPr>
-      <w:r>
-        <w:t xml:space="preserve">Get familiar with </w:t>
-      </w:r>
-      <w:proofErr w:type="spellStart"/>
-      <w:r>
-        <w:t>pthread</w:t>
-      </w:r>
-      <w:proofErr w:type="spellEnd"/>
-      <w:r>
-        <w:t xml:space="preserve"> library usage in Linux. Use synchronization to solve real-world problems.</w:t>
-      </w:r>
-      <w:r>
+        <w:rPr>
+          <w:color w:val="auto"/>
+        </w:rPr>
+      </w:pPr>
+      <w:r>
+        <w:rPr>
+          <w:color w:val="auto"/>
+        </w:rPr>
+        <w:t>Get familiar with pthread library usage in Linux. Use synchronization to solve real-world problems.</w:t>
+      </w:r>
+      <w:r>
+        <w:rPr>
+          <w:color w:val="auto"/>
+        </w:rPr>
         <w:t xml:space="preserve"> (</w:t>
       </w:r>
       <w:r>
+        <w:rPr>
+          <w:color w:val="auto"/>
+        </w:rPr>
         <w:t>This</w:t>
       </w:r>
       <w:r>
-        <w:t xml:space="preserve"> assignment only works on Linux. Please refer to “</w:t>
-      </w:r>
-      <w:r>
-        <w:t>Running Linux on Windows or MacOS</w:t>
-      </w:r>
-      <w:r>
-        <w:t>” on course homepage.)</w:t>
+        <w:rPr>
+          <w:color w:val="auto"/>
+        </w:rPr>
+        <w:t xml:space="preserve"> assignment only works on Linux</w:t>
+      </w:r>
+      <w:r>
+        <w:rPr>
+          <w:color w:val="auto"/>
+          <w:lang w:val="en-US"/>
+        </w:rPr>
+        <w:t>, not WSL on Windows</w:t>
+      </w:r>
+      <w:r>
+        <w:rPr>
+          <w:color w:val="auto"/>
+        </w:rPr>
+        <w:t>. Please refer to “Running Linux on Windows or MacOS” on course homepage.)</w:t>
       </w:r>
     </w:p>
     <w:p>
@@ -94,11 +86,13 @@
         <w:spacing w:before="240"/>
         <w:ind w:left="-5"/>
         <w:rPr>
+          <w:color w:val="auto"/>
           <w:szCs w:val="20"/>
         </w:rPr>
       </w:pPr>
       <w:r>
         <w:rPr>
+          <w:color w:val="auto"/>
           <w:szCs w:val="20"/>
         </w:rPr>
         <w:t>Hofstra Bus System</w:t>
@@ -108,208 +102,184 @@
       <w:pPr>
         <w:spacing w:after="275"/>
         <w:ind w:left="-5" w:right="15"/>
-      </w:pPr>
-      <w:r>
-        <w:t xml:space="preserve">Write a concurrent C program that emulates the </w:t>
-      </w:r>
-      <w:proofErr w:type="spellStart"/>
-      <w:r>
-        <w:t>behavior</w:t>
-      </w:r>
-      <w:proofErr w:type="spellEnd"/>
-      <w:r>
-        <w:t xml:space="preserve"> of the Hofstra bus system. Each student and each bus </w:t>
-      </w:r>
-      <w:proofErr w:type="gramStart"/>
-      <w:r>
-        <w:t>is</w:t>
-      </w:r>
-      <w:proofErr w:type="gramEnd"/>
-      <w:r>
-        <w:t xml:space="preserve"> </w:t>
-      </w:r>
-      <w:proofErr w:type="spellStart"/>
-      <w:r>
-        <w:t>modeled</w:t>
-      </w:r>
-      <w:proofErr w:type="spellEnd"/>
-      <w:r>
+        <w:rPr>
+          <w:color w:val="auto"/>
+        </w:rPr>
+      </w:pPr>
+      <w:r>
+        <w:rPr>
+          <w:color w:val="auto"/>
+        </w:rPr>
+        <w:t xml:space="preserve">Write a concurrent C program that emulates the behavior of the Hofstra bus system. Each student and each bus </w:t>
+      </w:r>
+      <w:r>
+        <w:rPr>
+          <w:color w:val="auto"/>
+        </w:rPr>
+        <w:t>is modeled</w:t>
+      </w:r>
+      <w:r>
+        <w:rPr>
+          <w:color w:val="auto"/>
+        </w:rPr>
         <w:t xml:space="preserve"> by a thread. </w:t>
       </w:r>
       <w:r>
-        <w:t>When a bus arrives at the station, i</w:t>
-      </w:r>
-      <w:r>
-        <w:t xml:space="preserve">t should </w:t>
-      </w:r>
-      <w:r>
+        <w:rPr>
+          <w:color w:val="auto"/>
+        </w:rPr>
+        <w:t xml:space="preserve">When a bus arrives at the station, it should </w:t>
+      </w:r>
+      <w:r>
+        <w:rPr>
+          <w:color w:val="auto"/>
+        </w:rPr>
         <w:t xml:space="preserve">signal and </w:t>
       </w:r>
       <w:r>
-        <w:t>wake up all the student threads waiting at the station</w:t>
-      </w:r>
-      <w:r>
-        <w:t xml:space="preserve"> to board the </w:t>
-      </w:r>
-      <w:proofErr w:type="gramStart"/>
-      <w:r>
-        <w:t>bus</w:t>
-      </w:r>
-      <w:r>
-        <w:t>, and</w:t>
-      </w:r>
-      <w:proofErr w:type="gramEnd"/>
-      <w:r>
-        <w:t xml:space="preserve"> then </w:t>
-      </w:r>
-      <w:r>
-        <w:t>goes to sleep</w:t>
-      </w:r>
-      <w:r>
+        <w:rPr>
+          <w:color w:val="auto"/>
+        </w:rPr>
+        <w:t>wake up all the student threads waiting at the station to board the bus</w:t>
+      </w:r>
+      <w:r>
+        <w:rPr>
+          <w:color w:val="auto"/>
+        </w:rPr>
+        <w:t xml:space="preserve">, and then </w:t>
+      </w:r>
+      <w:r>
+        <w:rPr>
+          <w:color w:val="auto"/>
+        </w:rPr>
+        <w:t>go to sleep</w:t>
+      </w:r>
+      <w:r>
+        <w:rPr>
+          <w:color w:val="auto"/>
+        </w:rPr>
         <w:t xml:space="preserve"> waiting in a loop. When each student boards the bus</w:t>
       </w:r>
       <w:r>
+        <w:rPr>
+          <w:color w:val="auto"/>
+        </w:rPr>
         <w:t xml:space="preserve"> in ticket order</w:t>
       </w:r>
       <w:r>
-        <w:t xml:space="preserve">, the student thread should signal and wake up the bus thread so it can continue to wait for the next student to board. The boarding process ends </w:t>
-      </w:r>
-      <w:r>
-        <w:t xml:space="preserve">if no more students are </w:t>
-      </w:r>
-      <w:proofErr w:type="gramStart"/>
-      <w:r>
-        <w:t>waiting</w:t>
-      </w:r>
-      <w:proofErr w:type="gramEnd"/>
-      <w:r>
-        <w:t xml:space="preserve"> or no seats are available</w:t>
-      </w:r>
-      <w:r>
-        <w:t xml:space="preserve"> on the bus.</w:t>
-      </w:r>
-      <w:r>
-        <w:t xml:space="preserve"> Use condition variables for the waiting and </w:t>
-      </w:r>
-      <w:proofErr w:type="spellStart"/>
-      <w:r>
-        <w:t>signaling</w:t>
-      </w:r>
-      <w:proofErr w:type="spellEnd"/>
-      <w:r>
-        <w:t xml:space="preserve"> operations.</w:t>
-      </w:r>
-      <w:r>
-        <w:t xml:space="preserve"> (This is one possible system design. Feel free to design your system in a different way </w:t>
-      </w:r>
-      <w:proofErr w:type="gramStart"/>
-      <w:r>
-        <w:t>as long as</w:t>
-      </w:r>
-      <w:proofErr w:type="gramEnd"/>
-      <w:r>
-        <w:t xml:space="preserve"> it works correctly.)</w:t>
+        <w:rPr>
+          <w:color w:val="auto"/>
+        </w:rPr>
+        <w:t>, the student thread should signal and wake up the bus thread so it can continue to wait for the next student to board. The boarding process ends if no more students are waiting or no seats are available on the bus.</w:t>
+      </w:r>
+      <w:r>
+        <w:rPr>
+          <w:color w:val="auto"/>
+        </w:rPr>
+        <w:t xml:space="preserve"> Use condition variables for the waiting and signaling operations.</w:t>
+      </w:r>
+      <w:r>
+        <w:rPr>
+          <w:color w:val="auto"/>
+        </w:rPr>
+        <w:t xml:space="preserve"> (This is one possible system design. Feel free to design your system in a different way as long as it works correctly.)</w:t>
       </w:r>
     </w:p>
     <w:p>
       <w:pPr>
         <w:spacing w:after="275"/>
         <w:ind w:left="-5" w:right="15"/>
-      </w:pPr>
-      <w:r>
+        <w:rPr>
+          <w:color w:val="auto"/>
+        </w:rPr>
+      </w:pPr>
+      <w:r>
+        <w:rPr>
+          <w:color w:val="auto"/>
+        </w:rPr>
         <w:t xml:space="preserve">You are asked to write synchronization functions that will guarantee orderly boarding. </w:t>
       </w:r>
       <w:r>
+        <w:rPr>
+          <w:color w:val="auto"/>
+        </w:rPr>
         <w:t xml:space="preserve">In </w:t>
       </w:r>
-      <w:proofErr w:type="spellStart"/>
       <w:r>
         <w:rPr>
           <w:rFonts w:ascii="Consolas" w:eastAsia="Consolas" w:hAnsi="Consolas" w:cs="Consolas"/>
+          <w:color w:val="auto"/>
         </w:rPr>
         <w:t>hofbus_incomplete.c</w:t>
       </w:r>
-      <w:proofErr w:type="spellEnd"/>
-      <w:r>
+      <w:r>
+        <w:rPr>
+          <w:color w:val="auto"/>
+        </w:rPr>
         <w:t xml:space="preserve">, </w:t>
       </w:r>
       <w:r>
         <w:rPr>
           <w:rFonts w:ascii="Courier New" w:eastAsia="Courier New" w:hAnsi="Courier New" w:cs="Courier New"/>
+          <w:color w:val="auto"/>
         </w:rPr>
         <w:t>struct station</w:t>
       </w:r>
       <w:r>
-        <w:t xml:space="preserve">, </w:t>
-      </w:r>
-      <w:r>
+        <w:rPr>
+          <w:color w:val="auto"/>
+        </w:rPr>
+        <w:t xml:space="preserve"> </w:t>
+      </w:r>
+      <w:r>
+        <w:rPr>
+          <w:color w:val="auto"/>
+        </w:rPr>
         <w:t xml:space="preserve">has been defined along with a function </w:t>
       </w:r>
-      <w:proofErr w:type="spellStart"/>
       <w:r>
         <w:rPr>
           <w:rFonts w:ascii="Courier New" w:eastAsia="Courier New" w:hAnsi="Courier New" w:cs="Courier New"/>
-        </w:rPr>
-        <w:t>station_</w:t>
-      </w:r>
-      <w:proofErr w:type="gramStart"/>
-      <w:r>
-        <w:rPr>
-          <w:rFonts w:ascii="Courier New" w:eastAsia="Courier New" w:hAnsi="Courier New" w:cs="Courier New"/>
-        </w:rPr>
-        <w:t>init</w:t>
-      </w:r>
-      <w:proofErr w:type="spellEnd"/>
-      <w:r>
-        <w:rPr>
-          <w:rFonts w:ascii="Courier New" w:eastAsia="Courier New" w:hAnsi="Courier New" w:cs="Courier New"/>
-        </w:rPr>
-        <w:t>(</w:t>
-      </w:r>
-      <w:proofErr w:type="gramEnd"/>
-      <w:r>
-        <w:rPr>
-          <w:rFonts w:ascii="Courier New" w:eastAsia="Courier New" w:hAnsi="Courier New" w:cs="Courier New"/>
-        </w:rPr>
-        <w:t>struct station *station)</w:t>
-      </w:r>
-      <w:r>
+          <w:color w:val="auto"/>
+        </w:rPr>
+        <w:t>station_init(struct station *station)</w:t>
+      </w:r>
+      <w:r>
+        <w:rPr>
+          <w:color w:val="auto"/>
+        </w:rPr>
         <w:t xml:space="preserve">. </w:t>
       </w:r>
       <w:r>
+        <w:rPr>
+          <w:color w:val="auto"/>
+        </w:rPr>
         <w:t xml:space="preserve">You need to implement two functions in the file </w:t>
       </w:r>
-      <w:proofErr w:type="spellStart"/>
       <w:r>
         <w:rPr>
           <w:rFonts w:ascii="Consolas" w:eastAsia="Consolas" w:hAnsi="Consolas" w:cs="Consolas"/>
-        </w:rPr>
-        <w:t>hofbus_incomplete.</w:t>
-      </w:r>
-      <w:proofErr w:type="gramStart"/>
+          <w:color w:val="auto"/>
+        </w:rPr>
+        <w:t>hofbus_incomplete.c</w:t>
+      </w:r>
+      <w:r>
+        <w:rPr>
+          <w:color w:val="auto"/>
+        </w:rPr>
+        <w:t xml:space="preserve">, and rename the file as </w:t>
+      </w:r>
       <w:r>
         <w:rPr>
           <w:rFonts w:ascii="Consolas" w:eastAsia="Consolas" w:hAnsi="Consolas" w:cs="Consolas"/>
-        </w:rPr>
-        <w:t>c</w:t>
-      </w:r>
-      <w:proofErr w:type="spellEnd"/>
-      <w:r>
-        <w:t>, and</w:t>
-      </w:r>
-      <w:proofErr w:type="gramEnd"/>
-      <w:r>
-        <w:t xml:space="preserve"> rename the file as </w:t>
-      </w:r>
-      <w:proofErr w:type="spellStart"/>
-      <w:r>
-        <w:rPr>
-          <w:rFonts w:ascii="Consolas" w:eastAsia="Consolas" w:hAnsi="Consolas" w:cs="Consolas"/>
+          <w:color w:val="auto"/>
         </w:rPr>
         <w:t>hofbus.c</w:t>
       </w:r>
-      <w:proofErr w:type="spellEnd"/>
-      <w:r>
+      <w:r>
+        <w:rPr>
+          <w:color w:val="auto"/>
+        </w:rPr>
         <w:t xml:space="preserve"> before submitting it.</w:t>
       </w:r>
     </w:p>
@@ -317,66 +287,73 @@
       <w:pPr>
         <w:spacing w:line="519" w:lineRule="auto"/>
         <w:ind w:left="-5" w:right="15"/>
-      </w:pPr>
-      <w:r>
+        <w:rPr>
+          <w:color w:val="auto"/>
+        </w:rPr>
+      </w:pPr>
+      <w:r>
+        <w:rPr>
+          <w:color w:val="auto"/>
+        </w:rPr>
         <w:t xml:space="preserve">When a bus arrives at the station and has opened its doors, it invokes the function: </w:t>
       </w:r>
-      <w:proofErr w:type="spellStart"/>
       <w:r>
         <w:rPr>
           <w:rFonts w:ascii="Courier New" w:eastAsia="Courier New" w:hAnsi="Courier New" w:cs="Courier New"/>
-        </w:rPr>
-        <w:t>station_load_</w:t>
-      </w:r>
-      <w:proofErr w:type="gramStart"/>
-      <w:r>
-        <w:rPr>
-          <w:rFonts w:ascii="Courier New" w:eastAsia="Courier New" w:hAnsi="Courier New" w:cs="Courier New"/>
-        </w:rPr>
-        <w:t>bus</w:t>
-      </w:r>
-      <w:proofErr w:type="spellEnd"/>
-      <w:r>
-        <w:rPr>
-          <w:rFonts w:ascii="Courier New" w:eastAsia="Courier New" w:hAnsi="Courier New" w:cs="Courier New"/>
-        </w:rPr>
-        <w:t>(</w:t>
-      </w:r>
-      <w:proofErr w:type="gramEnd"/>
-      <w:r>
-        <w:rPr>
-          <w:rFonts w:ascii="Courier New" w:eastAsia="Courier New" w:hAnsi="Courier New" w:cs="Courier New"/>
-        </w:rPr>
-        <w:t>struct station *station, int count)</w:t>
+          <w:color w:val="auto"/>
+        </w:rPr>
+        <w:t>station_load_bus(struct station *station, int count)</w:t>
       </w:r>
     </w:p>
     <w:p>
       <w:pPr>
         <w:spacing w:after="260"/>
         <w:ind w:left="-5" w:right="15"/>
-      </w:pPr>
-      <w:r>
+        <w:rPr>
+          <w:color w:val="auto"/>
+        </w:rPr>
+      </w:pPr>
+      <w:r>
+        <w:rPr>
+          <w:color w:val="auto"/>
+        </w:rPr>
         <w:t xml:space="preserve">where </w:t>
       </w:r>
       <w:r>
         <w:rPr>
           <w:rFonts w:ascii="Courier New" w:eastAsia="Courier New" w:hAnsi="Courier New" w:cs="Courier New"/>
+          <w:color w:val="auto"/>
         </w:rPr>
         <w:t xml:space="preserve">count </w:t>
       </w:r>
       <w:r>
+        <w:rPr>
+          <w:color w:val="auto"/>
+        </w:rPr>
         <w:t>indicates how many seats are available on the bus.</w:t>
       </w:r>
       <w:r>
+        <w:rPr>
+          <w:color w:val="auto"/>
+        </w:rPr>
         <w:t xml:space="preserve"> </w:t>
       </w:r>
       <w:r>
+        <w:rPr>
+          <w:color w:val="auto"/>
+        </w:rPr>
         <w:t xml:space="preserve">The function must not return until the bus is boarded </w:t>
       </w:r>
       <w:r>
+        <w:rPr>
+          <w:color w:val="auto"/>
+        </w:rPr>
         <w:t xml:space="preserve">successfully </w:t>
       </w:r>
       <w:r>
+        <w:rPr>
+          <w:color w:val="auto"/>
+        </w:rPr>
         <w:t>(either the bus is full or all waiting students have boarded).</w:t>
       </w:r>
     </w:p>
@@ -384,107 +361,107 @@
       <w:pPr>
         <w:spacing w:after="261"/>
         <w:ind w:left="-5" w:right="15"/>
-      </w:pPr>
-      <w:r>
-        <w:t>When a student arrives at the bus station, the student will receive a ticket. The student with a smaller ticket number would get aborded earlier. After that, the student would start waiting by invoking the function:</w:t>
+        <w:rPr>
+          <w:color w:val="auto"/>
+        </w:rPr>
+      </w:pPr>
+      <w:r>
+        <w:rPr>
+          <w:color w:val="auto"/>
+        </w:rPr>
+        <w:t xml:space="preserve">When a student arrives at the bus station, the student will receive a ticket. The student with a smaller ticket number would </w:t>
+      </w:r>
+      <w:r>
+        <w:rPr>
+          <w:color w:val="auto"/>
+        </w:rPr>
+        <w:t>boa</w:t>
+      </w:r>
+      <w:r>
+        <w:rPr>
+          <w:color w:val="auto"/>
+        </w:rPr>
+        <w:t>rd</w:t>
+      </w:r>
+      <w:r>
+        <w:rPr>
+          <w:color w:val="auto"/>
+          <w:lang w:val="en-US"/>
+        </w:rPr>
+        <w:t xml:space="preserve"> the bus</w:t>
+      </w:r>
+      <w:r>
+        <w:rPr>
+          <w:color w:val="auto"/>
+        </w:rPr>
+        <w:t xml:space="preserve"> earlier. After that, the student would start waiting by invoking the function:</w:t>
       </w:r>
     </w:p>
     <w:p>
       <w:pPr>
         <w:spacing w:after="270" w:line="259" w:lineRule="auto"/>
         <w:ind w:left="-5"/>
-      </w:pPr>
-      <w:proofErr w:type="spellStart"/>
+        <w:rPr>
+          <w:color w:val="auto"/>
+        </w:rPr>
+      </w:pPr>
       <w:r>
         <w:rPr>
           <w:rFonts w:ascii="Courier New" w:eastAsia="Courier New" w:hAnsi="Courier New" w:cs="Courier New"/>
-        </w:rPr>
-        <w:t>station_wait_for_</w:t>
-      </w:r>
-      <w:proofErr w:type="gramStart"/>
-      <w:r>
-        <w:rPr>
-          <w:rFonts w:ascii="Courier New" w:eastAsia="Courier New" w:hAnsi="Courier New" w:cs="Courier New"/>
-        </w:rPr>
-        <w:t>bus</w:t>
-      </w:r>
-      <w:proofErr w:type="spellEnd"/>
-      <w:r>
-        <w:rPr>
-          <w:rFonts w:ascii="Courier New" w:eastAsia="Courier New" w:hAnsi="Courier New" w:cs="Courier New"/>
-        </w:rPr>
-        <w:t>(</w:t>
-      </w:r>
-      <w:proofErr w:type="gramEnd"/>
-      <w:r>
-        <w:rPr>
-          <w:rFonts w:ascii="Courier New" w:eastAsia="Courier New" w:hAnsi="Courier New" w:cs="Courier New"/>
-        </w:rPr>
-        <w:t xml:space="preserve">struct station *station, int </w:t>
-      </w:r>
-      <w:proofErr w:type="spellStart"/>
-      <w:r>
-        <w:rPr>
-          <w:rFonts w:ascii="Courier New" w:eastAsia="Courier New" w:hAnsi="Courier New" w:cs="Courier New"/>
-        </w:rPr>
-        <w:t>myticket</w:t>
-      </w:r>
-      <w:proofErr w:type="spellEnd"/>
-      <w:r>
-        <w:rPr>
-          <w:rFonts w:ascii="Courier New" w:eastAsia="Courier New" w:hAnsi="Courier New" w:cs="Courier New"/>
-        </w:rPr>
-        <w:t xml:space="preserve">, int </w:t>
-      </w:r>
-      <w:proofErr w:type="spellStart"/>
-      <w:r>
-        <w:rPr>
-          <w:rFonts w:ascii="Courier New" w:eastAsia="Courier New" w:hAnsi="Courier New" w:cs="Courier New"/>
-        </w:rPr>
-        <w:t>myid</w:t>
-      </w:r>
-      <w:proofErr w:type="spellEnd"/>
-      <w:r>
-        <w:rPr>
-          <w:rFonts w:ascii="Courier New" w:eastAsia="Courier New" w:hAnsi="Courier New" w:cs="Courier New"/>
-        </w:rPr>
-        <w:t>)</w:t>
+          <w:color w:val="auto"/>
+        </w:rPr>
+        <w:t>station_wait_for_bus(struct station *station, int myticket, int myid)</w:t>
       </w:r>
     </w:p>
     <w:p>
       <w:pPr>
         <w:spacing w:after="281"/>
         <w:ind w:left="-5" w:right="15"/>
-      </w:pPr>
-      <w:r>
-        <w:t xml:space="preserve">The ticket number and student id would be passed to the function. This function must not return until a bus is in the station (i.e., a call to </w:t>
-      </w:r>
-      <w:proofErr w:type="spellStart"/>
+        <w:rPr>
+          <w:color w:val="auto"/>
+        </w:rPr>
+      </w:pPr>
+      <w:r>
+        <w:rPr>
+          <w:color w:val="auto"/>
+        </w:rPr>
+        <w:t xml:space="preserve">The ticket number and student </w:t>
+      </w:r>
+      <w:r>
+        <w:rPr>
+          <w:color w:val="auto"/>
+        </w:rPr>
+        <w:t>ID</w:t>
+      </w:r>
+      <w:r>
+        <w:rPr>
+          <w:color w:val="auto"/>
+        </w:rPr>
+        <w:t xml:space="preserve"> would be passed to the function. This function must not return until a bus is in the station (i.e., a call to </w:t>
+      </w:r>
       <w:r>
         <w:rPr>
           <w:rFonts w:ascii="Courier New" w:eastAsia="Courier New" w:hAnsi="Courier New" w:cs="Courier New"/>
-        </w:rPr>
-        <w:t>station_load_bus</w:t>
-      </w:r>
-      <w:proofErr w:type="spellEnd"/>
-      <w:r>
-        <w:rPr>
-          <w:rFonts w:ascii="Courier New" w:eastAsia="Courier New" w:hAnsi="Courier New" w:cs="Courier New"/>
-        </w:rPr>
-        <w:t xml:space="preserve"> </w:t>
-      </w:r>
-      <w:r>
+          <w:color w:val="auto"/>
+        </w:rPr>
+        <w:t xml:space="preserve">station_load_bus </w:t>
+      </w:r>
+      <w:r>
+        <w:rPr>
+          <w:color w:val="auto"/>
+        </w:rPr>
         <w:t>is in progress) and it’s the student’s turn and there are enough free seats on the bus for this student to</w:t>
       </w:r>
       <w:r>
-        <w:t xml:space="preserve"> </w:t>
-      </w:r>
-      <w:proofErr w:type="spellStart"/>
-      <w:r>
-        <w:t>boardr</w:t>
-      </w:r>
-      <w:proofErr w:type="spellEnd"/>
-      <w:r>
+        <w:rPr>
+          <w:color w:val="auto"/>
+        </w:rPr>
+        <w:t xml:space="preserve"> board</w:t>
+      </w:r>
+      <w:r>
+        <w:rPr>
+          <w:color w:val="auto"/>
+        </w:rPr>
         <w:t>. The function should return the student’s boarding turn. For example, if you are the 3rd student who gets boarded a bus at that station, the function should return 3.</w:t>
       </w:r>
     </w:p>
@@ -492,123 +469,45 @@
       <w:pPr>
         <w:spacing w:after="257"/>
         <w:ind w:left="-5" w:right="15"/>
-      </w:pPr>
-      <w:r>
-        <w:t xml:space="preserve">You must write your solution in C using the </w:t>
-      </w:r>
-      <w:proofErr w:type="spellStart"/>
-      <w:r>
-        <w:t>Pthread</w:t>
-      </w:r>
-      <w:proofErr w:type="spellEnd"/>
-      <w:r>
-        <w:t xml:space="preserve"> functions for locks and condition variables:</w:t>
+        <w:rPr>
+          <w:color w:val="auto"/>
+        </w:rPr>
+      </w:pPr>
+      <w:r>
+        <w:rPr>
+          <w:color w:val="auto"/>
+        </w:rPr>
+        <w:t>You must write your solution in C using the Pthread functions for locks and condition variables:</w:t>
       </w:r>
     </w:p>
     <w:p>
       <w:pPr>
         <w:spacing w:after="270" w:line="259" w:lineRule="auto"/>
         <w:ind w:left="-5"/>
-      </w:pPr>
-      <w:proofErr w:type="spellStart"/>
+        <w:rPr>
+          <w:color w:val="auto"/>
+        </w:rPr>
+      </w:pPr>
       <w:r>
         <w:rPr>
           <w:rFonts w:ascii="Courier New" w:eastAsia="Courier New" w:hAnsi="Courier New" w:cs="Courier New"/>
+          <w:color w:val="auto"/>
         </w:rPr>
         <w:lastRenderedPageBreak/>
-        <w:t>pthread_mutex_init</w:t>
-      </w:r>
-      <w:proofErr w:type="spellEnd"/>
-      <w:r>
-        <w:rPr>
-          <w:rFonts w:ascii="Courier New" w:eastAsia="Courier New" w:hAnsi="Courier New" w:cs="Courier New"/>
-        </w:rPr>
-        <w:t xml:space="preserve">, </w:t>
-      </w:r>
-      <w:proofErr w:type="spellStart"/>
-      <w:r>
-        <w:rPr>
-          <w:rFonts w:ascii="Courier New" w:eastAsia="Courier New" w:hAnsi="Courier New" w:cs="Courier New"/>
-        </w:rPr>
-        <w:t>pthread_cond_init</w:t>
-      </w:r>
-      <w:proofErr w:type="spellEnd"/>
-      <w:r>
-        <w:rPr>
-          <w:rFonts w:ascii="Courier New" w:eastAsia="Courier New" w:hAnsi="Courier New" w:cs="Courier New"/>
-        </w:rPr>
-        <w:t xml:space="preserve">, </w:t>
-      </w:r>
-      <w:proofErr w:type="spellStart"/>
-      <w:r>
-        <w:rPr>
-          <w:rFonts w:ascii="Courier New" w:eastAsia="Courier New" w:hAnsi="Courier New" w:cs="Courier New"/>
-        </w:rPr>
-        <w:t>pthread_mutex_lock</w:t>
-      </w:r>
-      <w:proofErr w:type="spellEnd"/>
-      <w:r>
-        <w:rPr>
-          <w:rFonts w:ascii="Courier New" w:eastAsia="Courier New" w:hAnsi="Courier New" w:cs="Courier New"/>
-        </w:rPr>
-        <w:t xml:space="preserve">, </w:t>
-      </w:r>
-      <w:proofErr w:type="spellStart"/>
-      <w:r>
-        <w:rPr>
-          <w:rFonts w:ascii="Courier New" w:eastAsia="Courier New" w:hAnsi="Courier New" w:cs="Courier New"/>
-        </w:rPr>
-        <w:t>pthread_mutex_unlock</w:t>
-      </w:r>
-      <w:proofErr w:type="spellEnd"/>
-      <w:r>
-        <w:rPr>
-          <w:rFonts w:ascii="Courier New" w:eastAsia="Courier New" w:hAnsi="Courier New" w:cs="Courier New"/>
-        </w:rPr>
-        <w:t xml:space="preserve">, </w:t>
-      </w:r>
-      <w:proofErr w:type="spellStart"/>
-      <w:r>
-        <w:rPr>
-          <w:rFonts w:ascii="Courier New" w:eastAsia="Courier New" w:hAnsi="Courier New" w:cs="Courier New"/>
-        </w:rPr>
-        <w:t>pthread_cond_wait</w:t>
-      </w:r>
-      <w:proofErr w:type="spellEnd"/>
-      <w:r>
-        <w:rPr>
-          <w:rFonts w:ascii="Courier New" w:eastAsia="Courier New" w:hAnsi="Courier New" w:cs="Courier New"/>
-        </w:rPr>
-        <w:t xml:space="preserve">, </w:t>
-      </w:r>
-      <w:proofErr w:type="spellStart"/>
-      <w:r>
-        <w:rPr>
-          <w:rFonts w:ascii="Courier New" w:eastAsia="Courier New" w:hAnsi="Courier New" w:cs="Courier New"/>
-        </w:rPr>
-        <w:t>pthread_cond_signal</w:t>
-      </w:r>
-      <w:proofErr w:type="spellEnd"/>
-      <w:r>
-        <w:rPr>
-          <w:rFonts w:ascii="Courier New" w:eastAsia="Courier New" w:hAnsi="Courier New" w:cs="Courier New"/>
-        </w:rPr>
-        <w:t xml:space="preserve">, </w:t>
-      </w:r>
-      <w:proofErr w:type="spellStart"/>
-      <w:r>
-        <w:rPr>
-          <w:rFonts w:ascii="Courier New" w:eastAsia="Courier New" w:hAnsi="Courier New" w:cs="Courier New"/>
-        </w:rPr>
-        <w:t>pthread_cond_broadcast</w:t>
-      </w:r>
-      <w:proofErr w:type="spellEnd"/>
+        <w:t>pthread_mutex_init, pthread_cond_init, pthread_mutex_lock, pthread_mutex_unlock, pthread_cond_wait, pthread_cond_signal, pthread_cond_broadcast</w:t>
+      </w:r>
     </w:p>
     <w:p>
       <w:pPr>
         <w:ind w:left="-5" w:right="15"/>
-      </w:pPr>
-      <w:r>
+        <w:rPr>
+          <w:color w:val="auto"/>
+        </w:rPr>
+      </w:pPr>
+      <w:r>
+        <w:rPr>
+          <w:color w:val="auto"/>
+        </w:rPr>
         <w:t>Use only these functions (e.g., no semaphores or other synchronization primitives).</w:t>
       </w:r>
     </w:p>
@@ -619,8 +518,14 @@
           <w:numId w:val="2"/>
         </w:numPr>
         <w:ind w:right="15" w:hanging="360"/>
-      </w:pPr>
-      <w:r>
+        <w:rPr>
+          <w:color w:val="auto"/>
+        </w:rPr>
+      </w:pPr>
+      <w:r>
+        <w:rPr>
+          <w:color w:val="auto"/>
+        </w:rPr>
         <w:t>You may not use more than a single lock in each struct station.</w:t>
       </w:r>
     </w:p>
@@ -631,8 +536,14 @@
           <w:numId w:val="2"/>
         </w:numPr>
         <w:ind w:right="15" w:hanging="360"/>
-      </w:pPr>
-      <w:r>
+        <w:rPr>
+          <w:color w:val="auto"/>
+        </w:rPr>
+      </w:pPr>
+      <w:r>
+        <w:rPr>
+          <w:color w:val="auto"/>
+        </w:rPr>
         <w:t>You may assume that there is never more than one bus in the station at once and that all buses (and all students) are going to the same destination.</w:t>
       </w:r>
     </w:p>
@@ -643,8 +554,14 @@
           <w:numId w:val="2"/>
         </w:numPr>
         <w:ind w:right="15" w:hanging="360"/>
-      </w:pPr>
-      <w:r>
+        <w:rPr>
+          <w:color w:val="auto"/>
+        </w:rPr>
+      </w:pPr>
+      <w:r>
+        <w:rPr>
+          <w:color w:val="auto"/>
+        </w:rPr>
         <w:t>Your code must allow multiple students to board simultaneously.</w:t>
       </w:r>
     </w:p>
@@ -656,16 +573,28 @@
         </w:numPr>
         <w:spacing w:after="354"/>
         <w:ind w:right="15" w:hanging="360"/>
-      </w:pPr>
-      <w:r>
+        <w:rPr>
+          <w:color w:val="auto"/>
+        </w:rPr>
+      </w:pPr>
+      <w:r>
+        <w:rPr>
+          <w:color w:val="auto"/>
+        </w:rPr>
         <w:t>Your code must not result in busy waiting.</w:t>
       </w:r>
     </w:p>
     <w:p>
       <w:pPr>
         <w:pStyle w:val="Heading1"/>
-      </w:pPr>
-      <w:r>
+        <w:rPr>
+          <w:color w:val="auto"/>
+        </w:rPr>
+      </w:pPr>
+      <w:r>
+        <w:rPr>
+          <w:color w:val="auto"/>
+        </w:rPr>
         <w:t>Tester</w:t>
       </w:r>
     </w:p>
@@ -673,25 +602,27 @@
       <w:pPr>
         <w:spacing w:after="261"/>
         <w:ind w:left="-5" w:right="15"/>
-      </w:pPr>
-      <w:r>
+        <w:rPr>
+          <w:color w:val="auto"/>
+        </w:rPr>
+      </w:pPr>
+      <w:r>
+        <w:rPr>
+          <w:color w:val="auto"/>
+        </w:rPr>
         <w:t xml:space="preserve">The testing program </w:t>
       </w:r>
-      <w:proofErr w:type="spellStart"/>
       <w:r>
         <w:rPr>
           <w:rFonts w:ascii="Consolas" w:eastAsia="Consolas" w:hAnsi="Consolas" w:cs="Consolas"/>
-        </w:rPr>
-        <w:t>hofbus-tester.c</w:t>
-      </w:r>
-      <w:proofErr w:type="spellEnd"/>
-      <w:r>
-        <w:rPr>
-          <w:rFonts w:ascii="Consolas" w:eastAsia="Consolas" w:hAnsi="Consolas" w:cs="Consolas"/>
-        </w:rPr>
-        <w:t xml:space="preserve"> </w:t>
-      </w:r>
-      <w:r>
+          <w:color w:val="auto"/>
+        </w:rPr>
+        <w:t xml:space="preserve">hofbus-tester.c </w:t>
+      </w:r>
+      <w:r>
+        <w:rPr>
+          <w:color w:val="auto"/>
+        </w:rPr>
         <w:t>is provided to execute your concurrent functions with some test cases. It would be helpful to read through the comments to understand those test cases.</w:t>
       </w:r>
     </w:p>
@@ -699,83 +630,48 @@
       <w:pPr>
         <w:spacing w:after="261"/>
         <w:ind w:left="-5" w:right="15"/>
-      </w:pPr>
-      <w:r>
-        <w:t>The taskset command in Linux is a utility used to set or retrieve the CPU affinity of a running process or to launch a new process with a specified CPU affinity. CPU affinity refers to binding a process to specific CPU cores, ensuring it only executes on those cores.</w:t>
-      </w:r>
-      <w:r>
-        <w:t xml:space="preserve"> The command “</w:t>
-      </w:r>
-      <w:r>
-        <w:t xml:space="preserve">taskset -c </w:t>
-      </w:r>
-      <w:proofErr w:type="gramStart"/>
-      <w:r>
-        <w:t>0 .</w:t>
-      </w:r>
-      <w:proofErr w:type="gramEnd"/>
-      <w:r>
-        <w:t>/</w:t>
-      </w:r>
-      <w:proofErr w:type="spellStart"/>
-      <w:r>
-        <w:t>hofbus</w:t>
-      </w:r>
-      <w:proofErr w:type="spellEnd"/>
-      <w:r>
-        <w:t>-tester</w:t>
-      </w:r>
-      <w:r>
-        <w:t xml:space="preserve">” </w:t>
-      </w:r>
-      <w:proofErr w:type="gramStart"/>
-      <w:r>
-        <w:t>run</w:t>
-      </w:r>
-      <w:r>
-        <w:t>s</w:t>
-      </w:r>
-      <w:r>
-        <w:t xml:space="preserve"> .</w:t>
-      </w:r>
-      <w:proofErr w:type="gramEnd"/>
-      <w:r>
-        <w:t>/</w:t>
-      </w:r>
-      <w:proofErr w:type="spellStart"/>
-      <w:r>
-        <w:t>hofbus</w:t>
-      </w:r>
-      <w:proofErr w:type="spellEnd"/>
-      <w:r>
-        <w:t>-tester on CPU core 0</w:t>
-      </w:r>
-      <w:r>
-        <w:t xml:space="preserve">, including </w:t>
-      </w:r>
-      <w:proofErr w:type="gramStart"/>
-      <w:r>
-        <w:t>all of</w:t>
-      </w:r>
-      <w:proofErr w:type="gramEnd"/>
-      <w:r>
-        <w:t xml:space="preserve"> its threads. Although the program should work with or without taskset theoretically, it may simplify your debugging task by binding to a fixed core.</w:t>
+        <w:rPr>
+          <w:color w:val="auto"/>
+        </w:rPr>
+      </w:pPr>
+      <w:r>
+        <w:rPr>
+          <w:color w:val="auto"/>
+        </w:rPr>
+        <w:t>The taskset command in Linux is a utility used to set or retrieve the CPU affinity of a running process or to launch a new process with a specified CPU affinity. CPU affinity refers to binding a process to specific CPU cores, ensuring it only executes on those cores. The command “taskset -c 0 ./hofbus-tester” runs ./hofbus-tester on CPU core 0</w:t>
+      </w:r>
+      <w:r>
+        <w:rPr>
+          <w:color w:val="auto"/>
+        </w:rPr>
+        <w:t>, including all of its threads. Although the program should work with or without taskset theoretically, it may simplify your debugging task by binding to a fixed core.</w:t>
       </w:r>
     </w:p>
     <w:p>
       <w:pPr>
+        <w:spacing w:after="0"/>
         <w:ind w:left="-5" w:right="15"/>
-      </w:pPr>
-      <w:r>
-        <w:t xml:space="preserve">The following part shows how to compile and run the tester in a command line environment with the </w:t>
-      </w:r>
-      <w:proofErr w:type="spellStart"/>
-      <w:r>
-        <w:t>Pthread</w:t>
-      </w:r>
-      <w:proofErr w:type="spellEnd"/>
-      <w:r>
-        <w:t xml:space="preserve"> library. The output should not contain any error messages.</w:t>
+        <w:rPr>
+          <w:color w:val="auto"/>
+        </w:rPr>
+      </w:pPr>
+      <w:r>
+        <w:rPr>
+          <w:color w:val="auto"/>
+        </w:rPr>
+        <w:t>The following part shows how to compile and run the tester in a command</w:t>
+      </w:r>
+      <w:r>
+        <w:rPr>
+          <w:color w:val="auto"/>
+        </w:rPr>
+        <w:t>-</w:t>
+      </w:r>
+      <w:r>
+        <w:rPr>
+          <w:color w:val="auto"/>
+        </w:rPr>
+        <w:t>line environment with the Pthread library. The output should not contain any error messages.</w:t>
       </w:r>
     </w:p>
     <w:tbl>
@@ -794,7 +690,7 @@
       </w:tblGrid>
       <w:tr>
         <w:trPr>
-          <w:trHeight w:val="7770"/>
+          <w:trHeight w:val="6309"/>
         </w:trPr>
         <w:tc>
           <w:tcPr>
@@ -817,778 +713,723 @@
               <w:ind w:left="0" w:firstLine="0"/>
               <w:rPr>
                 <w:rFonts w:ascii="Consolas" w:eastAsiaTheme="minorEastAsia" w:hAnsi="Consolas" w:cs="Consolas"/>
-                <w:color w:val="383A42"/>
-                <w:kern w:val="0"/>
-                <w:szCs w:val="22"/>
-              </w:rPr>
-            </w:pPr>
-            <w:r>
-              <w:rPr>
-                <w:rFonts w:ascii="Consolas" w:eastAsiaTheme="minorEastAsia" w:hAnsi="Consolas" w:cs="Consolas"/>
-                <w:color w:val="383A42"/>
-                <w:kern w:val="0"/>
-                <w:szCs w:val="22"/>
+                <w:color w:val="auto"/>
+                <w:kern w:val="0"/>
+                <w:sz w:val="20"/>
+                <w:szCs w:val="20"/>
+              </w:rPr>
+            </w:pPr>
+            <w:r>
+              <w:rPr>
+                <w:rFonts w:ascii="Consolas" w:eastAsiaTheme="minorEastAsia" w:hAnsi="Consolas" w:cs="Consolas"/>
+                <w:color w:val="auto"/>
+                <w:kern w:val="0"/>
+                <w:sz w:val="20"/>
+                <w:szCs w:val="20"/>
+              </w:rPr>
+              <w:t># gcc -o hofbus-tester hofbus-tester.c -pthread</w:t>
+            </w:r>
+          </w:p>
+          <w:p>
+            <w:pPr>
+              <w:autoSpaceDE w:val="0"/>
+              <w:autoSpaceDN w:val="0"/>
+              <w:adjustRightInd w:val="0"/>
+              <w:spacing w:after="0" w:line="240" w:lineRule="auto"/>
+              <w:ind w:left="0" w:firstLine="0"/>
+              <w:rPr>
+                <w:rFonts w:ascii="Consolas" w:eastAsiaTheme="minorEastAsia" w:hAnsi="Consolas" w:cs="Consolas"/>
+                <w:color w:val="auto"/>
+                <w:kern w:val="0"/>
+                <w:sz w:val="20"/>
+                <w:szCs w:val="20"/>
+              </w:rPr>
+            </w:pPr>
+            <w:r>
+              <w:rPr>
+                <w:rFonts w:ascii="Consolas" w:eastAsiaTheme="minorEastAsia" w:hAnsi="Consolas" w:cs="Consolas"/>
+                <w:color w:val="auto"/>
+                <w:kern w:val="0"/>
+                <w:sz w:val="20"/>
+                <w:szCs w:val="20"/>
+              </w:rPr>
+              <w:t># taskset -c 0 ./hofbus-tester</w:t>
+            </w:r>
+          </w:p>
+          <w:p>
+            <w:pPr>
+              <w:autoSpaceDE w:val="0"/>
+              <w:autoSpaceDN w:val="0"/>
+              <w:adjustRightInd w:val="0"/>
+              <w:spacing w:after="0" w:line="240" w:lineRule="auto"/>
+              <w:ind w:left="0" w:firstLine="0"/>
+              <w:rPr>
+                <w:rFonts w:ascii="Consolas" w:eastAsiaTheme="minorEastAsia" w:hAnsi="Consolas" w:cs="Consolas"/>
+                <w:color w:val="auto"/>
+                <w:kern w:val="0"/>
+                <w:sz w:val="20"/>
+                <w:szCs w:val="20"/>
+              </w:rPr>
+            </w:pPr>
+            <w:r>
+              <w:rPr>
+                <w:rFonts w:ascii="Consolas" w:eastAsiaTheme="minorEastAsia" w:hAnsi="Consolas" w:cs="Consolas"/>
+                <w:color w:val="auto"/>
+                <w:kern w:val="0"/>
+                <w:sz w:val="20"/>
+                <w:szCs w:val="20"/>
+              </w:rPr>
+              <w:t>student 7 got ticket 1 and start waiting</w:t>
+            </w:r>
+          </w:p>
+          <w:p>
+            <w:pPr>
+              <w:autoSpaceDE w:val="0"/>
+              <w:autoSpaceDN w:val="0"/>
+              <w:adjustRightInd w:val="0"/>
+              <w:spacing w:after="0" w:line="240" w:lineRule="auto"/>
+              <w:ind w:left="0" w:firstLine="0"/>
+              <w:rPr>
+                <w:rFonts w:ascii="Consolas" w:eastAsiaTheme="minorEastAsia" w:hAnsi="Consolas" w:cs="Consolas"/>
+                <w:color w:val="auto"/>
+                <w:kern w:val="0"/>
+                <w:sz w:val="20"/>
+                <w:szCs w:val="20"/>
+              </w:rPr>
+            </w:pPr>
+            <w:r>
+              <w:rPr>
+                <w:rFonts w:ascii="Consolas" w:eastAsiaTheme="minorEastAsia" w:hAnsi="Consolas" w:cs="Consolas"/>
+                <w:color w:val="auto"/>
+                <w:kern w:val="0"/>
+                <w:sz w:val="20"/>
+                <w:szCs w:val="20"/>
+              </w:rPr>
+              <w:t>student 8 got ticket 2 and start waiting</w:t>
+            </w:r>
+          </w:p>
+          <w:p>
+            <w:pPr>
+              <w:autoSpaceDE w:val="0"/>
+              <w:autoSpaceDN w:val="0"/>
+              <w:adjustRightInd w:val="0"/>
+              <w:spacing w:after="0" w:line="240" w:lineRule="auto"/>
+              <w:ind w:left="0" w:firstLine="0"/>
+              <w:rPr>
+                <w:rFonts w:ascii="Consolas" w:eastAsiaTheme="minorEastAsia" w:hAnsi="Consolas" w:cs="Consolas"/>
+                <w:color w:val="auto"/>
+                <w:kern w:val="0"/>
+                <w:sz w:val="20"/>
+                <w:szCs w:val="20"/>
+              </w:rPr>
+            </w:pPr>
+            <w:r>
+              <w:rPr>
+                <w:rFonts w:ascii="Consolas" w:eastAsiaTheme="minorEastAsia" w:hAnsi="Consolas" w:cs="Consolas"/>
+                <w:color w:val="auto"/>
+                <w:kern w:val="0"/>
+                <w:sz w:val="20"/>
+                <w:szCs w:val="20"/>
+              </w:rPr>
+              <w:t>student 9 got ticket 3 and start waiting</w:t>
+            </w:r>
+          </w:p>
+          <w:p>
+            <w:pPr>
+              <w:autoSpaceDE w:val="0"/>
+              <w:autoSpaceDN w:val="0"/>
+              <w:adjustRightInd w:val="0"/>
+              <w:spacing w:after="0" w:line="240" w:lineRule="auto"/>
+              <w:ind w:left="0" w:firstLine="0"/>
+              <w:rPr>
+                <w:rFonts w:ascii="Consolas" w:eastAsiaTheme="minorEastAsia" w:hAnsi="Consolas" w:cs="Consolas"/>
+                <w:color w:val="auto"/>
+                <w:kern w:val="0"/>
+                <w:sz w:val="20"/>
+                <w:szCs w:val="20"/>
+              </w:rPr>
+            </w:pPr>
+            <w:r>
+              <w:rPr>
+                <w:rFonts w:ascii="Consolas" w:eastAsiaTheme="minorEastAsia" w:hAnsi="Consolas" w:cs="Consolas"/>
+                <w:color w:val="auto"/>
+                <w:kern w:val="0"/>
+                <w:sz w:val="20"/>
+                <w:szCs w:val="20"/>
+              </w:rPr>
+              <w:t>student 10 got ticket 4 and start waiting</w:t>
+            </w:r>
+          </w:p>
+          <w:p>
+            <w:pPr>
+              <w:autoSpaceDE w:val="0"/>
+              <w:autoSpaceDN w:val="0"/>
+              <w:adjustRightInd w:val="0"/>
+              <w:spacing w:after="0" w:line="240" w:lineRule="auto"/>
+              <w:ind w:left="0" w:firstLine="0"/>
+              <w:rPr>
+                <w:rFonts w:ascii="Consolas" w:eastAsiaTheme="minorEastAsia" w:hAnsi="Consolas" w:cs="Consolas"/>
+                <w:color w:val="auto"/>
+                <w:kern w:val="0"/>
+                <w:sz w:val="20"/>
+                <w:szCs w:val="20"/>
+              </w:rPr>
+            </w:pPr>
+            <w:r>
+              <w:rPr>
+                <w:rFonts w:ascii="Consolas" w:eastAsiaTheme="minorEastAsia" w:hAnsi="Consolas" w:cs="Consolas"/>
+                <w:color w:val="auto"/>
+                <w:kern w:val="0"/>
+                <w:sz w:val="20"/>
+                <w:szCs w:val="20"/>
+              </w:rPr>
+              <w:t>student 11 got ticket 5 and start waiting</w:t>
+            </w:r>
+          </w:p>
+          <w:p>
+            <w:pPr>
+              <w:autoSpaceDE w:val="0"/>
+              <w:autoSpaceDN w:val="0"/>
+              <w:adjustRightInd w:val="0"/>
+              <w:spacing w:after="0" w:line="240" w:lineRule="auto"/>
+              <w:ind w:left="0" w:firstLine="0"/>
+              <w:rPr>
+                <w:rFonts w:ascii="Consolas" w:eastAsiaTheme="minorEastAsia" w:hAnsi="Consolas" w:cs="Consolas"/>
+                <w:color w:val="auto"/>
+                <w:kern w:val="0"/>
+                <w:sz w:val="20"/>
+                <w:szCs w:val="20"/>
+              </w:rPr>
+            </w:pPr>
+            <w:r>
+              <w:rPr>
+                <w:rFonts w:ascii="Consolas" w:eastAsiaTheme="minorEastAsia" w:hAnsi="Consolas" w:cs="Consolas"/>
+                <w:color w:val="auto"/>
+                <w:kern w:val="0"/>
+                <w:sz w:val="20"/>
+                <w:szCs w:val="20"/>
+              </w:rPr>
+              <w:t>student 12 got ticket 6 and start waiting</w:t>
+            </w:r>
+          </w:p>
+          <w:p>
+            <w:pPr>
+              <w:autoSpaceDE w:val="0"/>
+              <w:autoSpaceDN w:val="0"/>
+              <w:adjustRightInd w:val="0"/>
+              <w:spacing w:after="0" w:line="240" w:lineRule="auto"/>
+              <w:ind w:left="0" w:firstLine="0"/>
+              <w:rPr>
+                <w:rFonts w:ascii="Consolas" w:eastAsiaTheme="minorEastAsia" w:hAnsi="Consolas" w:cs="Consolas"/>
+                <w:color w:val="auto"/>
+                <w:kern w:val="0"/>
+                <w:sz w:val="20"/>
+                <w:szCs w:val="20"/>
+              </w:rPr>
+            </w:pPr>
+            <w:r>
+              <w:rPr>
+                <w:rFonts w:ascii="Consolas" w:eastAsiaTheme="minorEastAsia" w:hAnsi="Consolas" w:cs="Consolas"/>
+                <w:color w:val="auto"/>
+                <w:kern w:val="0"/>
+                <w:sz w:val="20"/>
+                <w:szCs w:val="20"/>
+              </w:rPr>
+              <w:t>student 13 got ticket 7 and start waiting</w:t>
+            </w:r>
+          </w:p>
+          <w:p>
+            <w:pPr>
+              <w:autoSpaceDE w:val="0"/>
+              <w:autoSpaceDN w:val="0"/>
+              <w:adjustRightInd w:val="0"/>
+              <w:spacing w:after="0" w:line="240" w:lineRule="auto"/>
+              <w:ind w:left="0" w:firstLine="0"/>
+              <w:rPr>
+                <w:rFonts w:ascii="Consolas" w:eastAsiaTheme="minorEastAsia" w:hAnsi="Consolas" w:cs="Consolas"/>
+                <w:color w:val="auto"/>
+                <w:kern w:val="0"/>
+                <w:sz w:val="20"/>
+                <w:szCs w:val="20"/>
+              </w:rPr>
+            </w:pPr>
+            <w:r>
+              <w:rPr>
+                <w:rFonts w:ascii="Consolas" w:eastAsiaTheme="minorEastAsia" w:hAnsi="Consolas" w:cs="Consolas"/>
+                <w:color w:val="auto"/>
+                <w:kern w:val="0"/>
+                <w:sz w:val="20"/>
+                <w:szCs w:val="20"/>
+              </w:rPr>
+              <w:t>student 14 got ticket 8 and start waiting</w:t>
+            </w:r>
+          </w:p>
+          <w:p>
+            <w:pPr>
+              <w:autoSpaceDE w:val="0"/>
+              <w:autoSpaceDN w:val="0"/>
+              <w:adjustRightInd w:val="0"/>
+              <w:spacing w:after="0" w:line="240" w:lineRule="auto"/>
+              <w:ind w:left="0" w:firstLine="0"/>
+              <w:rPr>
+                <w:rFonts w:ascii="Consolas" w:eastAsiaTheme="minorEastAsia" w:hAnsi="Consolas" w:cs="Consolas"/>
+                <w:color w:val="auto"/>
+                <w:kern w:val="0"/>
+                <w:sz w:val="20"/>
+                <w:szCs w:val="20"/>
+              </w:rPr>
+            </w:pPr>
+            <w:r>
+              <w:rPr>
+                <w:rFonts w:ascii="Consolas" w:eastAsiaTheme="minorEastAsia" w:hAnsi="Consolas" w:cs="Consolas"/>
+                <w:color w:val="auto"/>
+                <w:kern w:val="0"/>
+                <w:sz w:val="20"/>
+                <w:szCs w:val="20"/>
+              </w:rPr>
+              <w:t>student 15 got ticket 9 and start waiting</w:t>
+            </w:r>
+          </w:p>
+          <w:p>
+            <w:pPr>
+              <w:autoSpaceDE w:val="0"/>
+              <w:autoSpaceDN w:val="0"/>
+              <w:adjustRightInd w:val="0"/>
+              <w:spacing w:after="0" w:line="240" w:lineRule="auto"/>
+              <w:ind w:left="0" w:firstLine="0"/>
+              <w:rPr>
+                <w:rFonts w:ascii="Consolas" w:eastAsiaTheme="minorEastAsia" w:hAnsi="Consolas" w:cs="Consolas"/>
+                <w:color w:val="auto"/>
+                <w:kern w:val="0"/>
+                <w:sz w:val="20"/>
+                <w:szCs w:val="20"/>
+              </w:rPr>
+            </w:pPr>
+            <w:r>
+              <w:rPr>
+                <w:rFonts w:ascii="Consolas" w:eastAsiaTheme="minorEastAsia" w:hAnsi="Consolas" w:cs="Consolas"/>
+                <w:color w:val="auto"/>
+                <w:kern w:val="0"/>
+                <w:sz w:val="20"/>
+                <w:szCs w:val="20"/>
+              </w:rPr>
+              <w:t>student 16 got ticket 10 and start waiting</w:t>
+            </w:r>
+          </w:p>
+          <w:p>
+            <w:pPr>
+              <w:autoSpaceDE w:val="0"/>
+              <w:autoSpaceDN w:val="0"/>
+              <w:adjustRightInd w:val="0"/>
+              <w:spacing w:after="0" w:line="240" w:lineRule="auto"/>
+              <w:ind w:left="0" w:firstLine="0"/>
+              <w:rPr>
+                <w:rFonts w:ascii="Consolas" w:eastAsiaTheme="minorEastAsia" w:hAnsi="Consolas" w:cs="Consolas"/>
+                <w:color w:val="auto"/>
+                <w:kern w:val="0"/>
+                <w:sz w:val="20"/>
+                <w:szCs w:val="20"/>
+              </w:rPr>
+            </w:pPr>
+            <w:r>
+              <w:rPr>
+                <w:rFonts w:ascii="Consolas" w:eastAsiaTheme="minorEastAsia" w:hAnsi="Consolas" w:cs="Consolas"/>
+                <w:color w:val="auto"/>
+                <w:kern w:val="0"/>
+                <w:sz w:val="20"/>
+                <w:szCs w:val="20"/>
+              </w:rPr>
+              <w:t>student 17 got ticket 11 and start waiting</w:t>
+            </w:r>
+          </w:p>
+          <w:p>
+            <w:pPr>
+              <w:autoSpaceDE w:val="0"/>
+              <w:autoSpaceDN w:val="0"/>
+              <w:adjustRightInd w:val="0"/>
+              <w:spacing w:after="0" w:line="240" w:lineRule="auto"/>
+              <w:ind w:left="0" w:firstLine="0"/>
+              <w:rPr>
+                <w:rFonts w:ascii="Consolas" w:eastAsiaTheme="minorEastAsia" w:hAnsi="Consolas" w:cs="Consolas"/>
+                <w:color w:val="auto"/>
+                <w:kern w:val="0"/>
+                <w:sz w:val="20"/>
+                <w:szCs w:val="20"/>
+              </w:rPr>
+            </w:pPr>
+            <w:r>
+              <w:rPr>
+                <w:rFonts w:ascii="Consolas" w:eastAsiaTheme="minorEastAsia" w:hAnsi="Consolas" w:cs="Consolas"/>
+                <w:color w:val="auto"/>
+                <w:kern w:val="0"/>
+                <w:sz w:val="20"/>
+                <w:szCs w:val="20"/>
+              </w:rPr>
+              <w:t>student 18 got ticket 12 and start waiting</w:t>
+            </w:r>
+          </w:p>
+          <w:p>
+            <w:pPr>
+              <w:autoSpaceDE w:val="0"/>
+              <w:autoSpaceDN w:val="0"/>
+              <w:adjustRightInd w:val="0"/>
+              <w:spacing w:after="0" w:line="240" w:lineRule="auto"/>
+              <w:ind w:left="0" w:firstLine="0"/>
+              <w:rPr>
+                <w:rFonts w:ascii="Consolas" w:eastAsiaTheme="minorEastAsia" w:hAnsi="Consolas" w:cs="Consolas"/>
+                <w:color w:val="auto"/>
+                <w:kern w:val="0"/>
+                <w:sz w:val="20"/>
+                <w:szCs w:val="20"/>
+              </w:rPr>
+            </w:pPr>
+            <w:r>
+              <w:rPr>
+                <w:rFonts w:ascii="Consolas" w:eastAsiaTheme="minorEastAsia" w:hAnsi="Consolas" w:cs="Consolas"/>
+                <w:color w:val="auto"/>
+                <w:kern w:val="0"/>
+                <w:sz w:val="20"/>
+                <w:szCs w:val="20"/>
+              </w:rPr>
+              <w:t>student 19 got ticket 13 and start waiting</w:t>
+            </w:r>
+          </w:p>
+          <w:p>
+            <w:pPr>
+              <w:autoSpaceDE w:val="0"/>
+              <w:autoSpaceDN w:val="0"/>
+              <w:adjustRightInd w:val="0"/>
+              <w:spacing w:after="0" w:line="240" w:lineRule="auto"/>
+              <w:ind w:left="0" w:firstLine="0"/>
+              <w:rPr>
+                <w:rFonts w:ascii="Consolas" w:eastAsiaTheme="minorEastAsia" w:hAnsi="Consolas" w:cs="Consolas"/>
+                <w:color w:val="auto"/>
+                <w:kern w:val="0"/>
+                <w:sz w:val="20"/>
+                <w:szCs w:val="20"/>
+              </w:rPr>
+            </w:pPr>
+            <w:r>
+              <w:rPr>
+                <w:rFonts w:ascii="Consolas" w:eastAsiaTheme="minorEastAsia" w:hAnsi="Consolas" w:cs="Consolas"/>
+                <w:color w:val="auto"/>
+                <w:kern w:val="0"/>
+                <w:sz w:val="20"/>
+                <w:szCs w:val="20"/>
+              </w:rPr>
+              <w:t>student 20 got ticket 14 and start waiting</w:t>
+            </w:r>
+          </w:p>
+          <w:p>
+            <w:pPr>
+              <w:autoSpaceDE w:val="0"/>
+              <w:autoSpaceDN w:val="0"/>
+              <w:adjustRightInd w:val="0"/>
+              <w:spacing w:after="0" w:line="240" w:lineRule="auto"/>
+              <w:ind w:left="0" w:firstLine="0"/>
+              <w:rPr>
+                <w:rFonts w:ascii="Consolas" w:eastAsiaTheme="minorEastAsia" w:hAnsi="Consolas" w:cs="Consolas"/>
+                <w:color w:val="auto"/>
+                <w:kern w:val="0"/>
+                <w:sz w:val="20"/>
+                <w:szCs w:val="20"/>
+              </w:rPr>
+            </w:pPr>
+            <w:r>
+              <w:rPr>
+                <w:rFonts w:ascii="Consolas" w:eastAsiaTheme="minorEastAsia" w:hAnsi="Consolas" w:cs="Consolas"/>
+                <w:color w:val="auto"/>
+                <w:kern w:val="0"/>
+                <w:sz w:val="20"/>
+                <w:szCs w:val="20"/>
+              </w:rPr>
+              <w:t>student 21 got ticket 15 and start waiting</w:t>
+            </w:r>
+          </w:p>
+          <w:p>
+            <w:pPr>
+              <w:autoSpaceDE w:val="0"/>
+              <w:autoSpaceDN w:val="0"/>
+              <w:adjustRightInd w:val="0"/>
+              <w:spacing w:after="0" w:line="240" w:lineRule="auto"/>
+              <w:ind w:left="0" w:firstLine="0"/>
+              <w:rPr>
+                <w:rFonts w:ascii="Consolas" w:eastAsiaTheme="minorEastAsia" w:hAnsi="Consolas" w:cs="Consolas"/>
+                <w:color w:val="auto"/>
+                <w:kern w:val="0"/>
+                <w:sz w:val="20"/>
+                <w:szCs w:val="20"/>
+              </w:rPr>
+            </w:pPr>
+            <w:r>
+              <w:rPr>
+                <w:rFonts w:ascii="Consolas" w:eastAsiaTheme="minorEastAsia" w:hAnsi="Consolas" w:cs="Consolas"/>
+                <w:color w:val="auto"/>
+                <w:kern w:val="0"/>
+                <w:sz w:val="20"/>
+                <w:szCs w:val="20"/>
+              </w:rPr>
+              <w:t>student 22 got ticket 16 and start waiting</w:t>
+            </w:r>
+          </w:p>
+          <w:p>
+            <w:pPr>
+              <w:autoSpaceDE w:val="0"/>
+              <w:autoSpaceDN w:val="0"/>
+              <w:adjustRightInd w:val="0"/>
+              <w:spacing w:after="0" w:line="240" w:lineRule="auto"/>
+              <w:ind w:left="0" w:firstLine="0"/>
+              <w:rPr>
+                <w:rFonts w:ascii="Consolas" w:eastAsiaTheme="minorEastAsia" w:hAnsi="Consolas" w:cs="Consolas"/>
+                <w:color w:val="auto"/>
+                <w:kern w:val="0"/>
+                <w:sz w:val="20"/>
+                <w:szCs w:val="20"/>
+              </w:rPr>
+            </w:pPr>
+            <w:r>
+              <w:rPr>
+                <w:rFonts w:ascii="Consolas" w:eastAsiaTheme="minorEastAsia" w:hAnsi="Consolas" w:cs="Consolas"/>
+                <w:color w:val="auto"/>
+                <w:kern w:val="0"/>
+                <w:sz w:val="20"/>
+                <w:szCs w:val="20"/>
+              </w:rPr>
+              <w:t>student 23 got ticket 17 and start waiting</w:t>
+            </w:r>
+          </w:p>
+          <w:p>
+            <w:pPr>
+              <w:autoSpaceDE w:val="0"/>
+              <w:autoSpaceDN w:val="0"/>
+              <w:adjustRightInd w:val="0"/>
+              <w:spacing w:after="0" w:line="240" w:lineRule="auto"/>
+              <w:ind w:left="0" w:firstLine="0"/>
+              <w:rPr>
+                <w:rFonts w:ascii="Consolas" w:eastAsiaTheme="minorEastAsia" w:hAnsi="Consolas" w:cs="Consolas"/>
+                <w:color w:val="auto"/>
+                <w:kern w:val="0"/>
+                <w:sz w:val="20"/>
+                <w:szCs w:val="20"/>
+              </w:rPr>
+            </w:pPr>
+            <w:r>
+              <w:rPr>
+                <w:rFonts w:ascii="Consolas" w:eastAsiaTheme="minorEastAsia" w:hAnsi="Consolas" w:cs="Consolas"/>
+                <w:color w:val="auto"/>
+                <w:kern w:val="0"/>
+                <w:sz w:val="20"/>
+                <w:szCs w:val="20"/>
+              </w:rPr>
+              <w:t>student 24 got ticket 18 and start waiting</w:t>
+            </w:r>
+          </w:p>
+          <w:p>
+            <w:pPr>
+              <w:autoSpaceDE w:val="0"/>
+              <w:autoSpaceDN w:val="0"/>
+              <w:adjustRightInd w:val="0"/>
+              <w:spacing w:after="0" w:line="240" w:lineRule="auto"/>
+              <w:ind w:left="0" w:firstLine="0"/>
+              <w:rPr>
+                <w:rFonts w:ascii="Consolas" w:eastAsiaTheme="minorEastAsia" w:hAnsi="Consolas" w:cs="Consolas"/>
+                <w:color w:val="auto"/>
+                <w:kern w:val="0"/>
+                <w:sz w:val="20"/>
+                <w:szCs w:val="20"/>
+              </w:rPr>
+            </w:pPr>
+            <w:r>
+              <w:rPr>
+                <w:rFonts w:ascii="Consolas" w:eastAsiaTheme="minorEastAsia" w:hAnsi="Consolas" w:cs="Consolas"/>
+                <w:color w:val="auto"/>
+                <w:kern w:val="0"/>
+                <w:sz w:val="20"/>
+                <w:szCs w:val="20"/>
+              </w:rPr>
+              <w:t>student 25 got ticket 19 and start waiting</w:t>
+            </w:r>
+          </w:p>
+          <w:p>
+            <w:pPr>
+              <w:autoSpaceDE w:val="0"/>
+              <w:autoSpaceDN w:val="0"/>
+              <w:adjustRightInd w:val="0"/>
+              <w:spacing w:after="0" w:line="240" w:lineRule="auto"/>
+              <w:ind w:left="0" w:firstLine="0"/>
+              <w:rPr>
+                <w:rFonts w:ascii="Consolas" w:eastAsiaTheme="minorEastAsia" w:hAnsi="Consolas" w:cs="Consolas"/>
+                <w:color w:val="auto"/>
+                <w:kern w:val="0"/>
+                <w:sz w:val="20"/>
+                <w:szCs w:val="20"/>
+              </w:rPr>
+            </w:pPr>
+            <w:r>
+              <w:rPr>
+                <w:rFonts w:ascii="Consolas" w:eastAsiaTheme="minorEastAsia" w:hAnsi="Consolas" w:cs="Consolas"/>
+                <w:color w:val="auto"/>
+                <w:kern w:val="0"/>
+                <w:sz w:val="20"/>
+                <w:szCs w:val="20"/>
+              </w:rPr>
+              <w:t>student 26 got ticket 20 and start waiting</w:t>
+            </w:r>
+          </w:p>
+          <w:p>
+            <w:pPr>
+              <w:autoSpaceDE w:val="0"/>
+              <w:autoSpaceDN w:val="0"/>
+              <w:adjustRightInd w:val="0"/>
+              <w:spacing w:after="0" w:line="240" w:lineRule="auto"/>
+              <w:ind w:left="0" w:firstLine="0"/>
+              <w:rPr>
+                <w:rFonts w:ascii="Consolas" w:eastAsiaTheme="minorEastAsia" w:hAnsi="Consolas" w:cs="Consolas"/>
+                <w:color w:val="auto"/>
+                <w:kern w:val="0"/>
+                <w:sz w:val="20"/>
+                <w:szCs w:val="20"/>
+              </w:rPr>
+            </w:pPr>
+            <w:r>
+              <w:rPr>
+                <w:rFonts w:ascii="Consolas" w:eastAsiaTheme="minorEastAsia" w:hAnsi="Consolas" w:cs="Consolas"/>
+                <w:color w:val="auto"/>
+                <w:kern w:val="0"/>
+                <w:sz w:val="20"/>
+                <w:szCs w:val="20"/>
+              </w:rPr>
+              <w:t>student 27 got ticket 21 and start waiting</w:t>
+            </w:r>
+          </w:p>
+          <w:p>
+            <w:pPr>
+              <w:autoSpaceDE w:val="0"/>
+              <w:autoSpaceDN w:val="0"/>
+              <w:adjustRightInd w:val="0"/>
+              <w:spacing w:after="0" w:line="240" w:lineRule="auto"/>
+              <w:ind w:left="0" w:firstLine="0"/>
+              <w:rPr>
+                <w:rFonts w:ascii="Consolas" w:eastAsiaTheme="minorEastAsia" w:hAnsi="Consolas" w:cs="Consolas"/>
+                <w:color w:val="auto"/>
+                <w:kern w:val="0"/>
+                <w:sz w:val="20"/>
+                <w:szCs w:val="20"/>
+              </w:rPr>
+            </w:pPr>
+            <w:r>
+              <w:rPr>
+                <w:rFonts w:ascii="Consolas" w:eastAsiaTheme="minorEastAsia" w:hAnsi="Consolas" w:cs="Consolas"/>
+                <w:color w:val="auto"/>
+                <w:kern w:val="0"/>
+                <w:sz w:val="20"/>
+                <w:szCs w:val="20"/>
+              </w:rPr>
+              <w:t>student 28 got ticket 22 and start waiting</w:t>
+            </w:r>
+          </w:p>
+          <w:p>
+            <w:pPr>
+              <w:autoSpaceDE w:val="0"/>
+              <w:autoSpaceDN w:val="0"/>
+              <w:adjustRightInd w:val="0"/>
+              <w:spacing w:after="0" w:line="240" w:lineRule="auto"/>
+              <w:ind w:left="0" w:firstLine="0"/>
+              <w:rPr>
+                <w:rFonts w:ascii="Consolas" w:eastAsiaTheme="minorEastAsia" w:hAnsi="Consolas" w:cs="Consolas"/>
+                <w:color w:val="auto"/>
+                <w:kern w:val="0"/>
+                <w:sz w:val="20"/>
+                <w:szCs w:val="20"/>
+              </w:rPr>
+            </w:pPr>
+            <w:r>
+              <w:rPr>
+                <w:rFonts w:ascii="Consolas" w:eastAsiaTheme="minorEastAsia" w:hAnsi="Consolas" w:cs="Consolas"/>
+                <w:color w:val="auto"/>
+                <w:kern w:val="0"/>
+                <w:sz w:val="20"/>
+                <w:szCs w:val="20"/>
+              </w:rPr>
+              <w:t>student 6 got ticket 23 and start waiting</w:t>
+            </w:r>
+          </w:p>
+          <w:p>
+            <w:pPr>
+              <w:autoSpaceDE w:val="0"/>
+              <w:autoSpaceDN w:val="0"/>
+              <w:adjustRightInd w:val="0"/>
+              <w:spacing w:after="0" w:line="240" w:lineRule="auto"/>
+              <w:ind w:left="0" w:firstLine="0"/>
+              <w:rPr>
+                <w:rFonts w:ascii="Consolas" w:eastAsiaTheme="minorEastAsia" w:hAnsi="Consolas" w:cs="Consolas"/>
+                <w:color w:val="auto"/>
+                <w:kern w:val="0"/>
+                <w:sz w:val="20"/>
+                <w:szCs w:val="20"/>
+              </w:rPr>
+            </w:pPr>
+            <w:r>
+              <w:rPr>
+                <w:rFonts w:ascii="Consolas" w:eastAsiaTheme="minorEastAsia" w:hAnsi="Consolas" w:cs="Consolas"/>
+                <w:color w:val="auto"/>
+                <w:kern w:val="0"/>
+                <w:sz w:val="20"/>
+                <w:szCs w:val="20"/>
+              </w:rPr>
+              <w:t>student 29 got ticket 24 and start waiting</w:t>
+            </w:r>
+          </w:p>
+          <w:p>
+            <w:pPr>
+              <w:autoSpaceDE w:val="0"/>
+              <w:autoSpaceDN w:val="0"/>
+              <w:adjustRightInd w:val="0"/>
+              <w:spacing w:after="0" w:line="240" w:lineRule="auto"/>
+              <w:ind w:left="0" w:firstLine="0"/>
+              <w:rPr>
+                <w:rFonts w:ascii="Consolas" w:eastAsiaTheme="minorEastAsia" w:hAnsi="Consolas" w:cs="Consolas"/>
+                <w:color w:val="auto"/>
+                <w:kern w:val="0"/>
+                <w:sz w:val="20"/>
+                <w:szCs w:val="20"/>
+              </w:rPr>
+            </w:pPr>
+            <w:r>
+              <w:rPr>
+                <w:rFonts w:ascii="Consolas" w:eastAsiaTheme="minorEastAsia" w:hAnsi="Consolas" w:cs="Consolas"/>
+                <w:color w:val="auto"/>
+                <w:kern w:val="0"/>
+                <w:sz w:val="20"/>
+                <w:szCs w:val="20"/>
+              </w:rPr>
+              <w:t>student 30 got ticket 25 and start waiting</w:t>
+            </w:r>
+          </w:p>
+          <w:p>
+            <w:pPr>
+              <w:autoSpaceDE w:val="0"/>
+              <w:autoSpaceDN w:val="0"/>
+              <w:adjustRightInd w:val="0"/>
+              <w:spacing w:after="0" w:line="240" w:lineRule="auto"/>
+              <w:ind w:left="0" w:firstLine="0"/>
+              <w:rPr>
+                <w:rFonts w:ascii="Consolas" w:eastAsiaTheme="minorEastAsia" w:hAnsi="Consolas" w:cs="Consolas"/>
+                <w:color w:val="auto"/>
+                <w:kern w:val="0"/>
+                <w:sz w:val="20"/>
+                <w:szCs w:val="20"/>
+              </w:rPr>
+            </w:pPr>
+            <w:r>
+              <w:rPr>
+                <w:rFonts w:ascii="Consolas" w:eastAsiaTheme="minorEastAsia" w:hAnsi="Consolas" w:cs="Consolas"/>
+                <w:color w:val="auto"/>
+                <w:kern w:val="0"/>
+                <w:sz w:val="20"/>
+                <w:szCs w:val="20"/>
               </w:rPr>
               <w:lastRenderedPageBreak/>
-              <w:t xml:space="preserve"># </w:t>
-            </w:r>
-            <w:proofErr w:type="spellStart"/>
-            <w:r>
-              <w:rPr>
-                <w:rFonts w:ascii="Consolas" w:eastAsiaTheme="minorEastAsia" w:hAnsi="Consolas" w:cs="Consolas"/>
-                <w:color w:val="383A42"/>
-                <w:kern w:val="0"/>
-                <w:szCs w:val="22"/>
-              </w:rPr>
-              <w:t>gcc</w:t>
-            </w:r>
-            <w:proofErr w:type="spellEnd"/>
-            <w:r>
-              <w:rPr>
-                <w:rFonts w:ascii="Consolas" w:eastAsiaTheme="minorEastAsia" w:hAnsi="Consolas" w:cs="Consolas"/>
-                <w:color w:val="383A42"/>
-                <w:kern w:val="0"/>
-                <w:szCs w:val="22"/>
-              </w:rPr>
-              <w:t xml:space="preserve"> -o </w:t>
-            </w:r>
-            <w:proofErr w:type="spellStart"/>
-            <w:r>
-              <w:rPr>
-                <w:rFonts w:ascii="Consolas" w:eastAsiaTheme="minorEastAsia" w:hAnsi="Consolas" w:cs="Consolas"/>
-                <w:color w:val="383A42"/>
-                <w:kern w:val="0"/>
-                <w:szCs w:val="22"/>
-              </w:rPr>
-              <w:t>hofbus</w:t>
-            </w:r>
-            <w:proofErr w:type="spellEnd"/>
-            <w:r>
-              <w:rPr>
-                <w:rFonts w:ascii="Consolas" w:eastAsiaTheme="minorEastAsia" w:hAnsi="Consolas" w:cs="Consolas"/>
-                <w:color w:val="383A42"/>
-                <w:kern w:val="0"/>
-                <w:szCs w:val="22"/>
-              </w:rPr>
-              <w:t xml:space="preserve">-tester </w:t>
-            </w:r>
-            <w:proofErr w:type="spellStart"/>
-            <w:r>
-              <w:rPr>
-                <w:rFonts w:ascii="Consolas" w:eastAsiaTheme="minorEastAsia" w:hAnsi="Consolas" w:cs="Consolas"/>
-                <w:color w:val="383A42"/>
-                <w:kern w:val="0"/>
-                <w:szCs w:val="22"/>
-              </w:rPr>
-              <w:t>hofbus-tester.c</w:t>
-            </w:r>
-            <w:proofErr w:type="spellEnd"/>
-            <w:r>
-              <w:rPr>
-                <w:rFonts w:ascii="Consolas" w:eastAsiaTheme="minorEastAsia" w:hAnsi="Consolas" w:cs="Consolas"/>
-                <w:color w:val="383A42"/>
-                <w:kern w:val="0"/>
-                <w:szCs w:val="22"/>
-              </w:rPr>
-              <w:t xml:space="preserve"> -</w:t>
-            </w:r>
-            <w:proofErr w:type="spellStart"/>
-            <w:r>
-              <w:rPr>
-                <w:rFonts w:ascii="Consolas" w:eastAsiaTheme="minorEastAsia" w:hAnsi="Consolas" w:cs="Consolas"/>
-                <w:color w:val="383A42"/>
-                <w:kern w:val="0"/>
-                <w:szCs w:val="22"/>
-              </w:rPr>
-              <w:t>pthread</w:t>
-            </w:r>
-            <w:proofErr w:type="spellEnd"/>
-          </w:p>
-          <w:p>
-            <w:pPr>
-              <w:autoSpaceDE w:val="0"/>
-              <w:autoSpaceDN w:val="0"/>
-              <w:adjustRightInd w:val="0"/>
-              <w:spacing w:after="0" w:line="240" w:lineRule="auto"/>
-              <w:ind w:left="0" w:firstLine="0"/>
-              <w:rPr>
-                <w:rFonts w:ascii="Consolas" w:eastAsiaTheme="minorEastAsia" w:hAnsi="Consolas" w:cs="Consolas"/>
-                <w:color w:val="383A42"/>
-                <w:kern w:val="0"/>
-                <w:szCs w:val="22"/>
-              </w:rPr>
-            </w:pPr>
-            <w:r>
-              <w:rPr>
-                <w:rFonts w:ascii="Consolas" w:eastAsiaTheme="minorEastAsia" w:hAnsi="Consolas" w:cs="Consolas"/>
-                <w:color w:val="383A42"/>
-                <w:kern w:val="0"/>
-                <w:szCs w:val="22"/>
-              </w:rPr>
-              <w:t xml:space="preserve"># taskset -c </w:t>
-            </w:r>
-            <w:proofErr w:type="gramStart"/>
-            <w:r>
-              <w:rPr>
-                <w:rFonts w:ascii="Consolas" w:eastAsiaTheme="minorEastAsia" w:hAnsi="Consolas" w:cs="Consolas"/>
-                <w:color w:val="383A42"/>
-                <w:kern w:val="0"/>
-                <w:szCs w:val="22"/>
-              </w:rPr>
-              <w:t>0 .</w:t>
-            </w:r>
-            <w:proofErr w:type="gramEnd"/>
-            <w:r>
-              <w:rPr>
-                <w:rFonts w:ascii="Consolas" w:eastAsiaTheme="minorEastAsia" w:hAnsi="Consolas" w:cs="Consolas"/>
-                <w:color w:val="383A42"/>
-                <w:kern w:val="0"/>
-                <w:szCs w:val="22"/>
-              </w:rPr>
-              <w:t>/</w:t>
-            </w:r>
-            <w:proofErr w:type="spellStart"/>
-            <w:r>
-              <w:rPr>
-                <w:rFonts w:ascii="Consolas" w:eastAsiaTheme="minorEastAsia" w:hAnsi="Consolas" w:cs="Consolas"/>
-                <w:color w:val="383A42"/>
-                <w:kern w:val="0"/>
-                <w:szCs w:val="22"/>
-              </w:rPr>
-              <w:t>hofbus</w:t>
-            </w:r>
-            <w:proofErr w:type="spellEnd"/>
-            <w:r>
-              <w:rPr>
-                <w:rFonts w:ascii="Consolas" w:eastAsiaTheme="minorEastAsia" w:hAnsi="Consolas" w:cs="Consolas"/>
-                <w:color w:val="383A42"/>
-                <w:kern w:val="0"/>
-                <w:szCs w:val="22"/>
-              </w:rPr>
-              <w:t>-tester</w:t>
-            </w:r>
-          </w:p>
-          <w:p>
-            <w:pPr>
-              <w:autoSpaceDE w:val="0"/>
-              <w:autoSpaceDN w:val="0"/>
-              <w:adjustRightInd w:val="0"/>
-              <w:spacing w:after="0" w:line="240" w:lineRule="auto"/>
-              <w:ind w:left="0" w:firstLine="0"/>
-              <w:rPr>
-                <w:rFonts w:ascii="Consolas" w:eastAsiaTheme="minorEastAsia" w:hAnsi="Consolas" w:cs="Consolas"/>
-                <w:color w:val="383A42"/>
-                <w:kern w:val="0"/>
-                <w:szCs w:val="22"/>
-              </w:rPr>
-            </w:pPr>
-            <w:r>
-              <w:rPr>
-                <w:rFonts w:ascii="Consolas" w:eastAsiaTheme="minorEastAsia" w:hAnsi="Consolas" w:cs="Consolas"/>
-                <w:color w:val="383A42"/>
-                <w:kern w:val="0"/>
-                <w:szCs w:val="22"/>
-              </w:rPr>
-              <w:t>student 7 got ticket 1 and start waiting</w:t>
-            </w:r>
-          </w:p>
-          <w:p>
-            <w:pPr>
-              <w:autoSpaceDE w:val="0"/>
-              <w:autoSpaceDN w:val="0"/>
-              <w:adjustRightInd w:val="0"/>
-              <w:spacing w:after="0" w:line="240" w:lineRule="auto"/>
-              <w:ind w:left="0" w:firstLine="0"/>
-              <w:rPr>
-                <w:rFonts w:ascii="Consolas" w:eastAsiaTheme="minorEastAsia" w:hAnsi="Consolas" w:cs="Consolas"/>
-                <w:color w:val="383A42"/>
-                <w:kern w:val="0"/>
-                <w:szCs w:val="22"/>
-              </w:rPr>
-            </w:pPr>
-            <w:r>
-              <w:rPr>
-                <w:rFonts w:ascii="Consolas" w:eastAsiaTheme="minorEastAsia" w:hAnsi="Consolas" w:cs="Consolas"/>
-                <w:color w:val="383A42"/>
-                <w:kern w:val="0"/>
-                <w:szCs w:val="22"/>
-              </w:rPr>
-              <w:t>student 8 got ticket 2 and start waiting</w:t>
-            </w:r>
-          </w:p>
-          <w:p>
-            <w:pPr>
-              <w:autoSpaceDE w:val="0"/>
-              <w:autoSpaceDN w:val="0"/>
-              <w:adjustRightInd w:val="0"/>
-              <w:spacing w:after="0" w:line="240" w:lineRule="auto"/>
-              <w:ind w:left="0" w:firstLine="0"/>
-              <w:rPr>
-                <w:rFonts w:ascii="Consolas" w:eastAsiaTheme="minorEastAsia" w:hAnsi="Consolas" w:cs="Consolas"/>
-                <w:color w:val="383A42"/>
-                <w:kern w:val="0"/>
-                <w:szCs w:val="22"/>
-              </w:rPr>
-            </w:pPr>
-            <w:r>
-              <w:rPr>
-                <w:rFonts w:ascii="Consolas" w:eastAsiaTheme="minorEastAsia" w:hAnsi="Consolas" w:cs="Consolas"/>
-                <w:color w:val="383A42"/>
-                <w:kern w:val="0"/>
-                <w:szCs w:val="22"/>
-              </w:rPr>
-              <w:t>student 9 got ticket 3 and start waiting</w:t>
-            </w:r>
-          </w:p>
-          <w:p>
-            <w:pPr>
-              <w:autoSpaceDE w:val="0"/>
-              <w:autoSpaceDN w:val="0"/>
-              <w:adjustRightInd w:val="0"/>
-              <w:spacing w:after="0" w:line="240" w:lineRule="auto"/>
-              <w:ind w:left="0" w:firstLine="0"/>
-              <w:rPr>
-                <w:rFonts w:ascii="Consolas" w:eastAsiaTheme="minorEastAsia" w:hAnsi="Consolas" w:cs="Consolas"/>
-                <w:color w:val="383A42"/>
-                <w:kern w:val="0"/>
-                <w:szCs w:val="22"/>
-              </w:rPr>
-            </w:pPr>
-            <w:r>
-              <w:rPr>
-                <w:rFonts w:ascii="Consolas" w:eastAsiaTheme="minorEastAsia" w:hAnsi="Consolas" w:cs="Consolas"/>
-                <w:color w:val="383A42"/>
-                <w:kern w:val="0"/>
-                <w:szCs w:val="22"/>
-              </w:rPr>
-              <w:t>student 10 got ticket 4 and start waiting</w:t>
-            </w:r>
-          </w:p>
-          <w:p>
-            <w:pPr>
-              <w:autoSpaceDE w:val="0"/>
-              <w:autoSpaceDN w:val="0"/>
-              <w:adjustRightInd w:val="0"/>
-              <w:spacing w:after="0" w:line="240" w:lineRule="auto"/>
-              <w:ind w:left="0" w:firstLine="0"/>
-              <w:rPr>
-                <w:rFonts w:ascii="Consolas" w:eastAsiaTheme="minorEastAsia" w:hAnsi="Consolas" w:cs="Consolas"/>
-                <w:color w:val="383A42"/>
-                <w:kern w:val="0"/>
-                <w:szCs w:val="22"/>
-              </w:rPr>
-            </w:pPr>
-            <w:r>
-              <w:rPr>
-                <w:rFonts w:ascii="Consolas" w:eastAsiaTheme="minorEastAsia" w:hAnsi="Consolas" w:cs="Consolas"/>
-                <w:color w:val="383A42"/>
-                <w:kern w:val="0"/>
-                <w:szCs w:val="22"/>
-              </w:rPr>
-              <w:t>student 11 got ticket 5 and start waiting</w:t>
-            </w:r>
-          </w:p>
-          <w:p>
-            <w:pPr>
-              <w:autoSpaceDE w:val="0"/>
-              <w:autoSpaceDN w:val="0"/>
-              <w:adjustRightInd w:val="0"/>
-              <w:spacing w:after="0" w:line="240" w:lineRule="auto"/>
-              <w:ind w:left="0" w:firstLine="0"/>
-              <w:rPr>
-                <w:rFonts w:ascii="Consolas" w:eastAsiaTheme="minorEastAsia" w:hAnsi="Consolas" w:cs="Consolas"/>
-                <w:color w:val="383A42"/>
-                <w:kern w:val="0"/>
-                <w:szCs w:val="22"/>
-              </w:rPr>
-            </w:pPr>
-            <w:r>
-              <w:rPr>
-                <w:rFonts w:ascii="Consolas" w:eastAsiaTheme="minorEastAsia" w:hAnsi="Consolas" w:cs="Consolas"/>
-                <w:color w:val="383A42"/>
-                <w:kern w:val="0"/>
-                <w:szCs w:val="22"/>
-              </w:rPr>
-              <w:t>student 12 got ticket 6 and start waiting</w:t>
-            </w:r>
-          </w:p>
-          <w:p>
-            <w:pPr>
-              <w:autoSpaceDE w:val="0"/>
-              <w:autoSpaceDN w:val="0"/>
-              <w:adjustRightInd w:val="0"/>
-              <w:spacing w:after="0" w:line="240" w:lineRule="auto"/>
-              <w:ind w:left="0" w:firstLine="0"/>
-              <w:rPr>
-                <w:rFonts w:ascii="Consolas" w:eastAsiaTheme="minorEastAsia" w:hAnsi="Consolas" w:cs="Consolas"/>
-                <w:color w:val="383A42"/>
-                <w:kern w:val="0"/>
-                <w:szCs w:val="22"/>
-              </w:rPr>
-            </w:pPr>
-            <w:r>
-              <w:rPr>
-                <w:rFonts w:ascii="Consolas" w:eastAsiaTheme="minorEastAsia" w:hAnsi="Consolas" w:cs="Consolas"/>
-                <w:color w:val="383A42"/>
-                <w:kern w:val="0"/>
-                <w:szCs w:val="22"/>
-              </w:rPr>
-              <w:t>student 13 got ticket 7 and start waiting</w:t>
-            </w:r>
-          </w:p>
-          <w:p>
-            <w:pPr>
-              <w:autoSpaceDE w:val="0"/>
-              <w:autoSpaceDN w:val="0"/>
-              <w:adjustRightInd w:val="0"/>
-              <w:spacing w:after="0" w:line="240" w:lineRule="auto"/>
-              <w:ind w:left="0" w:firstLine="0"/>
-              <w:rPr>
-                <w:rFonts w:ascii="Consolas" w:eastAsiaTheme="minorEastAsia" w:hAnsi="Consolas" w:cs="Consolas"/>
-                <w:color w:val="383A42"/>
-                <w:kern w:val="0"/>
-                <w:szCs w:val="22"/>
-              </w:rPr>
-            </w:pPr>
-            <w:r>
-              <w:rPr>
-                <w:rFonts w:ascii="Consolas" w:eastAsiaTheme="minorEastAsia" w:hAnsi="Consolas" w:cs="Consolas"/>
-                <w:color w:val="383A42"/>
-                <w:kern w:val="0"/>
-                <w:szCs w:val="22"/>
-              </w:rPr>
-              <w:t>student 14 got ticket 8 and start waiting</w:t>
-            </w:r>
-          </w:p>
-          <w:p>
-            <w:pPr>
-              <w:autoSpaceDE w:val="0"/>
-              <w:autoSpaceDN w:val="0"/>
-              <w:adjustRightInd w:val="0"/>
-              <w:spacing w:after="0" w:line="240" w:lineRule="auto"/>
-              <w:ind w:left="0" w:firstLine="0"/>
-              <w:rPr>
-                <w:rFonts w:ascii="Consolas" w:eastAsiaTheme="minorEastAsia" w:hAnsi="Consolas" w:cs="Consolas"/>
-                <w:color w:val="383A42"/>
-                <w:kern w:val="0"/>
-                <w:szCs w:val="22"/>
-              </w:rPr>
-            </w:pPr>
-            <w:r>
-              <w:rPr>
-                <w:rFonts w:ascii="Consolas" w:eastAsiaTheme="minorEastAsia" w:hAnsi="Consolas" w:cs="Consolas"/>
-                <w:color w:val="383A42"/>
-                <w:kern w:val="0"/>
-                <w:szCs w:val="22"/>
-              </w:rPr>
-              <w:t>student 15 got ticket 9 and start waiting</w:t>
-            </w:r>
-          </w:p>
-          <w:p>
-            <w:pPr>
-              <w:autoSpaceDE w:val="0"/>
-              <w:autoSpaceDN w:val="0"/>
-              <w:adjustRightInd w:val="0"/>
-              <w:spacing w:after="0" w:line="240" w:lineRule="auto"/>
-              <w:ind w:left="0" w:firstLine="0"/>
-              <w:rPr>
-                <w:rFonts w:ascii="Consolas" w:eastAsiaTheme="minorEastAsia" w:hAnsi="Consolas" w:cs="Consolas"/>
-                <w:color w:val="383A42"/>
-                <w:kern w:val="0"/>
-                <w:szCs w:val="22"/>
-              </w:rPr>
-            </w:pPr>
-            <w:r>
-              <w:rPr>
-                <w:rFonts w:ascii="Consolas" w:eastAsiaTheme="minorEastAsia" w:hAnsi="Consolas" w:cs="Consolas"/>
-                <w:color w:val="383A42"/>
-                <w:kern w:val="0"/>
-                <w:szCs w:val="22"/>
-              </w:rPr>
-              <w:t>student 16 got ticket 10 and start waiting</w:t>
-            </w:r>
-          </w:p>
-          <w:p>
-            <w:pPr>
-              <w:autoSpaceDE w:val="0"/>
-              <w:autoSpaceDN w:val="0"/>
-              <w:adjustRightInd w:val="0"/>
-              <w:spacing w:after="0" w:line="240" w:lineRule="auto"/>
-              <w:ind w:left="0" w:firstLine="0"/>
-              <w:rPr>
-                <w:rFonts w:ascii="Consolas" w:eastAsiaTheme="minorEastAsia" w:hAnsi="Consolas" w:cs="Consolas"/>
-                <w:color w:val="383A42"/>
-                <w:kern w:val="0"/>
-                <w:szCs w:val="22"/>
-              </w:rPr>
-            </w:pPr>
-            <w:r>
-              <w:rPr>
-                <w:rFonts w:ascii="Consolas" w:eastAsiaTheme="minorEastAsia" w:hAnsi="Consolas" w:cs="Consolas"/>
-                <w:color w:val="383A42"/>
-                <w:kern w:val="0"/>
-                <w:szCs w:val="22"/>
-              </w:rPr>
-              <w:t>student 17 got ticket 11 and start waiting</w:t>
-            </w:r>
-          </w:p>
-          <w:p>
-            <w:pPr>
-              <w:autoSpaceDE w:val="0"/>
-              <w:autoSpaceDN w:val="0"/>
-              <w:adjustRightInd w:val="0"/>
-              <w:spacing w:after="0" w:line="240" w:lineRule="auto"/>
-              <w:ind w:left="0" w:firstLine="0"/>
-              <w:rPr>
-                <w:rFonts w:ascii="Consolas" w:eastAsiaTheme="minorEastAsia" w:hAnsi="Consolas" w:cs="Consolas"/>
-                <w:color w:val="383A42"/>
-                <w:kern w:val="0"/>
-                <w:szCs w:val="22"/>
-              </w:rPr>
-            </w:pPr>
-            <w:r>
-              <w:rPr>
-                <w:rFonts w:ascii="Consolas" w:eastAsiaTheme="minorEastAsia" w:hAnsi="Consolas" w:cs="Consolas"/>
-                <w:color w:val="383A42"/>
-                <w:kern w:val="0"/>
-                <w:szCs w:val="22"/>
-              </w:rPr>
-              <w:t>student 18 got ticket 12 and start waiting</w:t>
-            </w:r>
-          </w:p>
-          <w:p>
-            <w:pPr>
-              <w:autoSpaceDE w:val="0"/>
-              <w:autoSpaceDN w:val="0"/>
-              <w:adjustRightInd w:val="0"/>
-              <w:spacing w:after="0" w:line="240" w:lineRule="auto"/>
-              <w:ind w:left="0" w:firstLine="0"/>
-              <w:rPr>
-                <w:rFonts w:ascii="Consolas" w:eastAsiaTheme="minorEastAsia" w:hAnsi="Consolas" w:cs="Consolas"/>
-                <w:color w:val="383A42"/>
-                <w:kern w:val="0"/>
-                <w:szCs w:val="22"/>
-              </w:rPr>
-            </w:pPr>
-            <w:r>
-              <w:rPr>
-                <w:rFonts w:ascii="Consolas" w:eastAsiaTheme="minorEastAsia" w:hAnsi="Consolas" w:cs="Consolas"/>
-                <w:color w:val="383A42"/>
-                <w:kern w:val="0"/>
-                <w:szCs w:val="22"/>
-              </w:rPr>
-              <w:t>student 19 got ticket 13 and start waiting</w:t>
-            </w:r>
-          </w:p>
-          <w:p>
-            <w:pPr>
-              <w:autoSpaceDE w:val="0"/>
-              <w:autoSpaceDN w:val="0"/>
-              <w:adjustRightInd w:val="0"/>
-              <w:spacing w:after="0" w:line="240" w:lineRule="auto"/>
-              <w:ind w:left="0" w:firstLine="0"/>
-              <w:rPr>
-                <w:rFonts w:ascii="Consolas" w:eastAsiaTheme="minorEastAsia" w:hAnsi="Consolas" w:cs="Consolas"/>
-                <w:color w:val="383A42"/>
-                <w:kern w:val="0"/>
-                <w:szCs w:val="22"/>
-              </w:rPr>
-            </w:pPr>
-            <w:r>
-              <w:rPr>
-                <w:rFonts w:ascii="Consolas" w:eastAsiaTheme="minorEastAsia" w:hAnsi="Consolas" w:cs="Consolas"/>
-                <w:color w:val="383A42"/>
-                <w:kern w:val="0"/>
-                <w:szCs w:val="22"/>
-              </w:rPr>
-              <w:t>student 20 got ticket 14 and start waiting</w:t>
-            </w:r>
-          </w:p>
-          <w:p>
-            <w:pPr>
-              <w:autoSpaceDE w:val="0"/>
-              <w:autoSpaceDN w:val="0"/>
-              <w:adjustRightInd w:val="0"/>
-              <w:spacing w:after="0" w:line="240" w:lineRule="auto"/>
-              <w:ind w:left="0" w:firstLine="0"/>
-              <w:rPr>
-                <w:rFonts w:ascii="Consolas" w:eastAsiaTheme="minorEastAsia" w:hAnsi="Consolas" w:cs="Consolas"/>
-                <w:color w:val="383A42"/>
-                <w:kern w:val="0"/>
-                <w:szCs w:val="22"/>
-              </w:rPr>
-            </w:pPr>
-            <w:r>
-              <w:rPr>
-                <w:rFonts w:ascii="Consolas" w:eastAsiaTheme="minorEastAsia" w:hAnsi="Consolas" w:cs="Consolas"/>
-                <w:color w:val="383A42"/>
-                <w:kern w:val="0"/>
-                <w:szCs w:val="22"/>
-              </w:rPr>
-              <w:t>student 21 got ticket 15 and start waiting</w:t>
-            </w:r>
-          </w:p>
-          <w:p>
-            <w:pPr>
-              <w:autoSpaceDE w:val="0"/>
-              <w:autoSpaceDN w:val="0"/>
-              <w:adjustRightInd w:val="0"/>
-              <w:spacing w:after="0" w:line="240" w:lineRule="auto"/>
-              <w:ind w:left="0" w:firstLine="0"/>
-              <w:rPr>
-                <w:rFonts w:ascii="Consolas" w:eastAsiaTheme="minorEastAsia" w:hAnsi="Consolas" w:cs="Consolas"/>
-                <w:color w:val="383A42"/>
-                <w:kern w:val="0"/>
-                <w:szCs w:val="22"/>
-              </w:rPr>
-            </w:pPr>
-            <w:r>
-              <w:rPr>
-                <w:rFonts w:ascii="Consolas" w:eastAsiaTheme="minorEastAsia" w:hAnsi="Consolas" w:cs="Consolas"/>
-                <w:color w:val="383A42"/>
-                <w:kern w:val="0"/>
-                <w:szCs w:val="22"/>
-              </w:rPr>
-              <w:t>student 22 got ticket 16 and start waiting</w:t>
-            </w:r>
-          </w:p>
-          <w:p>
-            <w:pPr>
-              <w:autoSpaceDE w:val="0"/>
-              <w:autoSpaceDN w:val="0"/>
-              <w:adjustRightInd w:val="0"/>
-              <w:spacing w:after="0" w:line="240" w:lineRule="auto"/>
-              <w:ind w:left="0" w:firstLine="0"/>
-              <w:rPr>
-                <w:rFonts w:ascii="Consolas" w:eastAsiaTheme="minorEastAsia" w:hAnsi="Consolas" w:cs="Consolas"/>
-                <w:color w:val="383A42"/>
-                <w:kern w:val="0"/>
-                <w:szCs w:val="22"/>
-              </w:rPr>
-            </w:pPr>
-            <w:r>
-              <w:rPr>
-                <w:rFonts w:ascii="Consolas" w:eastAsiaTheme="minorEastAsia" w:hAnsi="Consolas" w:cs="Consolas"/>
-                <w:color w:val="383A42"/>
-                <w:kern w:val="0"/>
-                <w:szCs w:val="22"/>
-              </w:rPr>
-              <w:t>student 23 got ticket 17 and start waiting</w:t>
-            </w:r>
-          </w:p>
-          <w:p>
-            <w:pPr>
-              <w:autoSpaceDE w:val="0"/>
-              <w:autoSpaceDN w:val="0"/>
-              <w:adjustRightInd w:val="0"/>
-              <w:spacing w:after="0" w:line="240" w:lineRule="auto"/>
-              <w:ind w:left="0" w:firstLine="0"/>
-              <w:rPr>
-                <w:rFonts w:ascii="Consolas" w:eastAsiaTheme="minorEastAsia" w:hAnsi="Consolas" w:cs="Consolas"/>
-                <w:color w:val="383A42"/>
-                <w:kern w:val="0"/>
-                <w:szCs w:val="22"/>
-              </w:rPr>
-            </w:pPr>
-            <w:r>
-              <w:rPr>
-                <w:rFonts w:ascii="Consolas" w:eastAsiaTheme="minorEastAsia" w:hAnsi="Consolas" w:cs="Consolas"/>
-                <w:color w:val="383A42"/>
-                <w:kern w:val="0"/>
-                <w:szCs w:val="22"/>
-              </w:rPr>
-              <w:t>student 24 got ticket 18 and start waiting</w:t>
-            </w:r>
-          </w:p>
-          <w:p>
-            <w:pPr>
-              <w:autoSpaceDE w:val="0"/>
-              <w:autoSpaceDN w:val="0"/>
-              <w:adjustRightInd w:val="0"/>
-              <w:spacing w:after="0" w:line="240" w:lineRule="auto"/>
-              <w:ind w:left="0" w:firstLine="0"/>
-              <w:rPr>
-                <w:rFonts w:ascii="Consolas" w:eastAsiaTheme="minorEastAsia" w:hAnsi="Consolas" w:cs="Consolas"/>
-                <w:color w:val="383A42"/>
-                <w:kern w:val="0"/>
-                <w:szCs w:val="22"/>
-              </w:rPr>
-            </w:pPr>
-            <w:r>
-              <w:rPr>
-                <w:rFonts w:ascii="Consolas" w:eastAsiaTheme="minorEastAsia" w:hAnsi="Consolas" w:cs="Consolas"/>
-                <w:color w:val="383A42"/>
-                <w:kern w:val="0"/>
-                <w:szCs w:val="22"/>
-              </w:rPr>
-              <w:t>student 25 got ticket 19 and start waiting</w:t>
-            </w:r>
-          </w:p>
-          <w:p>
-            <w:pPr>
-              <w:autoSpaceDE w:val="0"/>
-              <w:autoSpaceDN w:val="0"/>
-              <w:adjustRightInd w:val="0"/>
-              <w:spacing w:after="0" w:line="240" w:lineRule="auto"/>
-              <w:ind w:left="0" w:firstLine="0"/>
-              <w:rPr>
-                <w:rFonts w:ascii="Consolas" w:eastAsiaTheme="minorEastAsia" w:hAnsi="Consolas" w:cs="Consolas"/>
-                <w:color w:val="383A42"/>
-                <w:kern w:val="0"/>
-                <w:szCs w:val="22"/>
-              </w:rPr>
-            </w:pPr>
-            <w:r>
-              <w:rPr>
-                <w:rFonts w:ascii="Consolas" w:eastAsiaTheme="minorEastAsia" w:hAnsi="Consolas" w:cs="Consolas"/>
-                <w:color w:val="383A42"/>
-                <w:kern w:val="0"/>
-                <w:szCs w:val="22"/>
-              </w:rPr>
-              <w:t>student 26 got ticket 20 and start waiting</w:t>
-            </w:r>
-          </w:p>
-          <w:p>
-            <w:pPr>
-              <w:autoSpaceDE w:val="0"/>
-              <w:autoSpaceDN w:val="0"/>
-              <w:adjustRightInd w:val="0"/>
-              <w:spacing w:after="0" w:line="240" w:lineRule="auto"/>
-              <w:ind w:left="0" w:firstLine="0"/>
-              <w:rPr>
-                <w:rFonts w:ascii="Consolas" w:eastAsiaTheme="minorEastAsia" w:hAnsi="Consolas" w:cs="Consolas"/>
-                <w:color w:val="383A42"/>
-                <w:kern w:val="0"/>
-                <w:szCs w:val="22"/>
-              </w:rPr>
-            </w:pPr>
-            <w:r>
-              <w:rPr>
-                <w:rFonts w:ascii="Consolas" w:eastAsiaTheme="minorEastAsia" w:hAnsi="Consolas" w:cs="Consolas"/>
-                <w:color w:val="383A42"/>
-                <w:kern w:val="0"/>
-                <w:szCs w:val="22"/>
-              </w:rPr>
-              <w:t>student 27 got ticket 21 and start waiting</w:t>
-            </w:r>
-          </w:p>
-          <w:p>
-            <w:pPr>
-              <w:autoSpaceDE w:val="0"/>
-              <w:autoSpaceDN w:val="0"/>
-              <w:adjustRightInd w:val="0"/>
-              <w:spacing w:after="0" w:line="240" w:lineRule="auto"/>
-              <w:ind w:left="0" w:firstLine="0"/>
-              <w:rPr>
-                <w:rFonts w:ascii="Consolas" w:eastAsiaTheme="minorEastAsia" w:hAnsi="Consolas" w:cs="Consolas"/>
-                <w:color w:val="383A42"/>
-                <w:kern w:val="0"/>
-                <w:szCs w:val="22"/>
-              </w:rPr>
-            </w:pPr>
-            <w:r>
-              <w:rPr>
-                <w:rFonts w:ascii="Consolas" w:eastAsiaTheme="minorEastAsia" w:hAnsi="Consolas" w:cs="Consolas"/>
-                <w:color w:val="383A42"/>
-                <w:kern w:val="0"/>
-                <w:szCs w:val="22"/>
-              </w:rPr>
-              <w:t>student 28 got ticket 22 and start waiting</w:t>
-            </w:r>
-          </w:p>
-          <w:p>
-            <w:pPr>
-              <w:autoSpaceDE w:val="0"/>
-              <w:autoSpaceDN w:val="0"/>
-              <w:adjustRightInd w:val="0"/>
-              <w:spacing w:after="0" w:line="240" w:lineRule="auto"/>
-              <w:ind w:left="0" w:firstLine="0"/>
-              <w:rPr>
-                <w:rFonts w:ascii="Consolas" w:eastAsiaTheme="minorEastAsia" w:hAnsi="Consolas" w:cs="Consolas"/>
-                <w:color w:val="383A42"/>
-                <w:kern w:val="0"/>
-                <w:szCs w:val="22"/>
-              </w:rPr>
-            </w:pPr>
-            <w:r>
-              <w:rPr>
-                <w:rFonts w:ascii="Consolas" w:eastAsiaTheme="minorEastAsia" w:hAnsi="Consolas" w:cs="Consolas"/>
-                <w:color w:val="383A42"/>
-                <w:kern w:val="0"/>
-                <w:szCs w:val="22"/>
-              </w:rPr>
-              <w:t>student 6 got ticket 23 and start waiting</w:t>
-            </w:r>
-          </w:p>
-          <w:p>
-            <w:pPr>
-              <w:autoSpaceDE w:val="0"/>
-              <w:autoSpaceDN w:val="0"/>
-              <w:adjustRightInd w:val="0"/>
-              <w:spacing w:after="0" w:line="240" w:lineRule="auto"/>
-              <w:ind w:left="0" w:firstLine="0"/>
-              <w:rPr>
-                <w:rFonts w:ascii="Consolas" w:eastAsiaTheme="minorEastAsia" w:hAnsi="Consolas" w:cs="Consolas"/>
-                <w:color w:val="383A42"/>
-                <w:kern w:val="0"/>
-                <w:szCs w:val="22"/>
-              </w:rPr>
-            </w:pPr>
-            <w:r>
-              <w:rPr>
-                <w:rFonts w:ascii="Consolas" w:eastAsiaTheme="minorEastAsia" w:hAnsi="Consolas" w:cs="Consolas"/>
-                <w:color w:val="383A42"/>
-                <w:kern w:val="0"/>
-                <w:szCs w:val="22"/>
-              </w:rPr>
-              <w:t>student 29 got ticket 24 and start waiting</w:t>
-            </w:r>
-          </w:p>
-          <w:p>
-            <w:pPr>
-              <w:autoSpaceDE w:val="0"/>
-              <w:autoSpaceDN w:val="0"/>
-              <w:adjustRightInd w:val="0"/>
-              <w:spacing w:after="0" w:line="240" w:lineRule="auto"/>
-              <w:ind w:left="0" w:firstLine="0"/>
-              <w:rPr>
-                <w:rFonts w:ascii="Consolas" w:eastAsiaTheme="minorEastAsia" w:hAnsi="Consolas" w:cs="Consolas"/>
-                <w:color w:val="383A42"/>
-                <w:kern w:val="0"/>
-                <w:szCs w:val="22"/>
-              </w:rPr>
-            </w:pPr>
-            <w:r>
-              <w:rPr>
-                <w:rFonts w:ascii="Consolas" w:eastAsiaTheme="minorEastAsia" w:hAnsi="Consolas" w:cs="Consolas"/>
-                <w:color w:val="383A42"/>
-                <w:kern w:val="0"/>
-                <w:szCs w:val="22"/>
-              </w:rPr>
-              <w:t>student 30 got ticket 25 and start waiting</w:t>
-            </w:r>
-          </w:p>
-          <w:p>
-            <w:pPr>
-              <w:autoSpaceDE w:val="0"/>
-              <w:autoSpaceDN w:val="0"/>
-              <w:adjustRightInd w:val="0"/>
-              <w:spacing w:after="0" w:line="240" w:lineRule="auto"/>
-              <w:ind w:left="0" w:firstLine="0"/>
-              <w:rPr>
-                <w:rFonts w:ascii="Consolas" w:eastAsiaTheme="minorEastAsia" w:hAnsi="Consolas" w:cs="Consolas"/>
-                <w:color w:val="383A42"/>
-                <w:kern w:val="0"/>
-                <w:szCs w:val="22"/>
-              </w:rPr>
-            </w:pPr>
-            <w:r>
-              <w:rPr>
-                <w:rFonts w:ascii="Consolas" w:eastAsiaTheme="minorEastAsia" w:hAnsi="Consolas" w:cs="Consolas"/>
-                <w:color w:val="383A42"/>
-                <w:kern w:val="0"/>
-                <w:szCs w:val="22"/>
-              </w:rPr>
               <w:t>student 5 got ticket 26 and start waiting</w:t>
             </w:r>
           </w:p>
@@ -1601,17 +1442,19 @@
               <w:ind w:left="0" w:firstLine="0"/>
               <w:rPr>
                 <w:rFonts w:ascii="Consolas" w:eastAsiaTheme="minorEastAsia" w:hAnsi="Consolas" w:cs="Consolas"/>
-                <w:color w:val="383A42"/>
-                <w:kern w:val="0"/>
-                <w:szCs w:val="22"/>
-              </w:rPr>
-            </w:pPr>
-            <w:r>
-              <w:rPr>
-                <w:rFonts w:ascii="Consolas" w:eastAsiaTheme="minorEastAsia" w:hAnsi="Consolas" w:cs="Consolas"/>
-                <w:color w:val="383A42"/>
-                <w:kern w:val="0"/>
-                <w:szCs w:val="22"/>
+                <w:color w:val="auto"/>
+                <w:kern w:val="0"/>
+                <w:sz w:val="20"/>
+                <w:szCs w:val="20"/>
+              </w:rPr>
+            </w:pPr>
+            <w:r>
+              <w:rPr>
+                <w:rFonts w:ascii="Consolas" w:eastAsiaTheme="minorEastAsia" w:hAnsi="Consolas" w:cs="Consolas"/>
+                <w:color w:val="auto"/>
+                <w:kern w:val="0"/>
+                <w:sz w:val="20"/>
+                <w:szCs w:val="20"/>
               </w:rPr>
               <w:t>student 4 got ticket 27 and start waiting</w:t>
             </w:r>
@@ -1625,17 +1468,19 @@
               <w:ind w:left="0" w:firstLine="0"/>
               <w:rPr>
                 <w:rFonts w:ascii="Consolas" w:eastAsiaTheme="minorEastAsia" w:hAnsi="Consolas" w:cs="Consolas"/>
-                <w:color w:val="383A42"/>
-                <w:kern w:val="0"/>
-                <w:szCs w:val="22"/>
-              </w:rPr>
-            </w:pPr>
-            <w:r>
-              <w:rPr>
-                <w:rFonts w:ascii="Consolas" w:eastAsiaTheme="minorEastAsia" w:hAnsi="Consolas" w:cs="Consolas"/>
-                <w:color w:val="383A42"/>
-                <w:kern w:val="0"/>
-                <w:szCs w:val="22"/>
+                <w:color w:val="auto"/>
+                <w:kern w:val="0"/>
+                <w:sz w:val="20"/>
+                <w:szCs w:val="20"/>
+              </w:rPr>
+            </w:pPr>
+            <w:r>
+              <w:rPr>
+                <w:rFonts w:ascii="Consolas" w:eastAsiaTheme="minorEastAsia" w:hAnsi="Consolas" w:cs="Consolas"/>
+                <w:color w:val="auto"/>
+                <w:kern w:val="0"/>
+                <w:sz w:val="20"/>
+                <w:szCs w:val="20"/>
               </w:rPr>
               <w:t>student 3 got ticket 28 and start waiting</w:t>
             </w:r>
@@ -1649,17 +1494,19 @@
               <w:ind w:left="0" w:firstLine="0"/>
               <w:rPr>
                 <w:rFonts w:ascii="Consolas" w:eastAsiaTheme="minorEastAsia" w:hAnsi="Consolas" w:cs="Consolas"/>
-                <w:color w:val="383A42"/>
-                <w:kern w:val="0"/>
-                <w:szCs w:val="22"/>
-              </w:rPr>
-            </w:pPr>
-            <w:r>
-              <w:rPr>
-                <w:rFonts w:ascii="Consolas" w:eastAsiaTheme="minorEastAsia" w:hAnsi="Consolas" w:cs="Consolas"/>
-                <w:color w:val="383A42"/>
-                <w:kern w:val="0"/>
-                <w:szCs w:val="22"/>
+                <w:color w:val="auto"/>
+                <w:kern w:val="0"/>
+                <w:sz w:val="20"/>
+                <w:szCs w:val="20"/>
+              </w:rPr>
+            </w:pPr>
+            <w:r>
+              <w:rPr>
+                <w:rFonts w:ascii="Consolas" w:eastAsiaTheme="minorEastAsia" w:hAnsi="Consolas" w:cs="Consolas"/>
+                <w:color w:val="auto"/>
+                <w:kern w:val="0"/>
+                <w:sz w:val="20"/>
+                <w:szCs w:val="20"/>
               </w:rPr>
               <w:t>student 2 got ticket 29 and start waiting</w:t>
             </w:r>
@@ -1673,17 +1520,19 @@
               <w:ind w:left="0" w:firstLine="0"/>
               <w:rPr>
                 <w:rFonts w:ascii="Consolas" w:eastAsiaTheme="minorEastAsia" w:hAnsi="Consolas" w:cs="Consolas"/>
-                <w:color w:val="383A42"/>
-                <w:kern w:val="0"/>
-                <w:szCs w:val="22"/>
-              </w:rPr>
-            </w:pPr>
-            <w:r>
-              <w:rPr>
-                <w:rFonts w:ascii="Consolas" w:eastAsiaTheme="minorEastAsia" w:hAnsi="Consolas" w:cs="Consolas"/>
-                <w:color w:val="383A42"/>
-                <w:kern w:val="0"/>
-                <w:szCs w:val="22"/>
+                <w:color w:val="auto"/>
+                <w:kern w:val="0"/>
+                <w:sz w:val="20"/>
+                <w:szCs w:val="20"/>
+              </w:rPr>
+            </w:pPr>
+            <w:r>
+              <w:rPr>
+                <w:rFonts w:ascii="Consolas" w:eastAsiaTheme="minorEastAsia" w:hAnsi="Consolas" w:cs="Consolas"/>
+                <w:color w:val="auto"/>
+                <w:kern w:val="0"/>
+                <w:sz w:val="20"/>
+                <w:szCs w:val="20"/>
               </w:rPr>
               <w:t>student 1 got ticket 30 and start waiting</w:t>
             </w:r>
@@ -1697,17 +1546,19 @@
               <w:ind w:left="0" w:firstLine="0"/>
               <w:rPr>
                 <w:rFonts w:ascii="Consolas" w:eastAsiaTheme="minorEastAsia" w:hAnsi="Consolas" w:cs="Consolas"/>
-                <w:color w:val="383A42"/>
-                <w:kern w:val="0"/>
-                <w:szCs w:val="22"/>
-              </w:rPr>
-            </w:pPr>
-            <w:r>
-              <w:rPr>
-                <w:rFonts w:ascii="Consolas" w:eastAsiaTheme="minorEastAsia" w:hAnsi="Consolas" w:cs="Consolas"/>
-                <w:color w:val="383A42"/>
-                <w:kern w:val="0"/>
-                <w:szCs w:val="22"/>
+                <w:color w:val="auto"/>
+                <w:kern w:val="0"/>
+                <w:sz w:val="20"/>
+                <w:szCs w:val="20"/>
+              </w:rPr>
+            </w:pPr>
+            <w:r>
+              <w:rPr>
+                <w:rFonts w:ascii="Consolas" w:eastAsiaTheme="minorEastAsia" w:hAnsi="Consolas" w:cs="Consolas"/>
+                <w:color w:val="auto"/>
+                <w:kern w:val="0"/>
+                <w:sz w:val="20"/>
+                <w:szCs w:val="20"/>
               </w:rPr>
               <w:t>Bus entering station with 4 free seats</w:t>
             </w:r>
@@ -1721,17 +1572,19 @@
               <w:ind w:left="0" w:firstLine="0"/>
               <w:rPr>
                 <w:rFonts w:ascii="Consolas" w:eastAsiaTheme="minorEastAsia" w:hAnsi="Consolas" w:cs="Consolas"/>
-                <w:color w:val="383A42"/>
-                <w:kern w:val="0"/>
-                <w:szCs w:val="22"/>
-              </w:rPr>
-            </w:pPr>
-            <w:r>
-              <w:rPr>
-                <w:rFonts w:ascii="Consolas" w:eastAsiaTheme="minorEastAsia" w:hAnsi="Consolas" w:cs="Consolas"/>
-                <w:color w:val="383A42"/>
-                <w:kern w:val="0"/>
-                <w:szCs w:val="22"/>
+                <w:color w:val="auto"/>
+                <w:kern w:val="0"/>
+                <w:sz w:val="20"/>
+                <w:szCs w:val="20"/>
+              </w:rPr>
+            </w:pPr>
+            <w:r>
+              <w:rPr>
+                <w:rFonts w:ascii="Consolas" w:eastAsiaTheme="minorEastAsia" w:hAnsi="Consolas" w:cs="Consolas"/>
+                <w:color w:val="auto"/>
+                <w:kern w:val="0"/>
+                <w:sz w:val="20"/>
+                <w:szCs w:val="20"/>
               </w:rPr>
               <w:t>student 7 with ticket 1 has boarded, the turn is 1</w:t>
             </w:r>
@@ -1745,17 +1598,19 @@
               <w:ind w:left="0" w:firstLine="0"/>
               <w:rPr>
                 <w:rFonts w:ascii="Consolas" w:eastAsiaTheme="minorEastAsia" w:hAnsi="Consolas" w:cs="Consolas"/>
-                <w:color w:val="383A42"/>
-                <w:kern w:val="0"/>
-                <w:szCs w:val="22"/>
-              </w:rPr>
-            </w:pPr>
-            <w:r>
-              <w:rPr>
-                <w:rFonts w:ascii="Consolas" w:eastAsiaTheme="minorEastAsia" w:hAnsi="Consolas" w:cs="Consolas"/>
-                <w:color w:val="383A42"/>
-                <w:kern w:val="0"/>
-                <w:szCs w:val="22"/>
+                <w:color w:val="auto"/>
+                <w:kern w:val="0"/>
+                <w:sz w:val="20"/>
+                <w:szCs w:val="20"/>
+              </w:rPr>
+            </w:pPr>
+            <w:r>
+              <w:rPr>
+                <w:rFonts w:ascii="Consolas" w:eastAsiaTheme="minorEastAsia" w:hAnsi="Consolas" w:cs="Consolas"/>
+                <w:color w:val="auto"/>
+                <w:kern w:val="0"/>
+                <w:sz w:val="20"/>
+                <w:szCs w:val="20"/>
               </w:rPr>
               <w:t>student 8 with ticket 2 has boarded, the turn is 2</w:t>
             </w:r>
@@ -1769,17 +1624,19 @@
               <w:ind w:left="0" w:firstLine="0"/>
               <w:rPr>
                 <w:rFonts w:ascii="Consolas" w:eastAsiaTheme="minorEastAsia" w:hAnsi="Consolas" w:cs="Consolas"/>
-                <w:color w:val="383A42"/>
-                <w:kern w:val="0"/>
-                <w:szCs w:val="22"/>
-              </w:rPr>
-            </w:pPr>
-            <w:r>
-              <w:rPr>
-                <w:rFonts w:ascii="Consolas" w:eastAsiaTheme="minorEastAsia" w:hAnsi="Consolas" w:cs="Consolas"/>
-                <w:color w:val="383A42"/>
-                <w:kern w:val="0"/>
-                <w:szCs w:val="22"/>
+                <w:color w:val="auto"/>
+                <w:kern w:val="0"/>
+                <w:sz w:val="20"/>
+                <w:szCs w:val="20"/>
+              </w:rPr>
+            </w:pPr>
+            <w:r>
+              <w:rPr>
+                <w:rFonts w:ascii="Consolas" w:eastAsiaTheme="minorEastAsia" w:hAnsi="Consolas" w:cs="Consolas"/>
+                <w:color w:val="auto"/>
+                <w:kern w:val="0"/>
+                <w:sz w:val="20"/>
+                <w:szCs w:val="20"/>
               </w:rPr>
               <w:t>student 9 with ticket 3 has boarded, the turn is 3</w:t>
             </w:r>
@@ -1793,17 +1650,19 @@
               <w:ind w:left="0" w:firstLine="0"/>
               <w:rPr>
                 <w:rFonts w:ascii="Consolas" w:eastAsiaTheme="minorEastAsia" w:hAnsi="Consolas" w:cs="Consolas"/>
-                <w:color w:val="383A42"/>
-                <w:kern w:val="0"/>
-                <w:szCs w:val="22"/>
-              </w:rPr>
-            </w:pPr>
-            <w:r>
-              <w:rPr>
-                <w:rFonts w:ascii="Consolas" w:eastAsiaTheme="minorEastAsia" w:hAnsi="Consolas" w:cs="Consolas"/>
-                <w:color w:val="383A42"/>
-                <w:kern w:val="0"/>
-                <w:szCs w:val="22"/>
+                <w:color w:val="auto"/>
+                <w:kern w:val="0"/>
+                <w:sz w:val="20"/>
+                <w:szCs w:val="20"/>
+              </w:rPr>
+            </w:pPr>
+            <w:r>
+              <w:rPr>
+                <w:rFonts w:ascii="Consolas" w:eastAsiaTheme="minorEastAsia" w:hAnsi="Consolas" w:cs="Consolas"/>
+                <w:color w:val="auto"/>
+                <w:kern w:val="0"/>
+                <w:sz w:val="20"/>
+                <w:szCs w:val="20"/>
               </w:rPr>
               <w:t>student 10 with ticket 4 has boarded, the turn is 4</w:t>
             </w:r>
@@ -1817,17 +1676,19 @@
               <w:ind w:left="0" w:firstLine="0"/>
               <w:rPr>
                 <w:rFonts w:ascii="Consolas" w:eastAsiaTheme="minorEastAsia" w:hAnsi="Consolas" w:cs="Consolas"/>
-                <w:color w:val="383A42"/>
-                <w:kern w:val="0"/>
-                <w:szCs w:val="22"/>
-              </w:rPr>
-            </w:pPr>
-            <w:r>
-              <w:rPr>
-                <w:rFonts w:ascii="Consolas" w:eastAsiaTheme="minorEastAsia" w:hAnsi="Consolas" w:cs="Consolas"/>
-                <w:color w:val="383A42"/>
-                <w:kern w:val="0"/>
-                <w:szCs w:val="22"/>
+                <w:color w:val="auto"/>
+                <w:kern w:val="0"/>
+                <w:sz w:val="20"/>
+                <w:szCs w:val="20"/>
+              </w:rPr>
+            </w:pPr>
+            <w:r>
+              <w:rPr>
+                <w:rFonts w:ascii="Consolas" w:eastAsiaTheme="minorEastAsia" w:hAnsi="Consolas" w:cs="Consolas"/>
+                <w:color w:val="auto"/>
+                <w:kern w:val="0"/>
+                <w:sz w:val="20"/>
+                <w:szCs w:val="20"/>
               </w:rPr>
               <w:t>Bus entering station with 2 free seats</w:t>
             </w:r>
@@ -1841,17 +1702,19 @@
               <w:ind w:left="0" w:firstLine="0"/>
               <w:rPr>
                 <w:rFonts w:ascii="Consolas" w:eastAsiaTheme="minorEastAsia" w:hAnsi="Consolas" w:cs="Consolas"/>
-                <w:color w:val="383A42"/>
-                <w:kern w:val="0"/>
-                <w:szCs w:val="22"/>
-              </w:rPr>
-            </w:pPr>
-            <w:r>
-              <w:rPr>
-                <w:rFonts w:ascii="Consolas" w:eastAsiaTheme="minorEastAsia" w:hAnsi="Consolas" w:cs="Consolas"/>
-                <w:color w:val="383A42"/>
-                <w:kern w:val="0"/>
-                <w:szCs w:val="22"/>
+                <w:color w:val="auto"/>
+                <w:kern w:val="0"/>
+                <w:sz w:val="20"/>
+                <w:szCs w:val="20"/>
+              </w:rPr>
+            </w:pPr>
+            <w:r>
+              <w:rPr>
+                <w:rFonts w:ascii="Consolas" w:eastAsiaTheme="minorEastAsia" w:hAnsi="Consolas" w:cs="Consolas"/>
+                <w:color w:val="auto"/>
+                <w:kern w:val="0"/>
+                <w:sz w:val="20"/>
+                <w:szCs w:val="20"/>
               </w:rPr>
               <w:t>student 11 with ticket 5 has boarded, the turn is 5</w:t>
             </w:r>
@@ -1865,17 +1728,19 @@
               <w:ind w:left="0" w:firstLine="0"/>
               <w:rPr>
                 <w:rFonts w:ascii="Consolas" w:eastAsiaTheme="minorEastAsia" w:hAnsi="Consolas" w:cs="Consolas"/>
-                <w:color w:val="383A42"/>
-                <w:kern w:val="0"/>
-                <w:szCs w:val="22"/>
-              </w:rPr>
-            </w:pPr>
-            <w:r>
-              <w:rPr>
-                <w:rFonts w:ascii="Consolas" w:eastAsiaTheme="minorEastAsia" w:hAnsi="Consolas" w:cs="Consolas"/>
-                <w:color w:val="383A42"/>
-                <w:kern w:val="0"/>
-                <w:szCs w:val="22"/>
+                <w:color w:val="auto"/>
+                <w:kern w:val="0"/>
+                <w:sz w:val="20"/>
+                <w:szCs w:val="20"/>
+              </w:rPr>
+            </w:pPr>
+            <w:r>
+              <w:rPr>
+                <w:rFonts w:ascii="Consolas" w:eastAsiaTheme="minorEastAsia" w:hAnsi="Consolas" w:cs="Consolas"/>
+                <w:color w:val="auto"/>
+                <w:kern w:val="0"/>
+                <w:sz w:val="20"/>
+                <w:szCs w:val="20"/>
               </w:rPr>
               <w:t>student 12 with ticket 6 has boarded, the turn is 6</w:t>
             </w:r>
@@ -1889,17 +1754,19 @@
               <w:ind w:left="0" w:firstLine="0"/>
               <w:rPr>
                 <w:rFonts w:ascii="Consolas" w:eastAsiaTheme="minorEastAsia" w:hAnsi="Consolas" w:cs="Consolas"/>
-                <w:color w:val="383A42"/>
-                <w:kern w:val="0"/>
-                <w:szCs w:val="22"/>
-              </w:rPr>
-            </w:pPr>
-            <w:r>
-              <w:rPr>
-                <w:rFonts w:ascii="Consolas" w:eastAsiaTheme="minorEastAsia" w:hAnsi="Consolas" w:cs="Consolas"/>
-                <w:color w:val="383A42"/>
-                <w:kern w:val="0"/>
-                <w:szCs w:val="22"/>
+                <w:color w:val="auto"/>
+                <w:kern w:val="0"/>
+                <w:sz w:val="20"/>
+                <w:szCs w:val="20"/>
+              </w:rPr>
+            </w:pPr>
+            <w:r>
+              <w:rPr>
+                <w:rFonts w:ascii="Consolas" w:eastAsiaTheme="minorEastAsia" w:hAnsi="Consolas" w:cs="Consolas"/>
+                <w:color w:val="auto"/>
+                <w:kern w:val="0"/>
+                <w:sz w:val="20"/>
+                <w:szCs w:val="20"/>
               </w:rPr>
               <w:t>Bus entering station with 0 free seats</w:t>
             </w:r>
@@ -1913,17 +1780,19 @@
               <w:ind w:left="0" w:firstLine="0"/>
               <w:rPr>
                 <w:rFonts w:ascii="Consolas" w:eastAsiaTheme="minorEastAsia" w:hAnsi="Consolas" w:cs="Consolas"/>
-                <w:color w:val="383A42"/>
-                <w:kern w:val="0"/>
-                <w:szCs w:val="22"/>
-              </w:rPr>
-            </w:pPr>
-            <w:r>
-              <w:rPr>
-                <w:rFonts w:ascii="Consolas" w:eastAsiaTheme="minorEastAsia" w:hAnsi="Consolas" w:cs="Consolas"/>
-                <w:color w:val="383A42"/>
-                <w:kern w:val="0"/>
-                <w:szCs w:val="22"/>
+                <w:color w:val="auto"/>
+                <w:kern w:val="0"/>
+                <w:sz w:val="20"/>
+                <w:szCs w:val="20"/>
+              </w:rPr>
+            </w:pPr>
+            <w:r>
+              <w:rPr>
+                <w:rFonts w:ascii="Consolas" w:eastAsiaTheme="minorEastAsia" w:hAnsi="Consolas" w:cs="Consolas"/>
+                <w:color w:val="auto"/>
+                <w:kern w:val="0"/>
+                <w:sz w:val="20"/>
+                <w:szCs w:val="20"/>
               </w:rPr>
               <w:t>Bus entering station with 8 free seats</w:t>
             </w:r>
@@ -1937,17 +1806,19 @@
               <w:ind w:left="0" w:firstLine="0"/>
               <w:rPr>
                 <w:rFonts w:ascii="Consolas" w:eastAsiaTheme="minorEastAsia" w:hAnsi="Consolas" w:cs="Consolas"/>
-                <w:color w:val="383A42"/>
-                <w:kern w:val="0"/>
-                <w:szCs w:val="22"/>
-              </w:rPr>
-            </w:pPr>
-            <w:r>
-              <w:rPr>
-                <w:rFonts w:ascii="Consolas" w:eastAsiaTheme="minorEastAsia" w:hAnsi="Consolas" w:cs="Consolas"/>
-                <w:color w:val="383A42"/>
-                <w:kern w:val="0"/>
-                <w:szCs w:val="22"/>
+                <w:color w:val="auto"/>
+                <w:kern w:val="0"/>
+                <w:sz w:val="20"/>
+                <w:szCs w:val="20"/>
+              </w:rPr>
+            </w:pPr>
+            <w:r>
+              <w:rPr>
+                <w:rFonts w:ascii="Consolas" w:eastAsiaTheme="minorEastAsia" w:hAnsi="Consolas" w:cs="Consolas"/>
+                <w:color w:val="auto"/>
+                <w:kern w:val="0"/>
+                <w:sz w:val="20"/>
+                <w:szCs w:val="20"/>
               </w:rPr>
               <w:t>student 13 with ticket 7 has boarded, the turn is 7</w:t>
             </w:r>
@@ -1961,17 +1832,19 @@
               <w:ind w:left="0" w:firstLine="0"/>
               <w:rPr>
                 <w:rFonts w:ascii="Consolas" w:eastAsiaTheme="minorEastAsia" w:hAnsi="Consolas" w:cs="Consolas"/>
-                <w:color w:val="383A42"/>
-                <w:kern w:val="0"/>
-                <w:szCs w:val="22"/>
-              </w:rPr>
-            </w:pPr>
-            <w:r>
-              <w:rPr>
-                <w:rFonts w:ascii="Consolas" w:eastAsiaTheme="minorEastAsia" w:hAnsi="Consolas" w:cs="Consolas"/>
-                <w:color w:val="383A42"/>
-                <w:kern w:val="0"/>
-                <w:szCs w:val="22"/>
+                <w:color w:val="auto"/>
+                <w:kern w:val="0"/>
+                <w:sz w:val="20"/>
+                <w:szCs w:val="20"/>
+              </w:rPr>
+            </w:pPr>
+            <w:r>
+              <w:rPr>
+                <w:rFonts w:ascii="Consolas" w:eastAsiaTheme="minorEastAsia" w:hAnsi="Consolas" w:cs="Consolas"/>
+                <w:color w:val="auto"/>
+                <w:kern w:val="0"/>
+                <w:sz w:val="20"/>
+                <w:szCs w:val="20"/>
               </w:rPr>
               <w:t>student 14 with ticket 8 has boarded, the turn is 8</w:t>
             </w:r>
@@ -1985,17 +1858,19 @@
               <w:ind w:left="0" w:firstLine="0"/>
               <w:rPr>
                 <w:rFonts w:ascii="Consolas" w:eastAsiaTheme="minorEastAsia" w:hAnsi="Consolas" w:cs="Consolas"/>
-                <w:color w:val="383A42"/>
-                <w:kern w:val="0"/>
-                <w:szCs w:val="22"/>
-              </w:rPr>
-            </w:pPr>
-            <w:r>
-              <w:rPr>
-                <w:rFonts w:ascii="Consolas" w:eastAsiaTheme="minorEastAsia" w:hAnsi="Consolas" w:cs="Consolas"/>
-                <w:color w:val="383A42"/>
-                <w:kern w:val="0"/>
-                <w:szCs w:val="22"/>
+                <w:color w:val="auto"/>
+                <w:kern w:val="0"/>
+                <w:sz w:val="20"/>
+                <w:szCs w:val="20"/>
+              </w:rPr>
+            </w:pPr>
+            <w:r>
+              <w:rPr>
+                <w:rFonts w:ascii="Consolas" w:eastAsiaTheme="minorEastAsia" w:hAnsi="Consolas" w:cs="Consolas"/>
+                <w:color w:val="auto"/>
+                <w:kern w:val="0"/>
+                <w:sz w:val="20"/>
+                <w:szCs w:val="20"/>
               </w:rPr>
               <w:t>student 15 with ticket 9 has boarded, the turn is 9</w:t>
             </w:r>
@@ -2009,17 +1884,19 @@
               <w:ind w:left="0" w:firstLine="0"/>
               <w:rPr>
                 <w:rFonts w:ascii="Consolas" w:eastAsiaTheme="minorEastAsia" w:hAnsi="Consolas" w:cs="Consolas"/>
-                <w:color w:val="383A42"/>
-                <w:kern w:val="0"/>
-                <w:szCs w:val="22"/>
-              </w:rPr>
-            </w:pPr>
-            <w:r>
-              <w:rPr>
-                <w:rFonts w:ascii="Consolas" w:eastAsiaTheme="minorEastAsia" w:hAnsi="Consolas" w:cs="Consolas"/>
-                <w:color w:val="383A42"/>
-                <w:kern w:val="0"/>
-                <w:szCs w:val="22"/>
+                <w:color w:val="auto"/>
+                <w:kern w:val="0"/>
+                <w:sz w:val="20"/>
+                <w:szCs w:val="20"/>
+              </w:rPr>
+            </w:pPr>
+            <w:r>
+              <w:rPr>
+                <w:rFonts w:ascii="Consolas" w:eastAsiaTheme="minorEastAsia" w:hAnsi="Consolas" w:cs="Consolas"/>
+                <w:color w:val="auto"/>
+                <w:kern w:val="0"/>
+                <w:sz w:val="20"/>
+                <w:szCs w:val="20"/>
               </w:rPr>
               <w:t>student 16 with ticket 10 has boarded, the turn is 10</w:t>
             </w:r>
@@ -2033,17 +1910,19 @@
               <w:ind w:left="0" w:firstLine="0"/>
               <w:rPr>
                 <w:rFonts w:ascii="Consolas" w:eastAsiaTheme="minorEastAsia" w:hAnsi="Consolas" w:cs="Consolas"/>
-                <w:color w:val="383A42"/>
-                <w:kern w:val="0"/>
-                <w:szCs w:val="22"/>
-              </w:rPr>
-            </w:pPr>
-            <w:r>
-              <w:rPr>
-                <w:rFonts w:ascii="Consolas" w:eastAsiaTheme="minorEastAsia" w:hAnsi="Consolas" w:cs="Consolas"/>
-                <w:color w:val="383A42"/>
-                <w:kern w:val="0"/>
-                <w:szCs w:val="22"/>
+                <w:color w:val="auto"/>
+                <w:kern w:val="0"/>
+                <w:sz w:val="20"/>
+                <w:szCs w:val="20"/>
+              </w:rPr>
+            </w:pPr>
+            <w:r>
+              <w:rPr>
+                <w:rFonts w:ascii="Consolas" w:eastAsiaTheme="minorEastAsia" w:hAnsi="Consolas" w:cs="Consolas"/>
+                <w:color w:val="auto"/>
+                <w:kern w:val="0"/>
+                <w:sz w:val="20"/>
+                <w:szCs w:val="20"/>
               </w:rPr>
               <w:t>student 17 with ticket 11 has boarded, the turn is 11</w:t>
             </w:r>
@@ -2057,17 +1936,19 @@
               <w:ind w:left="0" w:firstLine="0"/>
               <w:rPr>
                 <w:rFonts w:ascii="Consolas" w:eastAsiaTheme="minorEastAsia" w:hAnsi="Consolas" w:cs="Consolas"/>
-                <w:color w:val="383A42"/>
-                <w:kern w:val="0"/>
-                <w:szCs w:val="22"/>
-              </w:rPr>
-            </w:pPr>
-            <w:r>
-              <w:rPr>
-                <w:rFonts w:ascii="Consolas" w:eastAsiaTheme="minorEastAsia" w:hAnsi="Consolas" w:cs="Consolas"/>
-                <w:color w:val="383A42"/>
-                <w:kern w:val="0"/>
-                <w:szCs w:val="22"/>
+                <w:color w:val="auto"/>
+                <w:kern w:val="0"/>
+                <w:sz w:val="20"/>
+                <w:szCs w:val="20"/>
+              </w:rPr>
+            </w:pPr>
+            <w:r>
+              <w:rPr>
+                <w:rFonts w:ascii="Consolas" w:eastAsiaTheme="minorEastAsia" w:hAnsi="Consolas" w:cs="Consolas"/>
+                <w:color w:val="auto"/>
+                <w:kern w:val="0"/>
+                <w:sz w:val="20"/>
+                <w:szCs w:val="20"/>
               </w:rPr>
               <w:t>student 18 with ticket 12 has boarded, the turn is 12</w:t>
             </w:r>
@@ -2081,17 +1962,19 @@
               <w:ind w:left="0" w:firstLine="0"/>
               <w:rPr>
                 <w:rFonts w:ascii="Consolas" w:eastAsiaTheme="minorEastAsia" w:hAnsi="Consolas" w:cs="Consolas"/>
-                <w:color w:val="383A42"/>
-                <w:kern w:val="0"/>
-                <w:szCs w:val="22"/>
-              </w:rPr>
-            </w:pPr>
-            <w:r>
-              <w:rPr>
-                <w:rFonts w:ascii="Consolas" w:eastAsiaTheme="minorEastAsia" w:hAnsi="Consolas" w:cs="Consolas"/>
-                <w:color w:val="383A42"/>
-                <w:kern w:val="0"/>
-                <w:szCs w:val="22"/>
+                <w:color w:val="auto"/>
+                <w:kern w:val="0"/>
+                <w:sz w:val="20"/>
+                <w:szCs w:val="20"/>
+              </w:rPr>
+            </w:pPr>
+            <w:r>
+              <w:rPr>
+                <w:rFonts w:ascii="Consolas" w:eastAsiaTheme="minorEastAsia" w:hAnsi="Consolas" w:cs="Consolas"/>
+                <w:color w:val="auto"/>
+                <w:kern w:val="0"/>
+                <w:sz w:val="20"/>
+                <w:szCs w:val="20"/>
               </w:rPr>
               <w:t>student 19 with ticket 13 has boarded, the turn is 13</w:t>
             </w:r>
@@ -2105,17 +1988,19 @@
               <w:ind w:left="0" w:firstLine="0"/>
               <w:rPr>
                 <w:rFonts w:ascii="Consolas" w:eastAsiaTheme="minorEastAsia" w:hAnsi="Consolas" w:cs="Consolas"/>
-                <w:color w:val="383A42"/>
-                <w:kern w:val="0"/>
-                <w:szCs w:val="22"/>
-              </w:rPr>
-            </w:pPr>
-            <w:r>
-              <w:rPr>
-                <w:rFonts w:ascii="Consolas" w:eastAsiaTheme="minorEastAsia" w:hAnsi="Consolas" w:cs="Consolas"/>
-                <w:color w:val="383A42"/>
-                <w:kern w:val="0"/>
-                <w:szCs w:val="22"/>
+                <w:color w:val="auto"/>
+                <w:kern w:val="0"/>
+                <w:sz w:val="20"/>
+                <w:szCs w:val="20"/>
+              </w:rPr>
+            </w:pPr>
+            <w:r>
+              <w:rPr>
+                <w:rFonts w:ascii="Consolas" w:eastAsiaTheme="minorEastAsia" w:hAnsi="Consolas" w:cs="Consolas"/>
+                <w:color w:val="auto"/>
+                <w:kern w:val="0"/>
+                <w:sz w:val="20"/>
+                <w:szCs w:val="20"/>
               </w:rPr>
               <w:t>student 20 with ticket 14 has boarded, the turn is 14</w:t>
             </w:r>
@@ -2129,19 +2014,20 @@
               <w:ind w:left="0" w:firstLine="0"/>
               <w:rPr>
                 <w:rFonts w:ascii="Consolas" w:eastAsiaTheme="minorEastAsia" w:hAnsi="Consolas" w:cs="Consolas"/>
-                <w:color w:val="383A42"/>
-                <w:kern w:val="0"/>
-                <w:szCs w:val="22"/>
-              </w:rPr>
-            </w:pPr>
-            <w:r>
-              <w:rPr>
-                <w:rFonts w:ascii="Consolas" w:eastAsiaTheme="minorEastAsia" w:hAnsi="Consolas" w:cs="Consolas"/>
-                <w:color w:val="383A42"/>
-                <w:kern w:val="0"/>
-                <w:szCs w:val="22"/>
-              </w:rPr>
-              <w:lastRenderedPageBreak/>
+                <w:color w:val="auto"/>
+                <w:kern w:val="0"/>
+                <w:sz w:val="20"/>
+                <w:szCs w:val="20"/>
+              </w:rPr>
+            </w:pPr>
+            <w:r>
+              <w:rPr>
+                <w:rFonts w:ascii="Consolas" w:eastAsiaTheme="minorEastAsia" w:hAnsi="Consolas" w:cs="Consolas"/>
+                <w:color w:val="auto"/>
+                <w:kern w:val="0"/>
+                <w:sz w:val="20"/>
+                <w:szCs w:val="20"/>
+              </w:rPr>
               <w:t>Bus entering station with 3 free seats</w:t>
             </w:r>
           </w:p>
@@ -2154,17 +2040,19 @@
               <w:ind w:left="0" w:firstLine="0"/>
               <w:rPr>
                 <w:rFonts w:ascii="Consolas" w:eastAsiaTheme="minorEastAsia" w:hAnsi="Consolas" w:cs="Consolas"/>
-                <w:color w:val="383A42"/>
-                <w:kern w:val="0"/>
-                <w:szCs w:val="22"/>
-              </w:rPr>
-            </w:pPr>
-            <w:r>
-              <w:rPr>
-                <w:rFonts w:ascii="Consolas" w:eastAsiaTheme="minorEastAsia" w:hAnsi="Consolas" w:cs="Consolas"/>
-                <w:color w:val="383A42"/>
-                <w:kern w:val="0"/>
-                <w:szCs w:val="22"/>
+                <w:color w:val="auto"/>
+                <w:kern w:val="0"/>
+                <w:sz w:val="20"/>
+                <w:szCs w:val="20"/>
+              </w:rPr>
+            </w:pPr>
+            <w:r>
+              <w:rPr>
+                <w:rFonts w:ascii="Consolas" w:eastAsiaTheme="minorEastAsia" w:hAnsi="Consolas" w:cs="Consolas"/>
+                <w:color w:val="auto"/>
+                <w:kern w:val="0"/>
+                <w:sz w:val="20"/>
+                <w:szCs w:val="20"/>
               </w:rPr>
               <w:t>student 21 with ticket 15 has boarded, the turn is 15</w:t>
             </w:r>
@@ -2178,17 +2066,19 @@
               <w:ind w:left="0" w:firstLine="0"/>
               <w:rPr>
                 <w:rFonts w:ascii="Consolas" w:eastAsiaTheme="minorEastAsia" w:hAnsi="Consolas" w:cs="Consolas"/>
-                <w:color w:val="383A42"/>
-                <w:kern w:val="0"/>
-                <w:szCs w:val="22"/>
-              </w:rPr>
-            </w:pPr>
-            <w:r>
-              <w:rPr>
-                <w:rFonts w:ascii="Consolas" w:eastAsiaTheme="minorEastAsia" w:hAnsi="Consolas" w:cs="Consolas"/>
-                <w:color w:val="383A42"/>
-                <w:kern w:val="0"/>
-                <w:szCs w:val="22"/>
+                <w:color w:val="auto"/>
+                <w:kern w:val="0"/>
+                <w:sz w:val="20"/>
+                <w:szCs w:val="20"/>
+              </w:rPr>
+            </w:pPr>
+            <w:r>
+              <w:rPr>
+                <w:rFonts w:ascii="Consolas" w:eastAsiaTheme="minorEastAsia" w:hAnsi="Consolas" w:cs="Consolas"/>
+                <w:color w:val="auto"/>
+                <w:kern w:val="0"/>
+                <w:sz w:val="20"/>
+                <w:szCs w:val="20"/>
               </w:rPr>
               <w:t>student 22 with ticket 16 has boarded, the turn is 16</w:t>
             </w:r>
@@ -2202,17 +2092,19 @@
               <w:ind w:left="0" w:firstLine="0"/>
               <w:rPr>
                 <w:rFonts w:ascii="Consolas" w:eastAsiaTheme="minorEastAsia" w:hAnsi="Consolas" w:cs="Consolas"/>
-                <w:color w:val="383A42"/>
-                <w:kern w:val="0"/>
-                <w:szCs w:val="22"/>
-              </w:rPr>
-            </w:pPr>
-            <w:r>
-              <w:rPr>
-                <w:rFonts w:ascii="Consolas" w:eastAsiaTheme="minorEastAsia" w:hAnsi="Consolas" w:cs="Consolas"/>
-                <w:color w:val="383A42"/>
-                <w:kern w:val="0"/>
-                <w:szCs w:val="22"/>
+                <w:color w:val="auto"/>
+                <w:kern w:val="0"/>
+                <w:sz w:val="20"/>
+                <w:szCs w:val="20"/>
+              </w:rPr>
+            </w:pPr>
+            <w:r>
+              <w:rPr>
+                <w:rFonts w:ascii="Consolas" w:eastAsiaTheme="minorEastAsia" w:hAnsi="Consolas" w:cs="Consolas"/>
+                <w:color w:val="auto"/>
+                <w:kern w:val="0"/>
+                <w:sz w:val="20"/>
+                <w:szCs w:val="20"/>
               </w:rPr>
               <w:t>student 23 with ticket 17 has boarded, the turn is 17</w:t>
             </w:r>
@@ -2226,17 +2118,19 @@
               <w:ind w:left="0" w:firstLine="0"/>
               <w:rPr>
                 <w:rFonts w:ascii="Consolas" w:eastAsiaTheme="minorEastAsia" w:hAnsi="Consolas" w:cs="Consolas"/>
-                <w:color w:val="383A42"/>
-                <w:kern w:val="0"/>
-                <w:szCs w:val="22"/>
-              </w:rPr>
-            </w:pPr>
-            <w:r>
-              <w:rPr>
-                <w:rFonts w:ascii="Consolas" w:eastAsiaTheme="minorEastAsia" w:hAnsi="Consolas" w:cs="Consolas"/>
-                <w:color w:val="383A42"/>
-                <w:kern w:val="0"/>
-                <w:szCs w:val="22"/>
+                <w:color w:val="auto"/>
+                <w:kern w:val="0"/>
+                <w:sz w:val="20"/>
+                <w:szCs w:val="20"/>
+              </w:rPr>
+            </w:pPr>
+            <w:r>
+              <w:rPr>
+                <w:rFonts w:ascii="Consolas" w:eastAsiaTheme="minorEastAsia" w:hAnsi="Consolas" w:cs="Consolas"/>
+                <w:color w:val="auto"/>
+                <w:kern w:val="0"/>
+                <w:sz w:val="20"/>
+                <w:szCs w:val="20"/>
               </w:rPr>
               <w:t>Bus entering station with 8 free seats</w:t>
             </w:r>
@@ -2250,17 +2144,19 @@
               <w:ind w:left="0" w:firstLine="0"/>
               <w:rPr>
                 <w:rFonts w:ascii="Consolas" w:eastAsiaTheme="minorEastAsia" w:hAnsi="Consolas" w:cs="Consolas"/>
-                <w:color w:val="383A42"/>
-                <w:kern w:val="0"/>
-                <w:szCs w:val="22"/>
-              </w:rPr>
-            </w:pPr>
-            <w:r>
-              <w:rPr>
-                <w:rFonts w:ascii="Consolas" w:eastAsiaTheme="minorEastAsia" w:hAnsi="Consolas" w:cs="Consolas"/>
-                <w:color w:val="383A42"/>
-                <w:kern w:val="0"/>
-                <w:szCs w:val="22"/>
+                <w:color w:val="auto"/>
+                <w:kern w:val="0"/>
+                <w:sz w:val="20"/>
+                <w:szCs w:val="20"/>
+              </w:rPr>
+            </w:pPr>
+            <w:r>
+              <w:rPr>
+                <w:rFonts w:ascii="Consolas" w:eastAsiaTheme="minorEastAsia" w:hAnsi="Consolas" w:cs="Consolas"/>
+                <w:color w:val="auto"/>
+                <w:kern w:val="0"/>
+                <w:sz w:val="20"/>
+                <w:szCs w:val="20"/>
               </w:rPr>
               <w:t>student 24 with ticket 18 has boarded, the turn is 18</w:t>
             </w:r>
@@ -2274,17 +2170,19 @@
               <w:ind w:left="0" w:firstLine="0"/>
               <w:rPr>
                 <w:rFonts w:ascii="Consolas" w:eastAsiaTheme="minorEastAsia" w:hAnsi="Consolas" w:cs="Consolas"/>
-                <w:color w:val="383A42"/>
-                <w:kern w:val="0"/>
-                <w:szCs w:val="22"/>
-              </w:rPr>
-            </w:pPr>
-            <w:r>
-              <w:rPr>
-                <w:rFonts w:ascii="Consolas" w:eastAsiaTheme="minorEastAsia" w:hAnsi="Consolas" w:cs="Consolas"/>
-                <w:color w:val="383A42"/>
-                <w:kern w:val="0"/>
-                <w:szCs w:val="22"/>
+                <w:color w:val="auto"/>
+                <w:kern w:val="0"/>
+                <w:sz w:val="20"/>
+                <w:szCs w:val="20"/>
+              </w:rPr>
+            </w:pPr>
+            <w:r>
+              <w:rPr>
+                <w:rFonts w:ascii="Consolas" w:eastAsiaTheme="minorEastAsia" w:hAnsi="Consolas" w:cs="Consolas"/>
+                <w:color w:val="auto"/>
+                <w:kern w:val="0"/>
+                <w:sz w:val="20"/>
+                <w:szCs w:val="20"/>
               </w:rPr>
               <w:t>student 25 with ticket 19 has boarded, the turn is 19</w:t>
             </w:r>
@@ -2298,17 +2196,19 @@
               <w:ind w:left="0" w:firstLine="0"/>
               <w:rPr>
                 <w:rFonts w:ascii="Consolas" w:eastAsiaTheme="minorEastAsia" w:hAnsi="Consolas" w:cs="Consolas"/>
-                <w:color w:val="383A42"/>
-                <w:kern w:val="0"/>
-                <w:szCs w:val="22"/>
-              </w:rPr>
-            </w:pPr>
-            <w:r>
-              <w:rPr>
-                <w:rFonts w:ascii="Consolas" w:eastAsiaTheme="minorEastAsia" w:hAnsi="Consolas" w:cs="Consolas"/>
-                <w:color w:val="383A42"/>
-                <w:kern w:val="0"/>
-                <w:szCs w:val="22"/>
+                <w:color w:val="auto"/>
+                <w:kern w:val="0"/>
+                <w:sz w:val="20"/>
+                <w:szCs w:val="20"/>
+              </w:rPr>
+            </w:pPr>
+            <w:r>
+              <w:rPr>
+                <w:rFonts w:ascii="Consolas" w:eastAsiaTheme="minorEastAsia" w:hAnsi="Consolas" w:cs="Consolas"/>
+                <w:color w:val="auto"/>
+                <w:kern w:val="0"/>
+                <w:sz w:val="20"/>
+                <w:szCs w:val="20"/>
               </w:rPr>
               <w:t>student 26 with ticket 20 has boarded, the turn is 20</w:t>
             </w:r>
@@ -2322,17 +2222,19 @@
               <w:ind w:left="0" w:firstLine="0"/>
               <w:rPr>
                 <w:rFonts w:ascii="Consolas" w:eastAsiaTheme="minorEastAsia" w:hAnsi="Consolas" w:cs="Consolas"/>
-                <w:color w:val="383A42"/>
-                <w:kern w:val="0"/>
-                <w:szCs w:val="22"/>
-              </w:rPr>
-            </w:pPr>
-            <w:r>
-              <w:rPr>
-                <w:rFonts w:ascii="Consolas" w:eastAsiaTheme="minorEastAsia" w:hAnsi="Consolas" w:cs="Consolas"/>
-                <w:color w:val="383A42"/>
-                <w:kern w:val="0"/>
-                <w:szCs w:val="22"/>
+                <w:color w:val="auto"/>
+                <w:kern w:val="0"/>
+                <w:sz w:val="20"/>
+                <w:szCs w:val="20"/>
+              </w:rPr>
+            </w:pPr>
+            <w:r>
+              <w:rPr>
+                <w:rFonts w:ascii="Consolas" w:eastAsiaTheme="minorEastAsia" w:hAnsi="Consolas" w:cs="Consolas"/>
+                <w:color w:val="auto"/>
+                <w:kern w:val="0"/>
+                <w:sz w:val="20"/>
+                <w:szCs w:val="20"/>
               </w:rPr>
               <w:t>student 27 with ticket 21 has boarded, the turn is 21</w:t>
             </w:r>
@@ -2346,17 +2248,19 @@
               <w:ind w:left="0" w:firstLine="0"/>
               <w:rPr>
                 <w:rFonts w:ascii="Consolas" w:eastAsiaTheme="minorEastAsia" w:hAnsi="Consolas" w:cs="Consolas"/>
-                <w:color w:val="383A42"/>
-                <w:kern w:val="0"/>
-                <w:szCs w:val="22"/>
-              </w:rPr>
-            </w:pPr>
-            <w:r>
-              <w:rPr>
-                <w:rFonts w:ascii="Consolas" w:eastAsiaTheme="minorEastAsia" w:hAnsi="Consolas" w:cs="Consolas"/>
-                <w:color w:val="383A42"/>
-                <w:kern w:val="0"/>
-                <w:szCs w:val="22"/>
+                <w:color w:val="auto"/>
+                <w:kern w:val="0"/>
+                <w:sz w:val="20"/>
+                <w:szCs w:val="20"/>
+              </w:rPr>
+            </w:pPr>
+            <w:r>
+              <w:rPr>
+                <w:rFonts w:ascii="Consolas" w:eastAsiaTheme="minorEastAsia" w:hAnsi="Consolas" w:cs="Consolas"/>
+                <w:color w:val="auto"/>
+                <w:kern w:val="0"/>
+                <w:sz w:val="20"/>
+                <w:szCs w:val="20"/>
               </w:rPr>
               <w:t>student 28 with ticket 22 has boarded, the turn is 22</w:t>
             </w:r>
@@ -2370,17 +2274,19 @@
               <w:ind w:left="0" w:firstLine="0"/>
               <w:rPr>
                 <w:rFonts w:ascii="Consolas" w:eastAsiaTheme="minorEastAsia" w:hAnsi="Consolas" w:cs="Consolas"/>
-                <w:color w:val="383A42"/>
-                <w:kern w:val="0"/>
-                <w:szCs w:val="22"/>
-              </w:rPr>
-            </w:pPr>
-            <w:r>
-              <w:rPr>
-                <w:rFonts w:ascii="Consolas" w:eastAsiaTheme="minorEastAsia" w:hAnsi="Consolas" w:cs="Consolas"/>
-                <w:color w:val="383A42"/>
-                <w:kern w:val="0"/>
-                <w:szCs w:val="22"/>
+                <w:color w:val="auto"/>
+                <w:kern w:val="0"/>
+                <w:sz w:val="20"/>
+                <w:szCs w:val="20"/>
+              </w:rPr>
+            </w:pPr>
+            <w:r>
+              <w:rPr>
+                <w:rFonts w:ascii="Consolas" w:eastAsiaTheme="minorEastAsia" w:hAnsi="Consolas" w:cs="Consolas"/>
+                <w:color w:val="auto"/>
+                <w:kern w:val="0"/>
+                <w:sz w:val="20"/>
+                <w:szCs w:val="20"/>
               </w:rPr>
               <w:t>student 6 with ticket 23 has boarded, the turn is 23</w:t>
             </w:r>
@@ -2394,17 +2300,19 @@
               <w:ind w:left="0" w:firstLine="0"/>
               <w:rPr>
                 <w:rFonts w:ascii="Consolas" w:eastAsiaTheme="minorEastAsia" w:hAnsi="Consolas" w:cs="Consolas"/>
-                <w:color w:val="383A42"/>
-                <w:kern w:val="0"/>
-                <w:szCs w:val="22"/>
-              </w:rPr>
-            </w:pPr>
-            <w:r>
-              <w:rPr>
-                <w:rFonts w:ascii="Consolas" w:eastAsiaTheme="minorEastAsia" w:hAnsi="Consolas" w:cs="Consolas"/>
-                <w:color w:val="383A42"/>
-                <w:kern w:val="0"/>
-                <w:szCs w:val="22"/>
+                <w:color w:val="auto"/>
+                <w:kern w:val="0"/>
+                <w:sz w:val="20"/>
+                <w:szCs w:val="20"/>
+              </w:rPr>
+            </w:pPr>
+            <w:r>
+              <w:rPr>
+                <w:rFonts w:ascii="Consolas" w:eastAsiaTheme="minorEastAsia" w:hAnsi="Consolas" w:cs="Consolas"/>
+                <w:color w:val="auto"/>
+                <w:kern w:val="0"/>
+                <w:sz w:val="20"/>
+                <w:szCs w:val="20"/>
               </w:rPr>
               <w:t>student 29 with ticket 24 has boarded, the turn is 24</w:t>
             </w:r>
@@ -2418,17 +2326,19 @@
               <w:ind w:left="0" w:firstLine="0"/>
               <w:rPr>
                 <w:rFonts w:ascii="Consolas" w:eastAsiaTheme="minorEastAsia" w:hAnsi="Consolas" w:cs="Consolas"/>
-                <w:color w:val="383A42"/>
-                <w:kern w:val="0"/>
-                <w:szCs w:val="22"/>
-              </w:rPr>
-            </w:pPr>
-            <w:r>
-              <w:rPr>
-                <w:rFonts w:ascii="Consolas" w:eastAsiaTheme="minorEastAsia" w:hAnsi="Consolas" w:cs="Consolas"/>
-                <w:color w:val="383A42"/>
-                <w:kern w:val="0"/>
-                <w:szCs w:val="22"/>
+                <w:color w:val="auto"/>
+                <w:kern w:val="0"/>
+                <w:sz w:val="20"/>
+                <w:szCs w:val="20"/>
+              </w:rPr>
+            </w:pPr>
+            <w:r>
+              <w:rPr>
+                <w:rFonts w:ascii="Consolas" w:eastAsiaTheme="minorEastAsia" w:hAnsi="Consolas" w:cs="Consolas"/>
+                <w:color w:val="auto"/>
+                <w:kern w:val="0"/>
+                <w:sz w:val="20"/>
+                <w:szCs w:val="20"/>
               </w:rPr>
               <w:t>student 30 with ticket 25 has boarded, the turn is 25</w:t>
             </w:r>
@@ -2442,17 +2352,19 @@
               <w:ind w:left="0" w:firstLine="0"/>
               <w:rPr>
                 <w:rFonts w:ascii="Consolas" w:eastAsiaTheme="minorEastAsia" w:hAnsi="Consolas" w:cs="Consolas"/>
-                <w:color w:val="383A42"/>
-                <w:kern w:val="0"/>
-                <w:szCs w:val="22"/>
-              </w:rPr>
-            </w:pPr>
-            <w:r>
-              <w:rPr>
-                <w:rFonts w:ascii="Consolas" w:eastAsiaTheme="minorEastAsia" w:hAnsi="Consolas" w:cs="Consolas"/>
-                <w:color w:val="383A42"/>
-                <w:kern w:val="0"/>
-                <w:szCs w:val="22"/>
+                <w:color w:val="auto"/>
+                <w:kern w:val="0"/>
+                <w:sz w:val="20"/>
+                <w:szCs w:val="20"/>
+              </w:rPr>
+            </w:pPr>
+            <w:r>
+              <w:rPr>
+                <w:rFonts w:ascii="Consolas" w:eastAsiaTheme="minorEastAsia" w:hAnsi="Consolas" w:cs="Consolas"/>
+                <w:color w:val="auto"/>
+                <w:kern w:val="0"/>
+                <w:sz w:val="20"/>
+                <w:szCs w:val="20"/>
               </w:rPr>
               <w:t>Bus entering station with 0 free seats</w:t>
             </w:r>
@@ -2466,17 +2378,19 @@
               <w:ind w:left="0" w:firstLine="0"/>
               <w:rPr>
                 <w:rFonts w:ascii="Consolas" w:eastAsiaTheme="minorEastAsia" w:hAnsi="Consolas" w:cs="Consolas"/>
-                <w:color w:val="383A42"/>
-                <w:kern w:val="0"/>
-                <w:szCs w:val="22"/>
-              </w:rPr>
-            </w:pPr>
-            <w:r>
-              <w:rPr>
-                <w:rFonts w:ascii="Consolas" w:eastAsiaTheme="minorEastAsia" w:hAnsi="Consolas" w:cs="Consolas"/>
-                <w:color w:val="383A42"/>
-                <w:kern w:val="0"/>
-                <w:szCs w:val="22"/>
+                <w:color w:val="auto"/>
+                <w:kern w:val="0"/>
+                <w:sz w:val="20"/>
+                <w:szCs w:val="20"/>
+              </w:rPr>
+            </w:pPr>
+            <w:r>
+              <w:rPr>
+                <w:rFonts w:ascii="Consolas" w:eastAsiaTheme="minorEastAsia" w:hAnsi="Consolas" w:cs="Consolas"/>
+                <w:color w:val="auto"/>
+                <w:kern w:val="0"/>
+                <w:sz w:val="20"/>
+                <w:szCs w:val="20"/>
               </w:rPr>
               <w:t>Bus entering station with 0 free seats</w:t>
             </w:r>
@@ -2490,17 +2404,19 @@
               <w:ind w:left="0" w:firstLine="0"/>
               <w:rPr>
                 <w:rFonts w:ascii="Consolas" w:eastAsiaTheme="minorEastAsia" w:hAnsi="Consolas" w:cs="Consolas"/>
-                <w:color w:val="383A42"/>
-                <w:kern w:val="0"/>
-                <w:szCs w:val="22"/>
-              </w:rPr>
-            </w:pPr>
-            <w:r>
-              <w:rPr>
-                <w:rFonts w:ascii="Consolas" w:eastAsiaTheme="minorEastAsia" w:hAnsi="Consolas" w:cs="Consolas"/>
-                <w:color w:val="383A42"/>
-                <w:kern w:val="0"/>
-                <w:szCs w:val="22"/>
+                <w:color w:val="auto"/>
+                <w:kern w:val="0"/>
+                <w:sz w:val="20"/>
+                <w:szCs w:val="20"/>
+              </w:rPr>
+            </w:pPr>
+            <w:r>
+              <w:rPr>
+                <w:rFonts w:ascii="Consolas" w:eastAsiaTheme="minorEastAsia" w:hAnsi="Consolas" w:cs="Consolas"/>
+                <w:color w:val="auto"/>
+                <w:kern w:val="0"/>
+                <w:sz w:val="20"/>
+                <w:szCs w:val="20"/>
               </w:rPr>
               <w:t>Bus entering station with 3 free seats</w:t>
             </w:r>
@@ -2514,17 +2430,19 @@
               <w:ind w:left="0" w:firstLine="0"/>
               <w:rPr>
                 <w:rFonts w:ascii="Consolas" w:eastAsiaTheme="minorEastAsia" w:hAnsi="Consolas" w:cs="Consolas"/>
-                <w:color w:val="383A42"/>
-                <w:kern w:val="0"/>
-                <w:szCs w:val="22"/>
-              </w:rPr>
-            </w:pPr>
-            <w:r>
-              <w:rPr>
-                <w:rFonts w:ascii="Consolas" w:eastAsiaTheme="minorEastAsia" w:hAnsi="Consolas" w:cs="Consolas"/>
-                <w:color w:val="383A42"/>
-                <w:kern w:val="0"/>
-                <w:szCs w:val="22"/>
+                <w:color w:val="auto"/>
+                <w:kern w:val="0"/>
+                <w:sz w:val="20"/>
+                <w:szCs w:val="20"/>
+              </w:rPr>
+            </w:pPr>
+            <w:r>
+              <w:rPr>
+                <w:rFonts w:ascii="Consolas" w:eastAsiaTheme="minorEastAsia" w:hAnsi="Consolas" w:cs="Consolas"/>
+                <w:color w:val="auto"/>
+                <w:kern w:val="0"/>
+                <w:sz w:val="20"/>
+                <w:szCs w:val="20"/>
               </w:rPr>
               <w:t>student 5 with ticket 26 has boarded, the turn is 26</w:t>
             </w:r>
@@ -2538,17 +2456,19 @@
               <w:ind w:left="0" w:firstLine="0"/>
               <w:rPr>
                 <w:rFonts w:ascii="Consolas" w:eastAsiaTheme="minorEastAsia" w:hAnsi="Consolas" w:cs="Consolas"/>
-                <w:color w:val="383A42"/>
-                <w:kern w:val="0"/>
-                <w:szCs w:val="22"/>
-              </w:rPr>
-            </w:pPr>
-            <w:r>
-              <w:rPr>
-                <w:rFonts w:ascii="Consolas" w:eastAsiaTheme="minorEastAsia" w:hAnsi="Consolas" w:cs="Consolas"/>
-                <w:color w:val="383A42"/>
-                <w:kern w:val="0"/>
-                <w:szCs w:val="22"/>
+                <w:color w:val="auto"/>
+                <w:kern w:val="0"/>
+                <w:sz w:val="20"/>
+                <w:szCs w:val="20"/>
+              </w:rPr>
+            </w:pPr>
+            <w:r>
+              <w:rPr>
+                <w:rFonts w:ascii="Consolas" w:eastAsiaTheme="minorEastAsia" w:hAnsi="Consolas" w:cs="Consolas"/>
+                <w:color w:val="auto"/>
+                <w:kern w:val="0"/>
+                <w:sz w:val="20"/>
+                <w:szCs w:val="20"/>
               </w:rPr>
               <w:t>student 4 with ticket 27 has boarded, the turn is 27</w:t>
             </w:r>
@@ -2562,17 +2482,19 @@
               <w:ind w:left="0" w:firstLine="0"/>
               <w:rPr>
                 <w:rFonts w:ascii="Consolas" w:eastAsiaTheme="minorEastAsia" w:hAnsi="Consolas" w:cs="Consolas"/>
-                <w:color w:val="383A42"/>
-                <w:kern w:val="0"/>
-                <w:szCs w:val="22"/>
-              </w:rPr>
-            </w:pPr>
-            <w:r>
-              <w:rPr>
-                <w:rFonts w:ascii="Consolas" w:eastAsiaTheme="minorEastAsia" w:hAnsi="Consolas" w:cs="Consolas"/>
-                <w:color w:val="383A42"/>
-                <w:kern w:val="0"/>
-                <w:szCs w:val="22"/>
+                <w:color w:val="auto"/>
+                <w:kern w:val="0"/>
+                <w:sz w:val="20"/>
+                <w:szCs w:val="20"/>
+              </w:rPr>
+            </w:pPr>
+            <w:r>
+              <w:rPr>
+                <w:rFonts w:ascii="Consolas" w:eastAsiaTheme="minorEastAsia" w:hAnsi="Consolas" w:cs="Consolas"/>
+                <w:color w:val="auto"/>
+                <w:kern w:val="0"/>
+                <w:sz w:val="20"/>
+                <w:szCs w:val="20"/>
               </w:rPr>
               <w:t>student 3 with ticket 28 has boarded, the turn is 28</w:t>
             </w:r>
@@ -2586,17 +2508,19 @@
               <w:ind w:left="0" w:firstLine="0"/>
               <w:rPr>
                 <w:rFonts w:ascii="Consolas" w:eastAsiaTheme="minorEastAsia" w:hAnsi="Consolas" w:cs="Consolas"/>
-                <w:color w:val="383A42"/>
-                <w:kern w:val="0"/>
-                <w:szCs w:val="22"/>
-              </w:rPr>
-            </w:pPr>
-            <w:r>
-              <w:rPr>
-                <w:rFonts w:ascii="Consolas" w:eastAsiaTheme="minorEastAsia" w:hAnsi="Consolas" w:cs="Consolas"/>
-                <w:color w:val="383A42"/>
-                <w:kern w:val="0"/>
-                <w:szCs w:val="22"/>
+                <w:color w:val="auto"/>
+                <w:kern w:val="0"/>
+                <w:sz w:val="20"/>
+                <w:szCs w:val="20"/>
+              </w:rPr>
+            </w:pPr>
+            <w:r>
+              <w:rPr>
+                <w:rFonts w:ascii="Consolas" w:eastAsiaTheme="minorEastAsia" w:hAnsi="Consolas" w:cs="Consolas"/>
+                <w:color w:val="auto"/>
+                <w:kern w:val="0"/>
+                <w:sz w:val="20"/>
+                <w:szCs w:val="20"/>
               </w:rPr>
               <w:t>Bus entering station with 4 free seats</w:t>
             </w:r>
@@ -2610,17 +2534,19 @@
               <w:ind w:left="0" w:firstLine="0"/>
               <w:rPr>
                 <w:rFonts w:ascii="Consolas" w:eastAsiaTheme="minorEastAsia" w:hAnsi="Consolas" w:cs="Consolas"/>
-                <w:color w:val="383A42"/>
-                <w:kern w:val="0"/>
-                <w:szCs w:val="22"/>
-              </w:rPr>
-            </w:pPr>
-            <w:r>
-              <w:rPr>
-                <w:rFonts w:ascii="Consolas" w:eastAsiaTheme="minorEastAsia" w:hAnsi="Consolas" w:cs="Consolas"/>
-                <w:color w:val="383A42"/>
-                <w:kern w:val="0"/>
-                <w:szCs w:val="22"/>
+                <w:color w:val="auto"/>
+                <w:kern w:val="0"/>
+                <w:sz w:val="20"/>
+                <w:szCs w:val="20"/>
+              </w:rPr>
+            </w:pPr>
+            <w:r>
+              <w:rPr>
+                <w:rFonts w:ascii="Consolas" w:eastAsiaTheme="minorEastAsia" w:hAnsi="Consolas" w:cs="Consolas"/>
+                <w:color w:val="auto"/>
+                <w:kern w:val="0"/>
+                <w:sz w:val="20"/>
+                <w:szCs w:val="20"/>
               </w:rPr>
               <w:t>student 2 with ticket 29 has boarded, the turn is 29</w:t>
             </w:r>
@@ -2634,17 +2560,19 @@
               <w:ind w:left="0" w:firstLine="0"/>
               <w:rPr>
                 <w:rFonts w:ascii="Consolas" w:eastAsiaTheme="minorEastAsia" w:hAnsi="Consolas" w:cs="Consolas"/>
-                <w:color w:val="383A42"/>
-                <w:kern w:val="0"/>
-                <w:szCs w:val="22"/>
-              </w:rPr>
-            </w:pPr>
-            <w:r>
-              <w:rPr>
-                <w:rFonts w:ascii="Consolas" w:eastAsiaTheme="minorEastAsia" w:hAnsi="Consolas" w:cs="Consolas"/>
-                <w:color w:val="383A42"/>
-                <w:kern w:val="0"/>
-                <w:szCs w:val="22"/>
+                <w:color w:val="auto"/>
+                <w:kern w:val="0"/>
+                <w:sz w:val="20"/>
+                <w:szCs w:val="20"/>
+              </w:rPr>
+            </w:pPr>
+            <w:r>
+              <w:rPr>
+                <w:rFonts w:ascii="Consolas" w:eastAsiaTheme="minorEastAsia" w:hAnsi="Consolas" w:cs="Consolas"/>
+                <w:color w:val="auto"/>
+                <w:kern w:val="0"/>
+                <w:sz w:val="20"/>
+                <w:szCs w:val="20"/>
               </w:rPr>
               <w:t>student 1 with ticket 30 has boarded, the turn is 30</w:t>
             </w:r>
@@ -2653,13 +2581,19 @@
             <w:pPr>
               <w:spacing w:after="0" w:line="259" w:lineRule="auto"/>
               <w:ind w:left="0" w:firstLine="0"/>
-            </w:pPr>
-            <w:r>
-              <w:rPr>
-                <w:rFonts w:ascii="Consolas" w:eastAsiaTheme="minorEastAsia" w:hAnsi="Consolas" w:cs="Consolas"/>
-                <w:color w:val="383A42"/>
-                <w:kern w:val="0"/>
-                <w:szCs w:val="22"/>
+              <w:rPr>
+                <w:color w:val="auto"/>
+                <w:sz w:val="20"/>
+                <w:szCs w:val="20"/>
+              </w:rPr>
+            </w:pPr>
+            <w:r>
+              <w:rPr>
+                <w:rFonts w:ascii="Consolas" w:eastAsiaTheme="minorEastAsia" w:hAnsi="Consolas" w:cs="Consolas"/>
+                <w:color w:val="auto"/>
+                <w:kern w:val="0"/>
+                <w:sz w:val="20"/>
+                <w:szCs w:val="20"/>
               </w:rPr>
               <w:t>Looks good!</w:t>
             </w:r>
@@ -2671,8 +2605,14 @@
       <w:pPr>
         <w:pStyle w:val="Heading1"/>
         <w:spacing w:before="240"/>
-      </w:pPr>
-      <w:r>
+        <w:rPr>
+          <w:color w:val="auto"/>
+        </w:rPr>
+      </w:pPr>
+      <w:r>
+        <w:rPr>
+          <w:color w:val="auto"/>
+        </w:rPr>
         <w:lastRenderedPageBreak/>
         <w:t>Hint:</w:t>
       </w:r>
@@ -2684,17 +2624,27 @@
           <w:numId w:val="3"/>
         </w:numPr>
         <w:ind w:left="370" w:right="28" w:hanging="360"/>
-      </w:pPr>
-      <w:r>
+        <w:rPr>
+          <w:color w:val="auto"/>
+        </w:rPr>
+      </w:pPr>
+      <w:r>
+        <w:rPr>
+          <w:color w:val="auto"/>
+        </w:rPr>
         <w:t xml:space="preserve">The </w:t>
       </w:r>
       <w:r>
         <w:rPr>
           <w:rFonts w:ascii="Courier New" w:eastAsia="Courier New" w:hAnsi="Courier New" w:cs="Courier New"/>
+          <w:color w:val="auto"/>
         </w:rPr>
         <w:t xml:space="preserve">station </w:t>
       </w:r>
       <w:r>
+        <w:rPr>
+          <w:color w:val="auto"/>
+        </w:rPr>
         <w:t>structure could be used to track a) the number of free seats; b) the number of waiting students; c) the turn of the next student to board. The number of free seats in a station should be zero after the bus leaves.</w:t>
       </w:r>
     </w:p>
@@ -2706,17 +2656,27 @@
         </w:numPr>
         <w:spacing w:after="0" w:line="259" w:lineRule="auto"/>
         <w:ind w:left="370" w:right="28" w:hanging="360"/>
-      </w:pPr>
-      <w:r>
+        <w:rPr>
+          <w:color w:val="auto"/>
+        </w:rPr>
+      </w:pPr>
+      <w:r>
+        <w:rPr>
+          <w:color w:val="auto"/>
+        </w:rPr>
         <w:t xml:space="preserve">Locks or conditional variables can be defined inside the </w:t>
       </w:r>
       <w:r>
         <w:rPr>
           <w:rFonts w:ascii="Courier New" w:eastAsia="Courier New" w:hAnsi="Courier New" w:cs="Courier New"/>
+          <w:color w:val="auto"/>
         </w:rPr>
         <w:t xml:space="preserve">station </w:t>
       </w:r>
       <w:r>
+        <w:rPr>
+          <w:color w:val="auto"/>
+        </w:rPr>
         <w:t>structure to</w:t>
       </w:r>
     </w:p>
@@ -2724,8 +2684,15 @@
       <w:pPr>
         <w:spacing w:after="0"/>
         <w:ind w:left="560" w:right="15"/>
-      </w:pPr>
-      <w:r>
+        <w:rPr>
+          <w:color w:val="auto"/>
+        </w:rPr>
+      </w:pPr>
+      <w:r>
+        <w:rPr>
+          <w:color w:val="auto"/>
+        </w:rPr>
+        <w:lastRenderedPageBreak/>
         <w:t>a) make sure one student gets boarding at a time; b) let a student wait if there are no free seats; c) wake up the waiting students when a bus with free seats arrives; d) let the arriving bus wait if there are more waiting students to fill the available seats.</w:t>
       </w:r>
     </w:p>
@@ -2735,6 +2702,7 @@
         <w:ind w:left="560" w:right="15"/>
         <w:rPr>
           <w:rFonts w:eastAsiaTheme="minorEastAsia" w:cs="Times New Roman"/>
+          <w:color w:val="auto"/>
         </w:rPr>
       </w:pPr>
     </w:p>
@@ -2749,6 +2717,7 @@
         <w:rPr>
           <w:rFonts w:ascii="Arial" w:eastAsia="Arial" w:hAnsi="Arial" w:cs="Arial"/>
           <w:b/>
+          <w:color w:val="auto"/>
           <w:sz w:val="24"/>
         </w:rPr>
       </w:pPr>
@@ -2756,6 +2725,7 @@
         <w:rPr>
           <w:rFonts w:ascii="Arial" w:eastAsia="Arial" w:hAnsi="Arial" w:cs="Arial"/>
           <w:b/>
+          <w:color w:val="auto"/>
           <w:sz w:val="24"/>
         </w:rPr>
         <w:t>What to submit:</w:t>
@@ -2764,70 +2734,159 @@
     <w:p>
       <w:pPr>
         <w:ind w:left="-5" w:right="15"/>
-      </w:pPr>
-      <w:r>
-        <w:t xml:space="preserve">Submit the </w:t>
-      </w:r>
-      <w:proofErr w:type="spellStart"/>
+        <w:rPr>
+          <w:color w:val="auto"/>
+        </w:rPr>
+      </w:pPr>
+      <w:r>
+        <w:rPr>
+          <w:rFonts w:eastAsiaTheme="minorEastAsia"/>
+          <w:color w:val="auto"/>
+          <w:lang w:val="en-US"/>
+        </w:rPr>
+        <w:t>S</w:t>
+      </w:r>
+      <w:r>
+        <w:rPr>
+          <w:rFonts w:eastAsiaTheme="minorEastAsia" w:hint="eastAsia"/>
+          <w:color w:val="auto"/>
+        </w:rPr>
+        <w:t xml:space="preserve">ubmit a </w:t>
+      </w:r>
+      <w:r>
+        <w:rPr>
+          <w:rFonts w:eastAsiaTheme="minorEastAsia"/>
+          <w:color w:val="auto"/>
+          <w:lang w:val="en-US"/>
+        </w:rPr>
+        <w:t>report that</w:t>
+      </w:r>
+      <w:r>
+        <w:rPr>
+          <w:rFonts w:eastAsiaTheme="minorEastAsia" w:hint="eastAsia"/>
+          <w:color w:val="auto"/>
+        </w:rPr>
+        <w:t xml:space="preserve"> explain</w:t>
+      </w:r>
+      <w:r>
+        <w:rPr>
+          <w:rFonts w:eastAsiaTheme="minorEastAsia"/>
+          <w:color w:val="auto"/>
+          <w:lang w:val="en-US"/>
+        </w:rPr>
+        <w:t>s</w:t>
+      </w:r>
+      <w:r>
+        <w:rPr>
+          <w:rFonts w:eastAsiaTheme="minorEastAsia" w:hint="eastAsia"/>
+          <w:color w:val="auto"/>
+        </w:rPr>
+        <w:t xml:space="preserve"> your code</w:t>
+      </w:r>
+      <w:r>
+        <w:rPr>
+          <w:rFonts w:eastAsiaTheme="minorEastAsia"/>
+          <w:color w:val="auto"/>
+          <w:lang w:val="en-US"/>
+        </w:rPr>
+        <w:t xml:space="preserve"> line-by-line, </w:t>
+      </w:r>
+      <w:r>
+        <w:rPr>
+          <w:color w:val="auto"/>
+        </w:rPr>
+        <w:t>and a screenshot of the output</w:t>
+      </w:r>
+      <w:r>
+        <w:rPr>
+          <w:rFonts w:eastAsiaTheme="minorEastAsia"/>
+          <w:color w:val="auto"/>
+          <w:lang w:val="en-US"/>
+        </w:rPr>
+        <w:t>. Also</w:t>
+      </w:r>
+      <w:r>
+        <w:rPr>
+          <w:rFonts w:eastAsiaTheme="minorEastAsia"/>
+          <w:color w:val="auto"/>
+          <w:lang w:val="en-US"/>
+        </w:rPr>
+        <w:t>,</w:t>
+      </w:r>
+      <w:r>
+        <w:rPr>
+          <w:rFonts w:eastAsiaTheme="minorEastAsia"/>
+          <w:color w:val="auto"/>
+          <w:lang w:val="en-US"/>
+        </w:rPr>
+        <w:t xml:space="preserve"> submit your implemented </w:t>
+      </w:r>
       <w:r>
         <w:rPr>
           <w:rFonts w:ascii="Consolas" w:eastAsia="Consolas" w:hAnsi="Consolas" w:cs="Consolas"/>
+          <w:color w:val="auto"/>
         </w:rPr>
         <w:t>hofbus.c</w:t>
       </w:r>
-      <w:proofErr w:type="spellEnd"/>
       <w:r>
         <w:rPr>
           <w:rFonts w:ascii="Consolas" w:eastAsia="Consolas" w:hAnsi="Consolas" w:cs="Consolas"/>
+          <w:color w:val="auto"/>
+          <w:lang w:val="en-US"/>
         </w:rPr>
         <w:t xml:space="preserve"> </w:t>
       </w:r>
       <w:r>
-        <w:t>file and a screenshot of the output.</w:t>
-      </w:r>
-      <w:r>
-        <w:rPr>
-          <w:rFonts w:eastAsiaTheme="minorEastAsia" w:hint="eastAsia"/>
+        <w:rPr>
+          <w:color w:val="auto"/>
+        </w:rPr>
+        <w:t>file</w:t>
+      </w:r>
+      <w:r>
+        <w:rPr>
+          <w:color w:val="auto"/>
+          <w:lang w:val="en-US"/>
+        </w:rPr>
+        <w:t>.</w:t>
+      </w:r>
+      <w:r>
+        <w:rPr>
+          <w:color w:val="auto"/>
         </w:rPr>
         <w:t xml:space="preserve"> </w:t>
       </w:r>
       <w:r>
         <w:rPr>
-          <w:rFonts w:eastAsiaTheme="minorEastAsia" w:hint="eastAsia"/>
-          <w:color w:val="FF0000"/>
-        </w:rPr>
-        <w:t>In addition, submit a short PDF file explaining your code, i.e., what functions did you write, and what does each function do?</w:t>
-      </w:r>
-      <w:r>
-        <w:rPr>
-          <w:color w:val="FF0000"/>
+          <w:color w:val="auto"/>
+          <w:lang w:val="en-US"/>
+        </w:rPr>
+        <w:t>Please do not modify</w:t>
+      </w:r>
+      <w:r>
+        <w:rPr>
+          <w:color w:val="auto"/>
         </w:rPr>
         <w:t xml:space="preserve"> </w:t>
       </w:r>
-      <w:proofErr w:type="gramStart"/>
-      <w:r>
-        <w:t>The</w:t>
-      </w:r>
-      <w:proofErr w:type="gramEnd"/>
-      <w:r>
-        <w:t xml:space="preserve"> </w:t>
-      </w:r>
-      <w:proofErr w:type="spellStart"/>
+      <w:r>
+        <w:rPr>
+          <w:color w:val="auto"/>
+          <w:lang w:val="en-US"/>
+        </w:rPr>
+        <w:t xml:space="preserve">the testing harness </w:t>
+      </w:r>
       <w:r>
         <w:rPr>
           <w:rFonts w:ascii="Consolas" w:eastAsia="Consolas" w:hAnsi="Consolas" w:cs="Consolas"/>
+          <w:color w:val="auto"/>
         </w:rPr>
         <w:t>hofbus-tester.c</w:t>
       </w:r>
-      <w:proofErr w:type="spellEnd"/>
-      <w:r>
-        <w:rPr>
-          <w:rFonts w:ascii="Consolas" w:eastAsia="Consolas" w:hAnsi="Consolas" w:cs="Consolas"/>
-        </w:rPr>
-        <w:t xml:space="preserve"> </w:t>
-      </w:r>
-      <w:r>
-        <w:t>is not expected to be modified. If you do so for some reason, please upload the tester as well and explain the changes you made and why.</w:t>
+      <w:r>
+        <w:rPr>
+          <w:color w:val="auto"/>
+        </w:rPr>
+        <w:t>.</w:t>
       </w:r>
     </w:p>
     <w:sectPr>
@@ -3581,7 +3640,7 @@
         <w:kern w:val="2"/>
         <w:sz w:val="24"/>
         <w:szCs w:val="24"/>
-        <w:lang w:val="en-SE" w:eastAsia="zh-CN" w:bidi="ar-SA"/>
+        <w:lang w:eastAsia="zh-CN" w:bidi="ar-SA"/>
         <w14:ligatures w14:val="standardContextual"/>
       </w:rPr>
     </w:rPrDefault>
@@ -4116,7 +4175,7 @@
       <w:kern w:val="28"/>
       <w:sz w:val="56"/>
       <w:szCs w:val="56"/>
-      <w:lang w:val="en-SE"/>
+      <w:lang/>
     </w:rPr>
   </w:style>
   <w:style w:type="paragraph" w:styleId="ListParagraph">

--- a/Labs/Lab2 Bus.docx
+++ b/Labs/Lab2 Bus.docx
@@ -69,7 +69,6 @@
       <w:r>
         <w:rPr>
           <w:color w:val="auto"/>
-          <w:lang w:val="en-US"/>
         </w:rPr>
         <w:t>, not WSL on Windows</w:t>
       </w:r>
@@ -386,7 +385,6 @@
       <w:r>
         <w:rPr>
           <w:color w:val="auto"/>
-          <w:lang w:val="en-US"/>
         </w:rPr>
         <w:t xml:space="preserve"> the bus</w:t>
       </w:r>
@@ -2742,7 +2740,6 @@
         <w:rPr>
           <w:rFonts w:eastAsiaTheme="minorEastAsia"/>
           <w:color w:val="auto"/>
-          <w:lang w:val="en-US"/>
         </w:rPr>
         <w:t>S</w:t>
       </w:r>
@@ -2757,7 +2754,6 @@
         <w:rPr>
           <w:rFonts w:eastAsiaTheme="minorEastAsia"/>
           <w:color w:val="auto"/>
-          <w:lang w:val="en-US"/>
         </w:rPr>
         <w:t>report that</w:t>
       </w:r>
@@ -2772,7 +2768,6 @@
         <w:rPr>
           <w:rFonts w:eastAsiaTheme="minorEastAsia"/>
           <w:color w:val="auto"/>
-          <w:lang w:val="en-US"/>
         </w:rPr>
         <w:t>s</w:t>
       </w:r>
@@ -2787,7 +2782,6 @@
         <w:rPr>
           <w:rFonts w:eastAsiaTheme="minorEastAsia"/>
           <w:color w:val="auto"/>
-          <w:lang w:val="en-US"/>
         </w:rPr>
         <w:t xml:space="preserve"> line-by-line, </w:t>
       </w:r>
@@ -2801,15 +2795,55 @@
         <w:rPr>
           <w:rFonts w:eastAsiaTheme="minorEastAsia"/>
           <w:color w:val="auto"/>
-          <w:lang w:val="en-US"/>
-        </w:rPr>
-        <w:t>. Also</w:t>
+        </w:rPr>
+        <w:t xml:space="preserve">. </w:t>
+      </w:r>
+      <w:r>
+        <w:rPr>
+          <w:rFonts w:eastAsiaTheme="minorEastAsia" w:hint="eastAsia"/>
+          <w:color w:val="auto"/>
+        </w:rPr>
+        <w:t xml:space="preserve">Please use the </w:t>
       </w:r>
       <w:r>
         <w:rPr>
           <w:rFonts w:eastAsiaTheme="minorEastAsia"/>
           <w:color w:val="auto"/>
-          <w:lang w:val="en-US"/>
+        </w:rPr>
+        <w:t>“</w:t>
+      </w:r>
+      <w:r>
+        <w:rPr>
+          <w:rFonts w:eastAsiaTheme="minorEastAsia"/>
+          <w:color w:val="auto"/>
+        </w:rPr>
+        <w:t>Lab Report Template.docx</w:t>
+      </w:r>
+      <w:r>
+        <w:rPr>
+          <w:rFonts w:eastAsiaTheme="minorEastAsia"/>
+          <w:color w:val="auto"/>
+        </w:rPr>
+        <w:t>”</w:t>
+      </w:r>
+      <w:r>
+        <w:rPr>
+          <w:rFonts w:eastAsiaTheme="minorEastAsia" w:hint="eastAsia"/>
+          <w:color w:val="auto"/>
+        </w:rPr>
+        <w:t xml:space="preserve"> on the course homepage. </w:t>
+      </w:r>
+      <w:r>
+        <w:rPr>
+          <w:rFonts w:eastAsiaTheme="minorEastAsia"/>
+          <w:color w:val="auto"/>
+        </w:rPr>
+        <w:t>Also</w:t>
+      </w:r>
+      <w:r>
+        <w:rPr>
+          <w:rFonts w:eastAsiaTheme="minorEastAsia"/>
+          <w:color w:val="auto"/>
         </w:rPr>
         <w:t>,</w:t>
       </w:r>
@@ -2817,7 +2851,6 @@
         <w:rPr>
           <w:rFonts w:eastAsiaTheme="minorEastAsia"/>
           <w:color w:val="auto"/>
-          <w:lang w:val="en-US"/>
         </w:rPr>
         <w:t xml:space="preserve"> submit your implemented </w:t>
       </w:r>
@@ -2826,67 +2859,341 @@
           <w:rFonts w:ascii="Consolas" w:eastAsia="Consolas" w:hAnsi="Consolas" w:cs="Consolas"/>
           <w:color w:val="auto"/>
         </w:rPr>
-        <w:t>hofbus.c</w:t>
-      </w:r>
+        <w:t xml:space="preserve">hofbus.c </w:t>
+      </w:r>
+      <w:r>
+        <w:rPr>
+          <w:color w:val="auto"/>
+        </w:rPr>
+        <w:t>file.</w:t>
+      </w:r>
+      <w:r>
+        <w:rPr>
+          <w:color w:val="auto"/>
+        </w:rPr>
+        <w:t xml:space="preserve"> </w:t>
+      </w:r>
+      <w:r>
+        <w:rPr>
+          <w:color w:val="auto"/>
+        </w:rPr>
+        <w:t>D</w:t>
+      </w:r>
+      <w:r>
+        <w:rPr>
+          <w:color w:val="auto"/>
+        </w:rPr>
+        <w:t>o not modify</w:t>
+      </w:r>
+      <w:r>
+        <w:rPr>
+          <w:color w:val="auto"/>
+        </w:rPr>
+        <w:t xml:space="preserve"> </w:t>
+      </w:r>
+      <w:r>
+        <w:rPr>
+          <w:color w:val="auto"/>
+        </w:rPr>
+        <w:t xml:space="preserve">the testing harness </w:t>
+      </w:r>
+      <w:proofErr w:type="spellStart"/>
       <w:r>
         <w:rPr>
           <w:rFonts w:ascii="Consolas" w:eastAsia="Consolas" w:hAnsi="Consolas" w:cs="Consolas"/>
           <w:color w:val="auto"/>
-          <w:lang w:val="en-US"/>
-        </w:rPr>
-        <w:t xml:space="preserve"> </w:t>
-      </w:r>
-      <w:r>
-        <w:rPr>
-          <w:color w:val="auto"/>
-        </w:rPr>
-        <w:t>file</w:t>
-      </w:r>
-      <w:r>
-        <w:rPr>
-          <w:color w:val="auto"/>
-          <w:lang w:val="en-US"/>
+        </w:rPr>
+        <w:t>hofbus-tester.c</w:t>
+      </w:r>
+      <w:proofErr w:type="spellEnd"/>
+      <w:r>
+        <w:rPr>
+          <w:color w:val="auto"/>
         </w:rPr>
         <w:t>.</w:t>
       </w:r>
-      <w:r>
-        <w:rPr>
-          <w:color w:val="auto"/>
-        </w:rPr>
-        <w:t xml:space="preserve"> </w:t>
-      </w:r>
-      <w:r>
-        <w:rPr>
-          <w:color w:val="auto"/>
-          <w:lang w:val="en-US"/>
-        </w:rPr>
-        <w:t>Please do not modify</w:t>
-      </w:r>
-      <w:r>
-        <w:rPr>
-          <w:color w:val="auto"/>
-        </w:rPr>
-        <w:t xml:space="preserve"> </w:t>
-      </w:r>
-      <w:r>
-        <w:rPr>
-          <w:color w:val="auto"/>
-          <w:lang w:val="en-US"/>
-        </w:rPr>
-        <w:t xml:space="preserve">the testing harness </w:t>
-      </w:r>
-      <w:r>
-        <w:rPr>
-          <w:rFonts w:ascii="Consolas" w:eastAsia="Consolas" w:hAnsi="Consolas" w:cs="Consolas"/>
-          <w:color w:val="auto"/>
-        </w:rPr>
-        <w:t>hofbus-tester.c</w:t>
-      </w:r>
-      <w:r>
-        <w:rPr>
-          <w:color w:val="auto"/>
-        </w:rPr>
-        <w:t>.</w:t>
+    </w:p>
+    <w:p>
+      <w:pPr>
+        <w:ind w:left="-5" w:right="15"/>
+        <w:rPr>
+          <w:color w:val="auto"/>
+        </w:rPr>
+      </w:pPr>
+    </w:p>
+    <w:p>
+      <w:pPr>
+        <w:keepNext/>
+        <w:keepLines/>
+        <w:shd w:val="clear" w:color="auto" w:fill="E0E0E0"/>
+        <w:spacing w:after="0" w:line="250" w:lineRule="auto"/>
+        <w:ind w:left="0" w:firstLine="0"/>
+        <w:outlineLvl w:val="0"/>
+        <w:rPr>
+          <w:rFonts w:ascii="Arial" w:eastAsia="Arial" w:hAnsi="Arial" w:cs="Arial"/>
+          <w:b/>
+          <w:color w:val="auto"/>
+          <w:sz w:val="24"/>
+        </w:rPr>
+      </w:pPr>
+      <w:r>
+        <w:rPr>
+          <w:rFonts w:ascii="Arial" w:eastAsia="Arial" w:hAnsi="Arial" w:cs="Arial"/>
+          <w:b/>
+          <w:color w:val="auto"/>
+          <w:sz w:val="24"/>
+        </w:rPr>
+        <w:t>Grading fabric</w:t>
+      </w:r>
+    </w:p>
+    <w:p>
+      <w:pPr>
+        <w:ind w:left="-5" w:right="15"/>
+        <w:rPr>
+          <w:color w:val="auto"/>
+        </w:rPr>
+      </w:pPr>
+      <w:r>
+        <w:rPr>
+          <w:color w:val="auto"/>
+        </w:rPr>
+        <w:t xml:space="preserve">Correct </w:t>
+      </w:r>
+      <w:r>
+        <w:rPr>
+          <w:color w:val="auto"/>
+        </w:rPr>
+        <w:t>output screenshot: 3 pts</w:t>
+      </w:r>
+    </w:p>
+    <w:p>
+      <w:pPr>
+        <w:ind w:left="-5" w:right="15"/>
+        <w:rPr>
+          <w:rFonts w:eastAsiaTheme="minorEastAsia"/>
+          <w:color w:val="auto"/>
+        </w:rPr>
+      </w:pPr>
+      <w:r>
+        <w:rPr>
+          <w:rFonts w:eastAsiaTheme="minorEastAsia"/>
+          <w:color w:val="auto"/>
+        </w:rPr>
+        <w:t>Each of the following 8 items</w:t>
+      </w:r>
+      <w:r>
+        <w:rPr>
+          <w:rFonts w:eastAsiaTheme="minorEastAsia"/>
+          <w:color w:val="auto"/>
+        </w:rPr>
+        <w:t xml:space="preserve"> in </w:t>
+      </w:r>
+      <w:proofErr w:type="spellStart"/>
+      <w:r>
+        <w:rPr>
+          <w:rFonts w:eastAsiaTheme="minorEastAsia"/>
+          <w:color w:val="auto"/>
+        </w:rPr>
+        <w:t>hofbus_incomplete.c</w:t>
+      </w:r>
+      <w:proofErr w:type="spellEnd"/>
+      <w:r>
+        <w:rPr>
+          <w:rFonts w:eastAsiaTheme="minorEastAsia"/>
+          <w:color w:val="auto"/>
+        </w:rPr>
+        <w:t>: 2 pts</w:t>
+      </w:r>
+    </w:p>
+    <w:p>
+      <w:pPr>
+        <w:ind w:left="-5" w:right="15"/>
+        <w:rPr>
+          <w:color w:val="auto"/>
+        </w:rPr>
+      </w:pPr>
+      <w:r>
+        <w:rPr>
+          <w:color w:val="auto"/>
+        </w:rPr>
+        <w:tab/>
+        <w:t>// Locking mutex</w:t>
+      </w:r>
+    </w:p>
+    <w:p>
+      <w:pPr>
+        <w:ind w:left="-5" w:right="15"/>
+        <w:rPr>
+          <w:color w:val="auto"/>
+        </w:rPr>
+      </w:pPr>
+      <w:r>
+        <w:rPr>
+          <w:color w:val="auto"/>
+        </w:rPr>
+        <w:tab/>
+        <w:t xml:space="preserve">// Increment the waiting </w:t>
+      </w:r>
+      <w:proofErr w:type="gramStart"/>
+      <w:r>
+        <w:rPr>
+          <w:color w:val="auto"/>
+        </w:rPr>
+        <w:t>students</w:t>
+      </w:r>
+      <w:proofErr w:type="gramEnd"/>
+      <w:r>
+        <w:rPr>
+          <w:color w:val="auto"/>
+        </w:rPr>
+        <w:t xml:space="preserve"> number</w:t>
+      </w:r>
+    </w:p>
+    <w:p>
+      <w:pPr>
+        <w:ind w:left="-5" w:right="15"/>
+        <w:rPr>
+          <w:color w:val="auto"/>
+        </w:rPr>
+      </w:pPr>
+      <w:r>
+        <w:rPr>
+          <w:color w:val="auto"/>
+        </w:rPr>
+        <w:tab/>
+        <w:t xml:space="preserve">// While the </w:t>
+      </w:r>
+      <w:proofErr w:type="gramStart"/>
+      <w:r>
+        <w:rPr>
+          <w:color w:val="auto"/>
+        </w:rPr>
+        <w:t>students</w:t>
+      </w:r>
+      <w:proofErr w:type="gramEnd"/>
+      <w:r>
+        <w:rPr>
+          <w:color w:val="auto"/>
+        </w:rPr>
+        <w:t xml:space="preserve"> ticket is not the next ticket</w:t>
+      </w:r>
+    </w:p>
+    <w:p>
+      <w:pPr>
+        <w:ind w:left="-5" w:right="15"/>
+        <w:rPr>
+          <w:color w:val="auto"/>
+        </w:rPr>
+      </w:pPr>
+      <w:r>
+        <w:rPr>
+          <w:color w:val="auto"/>
+        </w:rPr>
+        <w:tab/>
+        <w:t>// Decrement waiting students and available seats</w:t>
+      </w:r>
+    </w:p>
+    <w:p>
+      <w:pPr>
+        <w:ind w:left="-5" w:right="15"/>
+        <w:rPr>
+          <w:color w:val="auto"/>
+        </w:rPr>
+      </w:pPr>
+      <w:r>
+        <w:rPr>
+          <w:color w:val="auto"/>
+        </w:rPr>
+        <w:tab/>
+        <w:t xml:space="preserve">// Get the ticket </w:t>
+      </w:r>
+      <w:proofErr w:type="gramStart"/>
+      <w:r>
+        <w:rPr>
+          <w:color w:val="auto"/>
+        </w:rPr>
+        <w:t>of</w:t>
+      </w:r>
+      <w:proofErr w:type="gramEnd"/>
+      <w:r>
+        <w:rPr>
+          <w:color w:val="auto"/>
+        </w:rPr>
+        <w:t xml:space="preserve"> the next student</w:t>
+      </w:r>
+    </w:p>
+    <w:p>
+      <w:pPr>
+        <w:ind w:left="-5" w:right="15"/>
+        <w:rPr>
+          <w:color w:val="auto"/>
+        </w:rPr>
+      </w:pPr>
+      <w:r>
+        <w:rPr>
+          <w:color w:val="auto"/>
+        </w:rPr>
+        <w:tab/>
+        <w:t>// Increment next ticket and student number</w:t>
+      </w:r>
+    </w:p>
+    <w:p>
+      <w:pPr>
+        <w:ind w:left="-5" w:right="15"/>
+        <w:rPr>
+          <w:color w:val="auto"/>
+        </w:rPr>
+      </w:pPr>
+      <w:r>
+        <w:rPr>
+          <w:color w:val="auto"/>
+        </w:rPr>
+        <w:tab/>
+        <w:t>// Signal the bus is loaded</w:t>
+      </w:r>
+    </w:p>
+    <w:p>
+      <w:pPr>
+        <w:ind w:left="-5" w:right="15"/>
+        <w:rPr>
+          <w:color w:val="auto"/>
+        </w:rPr>
+      </w:pPr>
+      <w:r>
+        <w:rPr>
+          <w:color w:val="auto"/>
+        </w:rPr>
+        <w:tab/>
+        <w:t>// Unlocking mutex</w:t>
+      </w:r>
+    </w:p>
+    <w:p>
+      <w:pPr>
+        <w:ind w:left="-5" w:right="15"/>
+        <w:rPr>
+          <w:rFonts w:eastAsiaTheme="minorEastAsia"/>
+          <w:color w:val="auto"/>
+        </w:rPr>
+      </w:pPr>
+      <w:r>
+        <w:rPr>
+          <w:color w:val="auto"/>
+        </w:rPr>
+        <w:t xml:space="preserve">Use of </w:t>
+      </w:r>
+      <w:r>
+        <w:rPr>
+          <w:rFonts w:eastAsiaTheme="minorEastAsia"/>
+          <w:color w:val="auto"/>
+        </w:rPr>
+        <w:t>Lab Report Template.docx</w:t>
+      </w:r>
+      <w:r>
+        <w:rPr>
+          <w:rFonts w:eastAsiaTheme="minorEastAsia"/>
+          <w:color w:val="auto"/>
+        </w:rPr>
+        <w:t>: 1 pt</w:t>
       </w:r>
     </w:p>
     <w:sectPr>
@@ -3640,7 +3947,7 @@
         <w:kern w:val="2"/>
         <w:sz w:val="24"/>
         <w:szCs w:val="24"/>
-        <w:lang w:eastAsia="zh-CN" w:bidi="ar-SA"/>
+        <w:lang w:val="en-US" w:eastAsia="zh-CN" w:bidi="ar-SA"/>
         <w14:ligatures w14:val="standardContextual"/>
       </w:rPr>
     </w:rPrDefault>
@@ -4175,7 +4482,6 @@
       <w:kern w:val="28"/>
       <w:sz w:val="56"/>
       <w:szCs w:val="56"/>
-      <w:lang/>
     </w:rPr>
   </w:style>
   <w:style w:type="paragraph" w:styleId="ListParagraph">

--- a/Labs/Lab2 Bus.docx
+++ b/Labs/Lab2 Bus.docx
@@ -76,7 +76,31 @@
         <w:rPr>
           <w:color w:val="auto"/>
         </w:rPr>
-        <w:t>. Please refer to “Running Linux on Windows or MacOS” on course homepage.)</w:t>
+        <w:t>. Please refer to “</w:t>
+      </w:r>
+      <w:r>
+        <w:rPr>
+          <w:color w:val="auto"/>
+        </w:rPr>
+        <w:t>CS Lab Technology Guide</w:t>
+      </w:r>
+      <w:r>
+        <w:rPr>
+          <w:color w:val="auto"/>
+        </w:rPr>
+        <w:t xml:space="preserve">” </w:t>
+      </w:r>
+      <w:r>
+        <w:rPr>
+          <w:color w:val="auto"/>
+        </w:rPr>
+        <w:t>to log into Linux machines on campus</w:t>
+      </w:r>
+      <w:r>
+        <w:rPr>
+          <w:color w:val="auto"/>
+        </w:rPr>
+        <w:t>.)</w:t>
       </w:r>
     </w:p>
     <w:p>
@@ -2897,7 +2921,6 @@
         </w:rPr>
         <w:t xml:space="preserve">the testing harness </w:t>
       </w:r>
-      <w:proofErr w:type="spellStart"/>
       <w:r>
         <w:rPr>
           <w:rFonts w:ascii="Consolas" w:eastAsia="Consolas" w:hAnsi="Consolas" w:cs="Consolas"/>
@@ -2905,7 +2928,6 @@
         </w:rPr>
         <w:t>hofbus-tester.c</w:t>
       </w:r>
-      <w:proofErr w:type="spellEnd"/>
       <w:r>
         <w:rPr>
           <w:color w:val="auto"/>
@@ -2988,7 +3010,6 @@
         </w:rPr>
         <w:t xml:space="preserve"> in </w:t>
       </w:r>
-      <w:proofErr w:type="spellStart"/>
       <w:r>
         <w:rPr>
           <w:rFonts w:eastAsiaTheme="minorEastAsia"/>
@@ -2996,7 +3017,6 @@
         </w:rPr>
         <w:t>hofbus_incomplete.c</w:t>
       </w:r>
-      <w:proofErr w:type="spellEnd"/>
       <w:r>
         <w:rPr>
           <w:rFonts w:eastAsiaTheme="minorEastAsia"/>
@@ -3032,21 +3052,7 @@
           <w:color w:val="auto"/>
         </w:rPr>
         <w:tab/>
-        <w:t xml:space="preserve">// Increment the waiting </w:t>
-      </w:r>
-      <w:proofErr w:type="gramStart"/>
-      <w:r>
-        <w:rPr>
-          <w:color w:val="auto"/>
-        </w:rPr>
-        <w:t>students</w:t>
-      </w:r>
-      <w:proofErr w:type="gramEnd"/>
-      <w:r>
-        <w:rPr>
-          <w:color w:val="auto"/>
-        </w:rPr>
-        <w:t xml:space="preserve"> number</w:t>
+        <w:t>// Increment the waiting students number</w:t>
       </w:r>
     </w:p>
     <w:p>
@@ -3061,21 +3067,7 @@
           <w:color w:val="auto"/>
         </w:rPr>
         <w:tab/>
-        <w:t xml:space="preserve">// While the </w:t>
-      </w:r>
-      <w:proofErr w:type="gramStart"/>
-      <w:r>
-        <w:rPr>
-          <w:color w:val="auto"/>
-        </w:rPr>
-        <w:t>students</w:t>
-      </w:r>
-      <w:proofErr w:type="gramEnd"/>
-      <w:r>
-        <w:rPr>
-          <w:color w:val="auto"/>
-        </w:rPr>
-        <w:t xml:space="preserve"> ticket is not the next ticket</w:t>
+        <w:t>// While the students ticket is not the next ticket</w:t>
       </w:r>
     </w:p>
     <w:p>
@@ -3105,21 +3097,7 @@
           <w:color w:val="auto"/>
         </w:rPr>
         <w:tab/>
-        <w:t xml:space="preserve">// Get the ticket </w:t>
-      </w:r>
-      <w:proofErr w:type="gramStart"/>
-      <w:r>
-        <w:rPr>
-          <w:color w:val="auto"/>
-        </w:rPr>
-        <w:t>of</w:t>
-      </w:r>
-      <w:proofErr w:type="gramEnd"/>
-      <w:r>
-        <w:rPr>
-          <w:color w:val="auto"/>
-        </w:rPr>
-        <w:t xml:space="preserve"> the next student</w:t>
+        <w:t>// Get the ticket of the next student</w:t>
       </w:r>
     </w:p>
     <w:p>
